--- a/dist/SUBMISSION_FINAL/P6_Meta_MIR/01_manuscript_blinded.docx
+++ b/dist/SUBMISSION_FINAL/P6_Meta_MIR/01_manuscript_blinded.docx
@@ -2578,7 +2578,7 @@
         </m:r>
       </m:oMath>
       <w:r>
-        <w:t xml:space="preserve">) was not executed as registered: a second independent coder was not available, so extraction and moderator coding were performed by a single coder (the first author). Consequently, no inter-coder reliability statistics are reported; coding quality was instead supported by pilot calibration and double-entry verification (Section 3.3.2), and a dual-coded reliability check is a stated priority for the planned formal-search expansion. Fifth, the drop-Frontier sensitivity analysis on ICRV (reported in §4.3) and the construct-validity restriction of cDAI moderation to the Span+Follow subsample (reported in §4.4) were added in response to data features identified during analysis; we report both alongside the pre-registered full-sample tests for transparency, with the post-hoc tests interpreted as confirmatory diagnostics rather than primary findings. The extraction codebook accompanying the data (v1.1) documents the coding actually applied; the registered v1.0 scheme remains in the frozen OSF record.</w:t>
+        <w:t xml:space="preserve">) was not executed as registered: a second independent coder was not available, so extraction and moderator coding were performed by a single coder (the first author). Consequently, no inter-coder reliability statistics are reported; coding quality was instead supported by pilot calibration and double-entry verification (Section 3.3.2), and a dual-coded reliability check is a stated priority for the planned formal-search expansion. Fifth, the drop-Frontier sensitivity analysis on ICRV (reported in Section 4.3) and the construct-validity restriction of cDAI moderation to the Span+Follow subsample (reported in Section 4.4) were added in response to data features identified during analysis; we report both alongside the pre-registered full-sample tests for transparency, with the post-hoc tests interpreted as confirmatory diagnostics rather than primary findings. The extraction codebook accompanying the data (v1.1) documents the coding actually applied; the registered v1.0 scheme remains in the frozen OSF record.</w:t>
       </w:r>
     </w:p>
     <w:bookmarkEnd w:id="33"/>
@@ -2753,7 +2753,7 @@
         <w:t xml:space="preserve"> </w:t>
       </w:r>
       <w:r>
-        <w:t xml:space="preserve">for the analyses reported here: the eligibility criteria, extraction protocol, and pre-registered hypotheses all apply to it as a self-contained sample, and the substantive conclusions of the article (including the publication-bias paradox documented in §5.2) stand on Path A alone.</w:t>
+        <w:t xml:space="preserve">for the analyses reported here: the eligibility criteria, extraction protocol, and pre-registered hypotheses all apply to it as a self-contained sample, and the substantive conclusions of the article (including the publication-bias paradox documented in Section 5.2) stand on Path A alone.</w:t>
       </w:r>
       <w:r>
         <w:t xml:space="preserve"> </w:t>
@@ -2785,7 +2785,7 @@
         <w:t xml:space="preserve"> </w:t>
       </w:r>
       <w:r>
-        <w:t xml:space="preserve">via systematic WoS + Scopus search (20 May 2026): 3,263 records → 795 duplicates removed → 1,397 L1 excluded → 782 L2 screened over 8 rounds, yielding 785 Y / 1,694 N / 3 UNSURE; 741 of 785 Y carry DOIs, 547 await full-text extraction. We disclose Path B to document the planned future replication of the present article's results on a corpus of</w:t>
+        <w:t xml:space="preserve">via systematic WoS + Scopus search (20 May 2026): 3,263 records; 795 duplicates removed; 1,397 L1 excluded; 782 L2 screened over 8 rounds, yielding 785 Y / 1,694 N / 3 UNSURE; 741 of 785 Y carry DOIs, 547 await full-text extraction. We disclose Path B to document the planned future replication of the present article's results on a corpus of</w:t>
       </w:r>
       <w:r>
         <w:t xml:space="preserve"> </w:t>
@@ -4149,7 +4149,7 @@
         <w:t xml:space="preserve"> </w:t>
       </w:r>
       <w:r>
-        <w:t xml:space="preserve">= 238 here) and is reported as a sensitivity rather than as the primary inference (see §3.7). Full model equations and estimator rationale are provided as</w:t>
+        <w:t xml:space="preserve">= 238 here) and is reported as a sensitivity rather than as the primary inference (see Section 3.7). Full model equations and estimator rationale are provided as</w:t>
       </w:r>
       <w:r>
         <w:t xml:space="preserve"> </w:t>
@@ -8513,7 +8513,7 @@
         <w:t xml:space="preserve"> </w:t>
       </w:r>
       <w:r>
-        <w:t xml:space="preserve">= 0.074 → PET-PEESE</w:t>
+        <w:t xml:space="preserve">= 0.074; PET-PEESE</w:t>
       </w:r>
       <w:r>
         <w:t xml:space="preserve"> </w:t>
@@ -9504,7 +9504,7 @@
         <w:t xml:space="preserve"> </w:t>
       </w:r>
       <w:r>
-        <w:t xml:space="preserve">= 0.069) statistically indistinguishable from the Advanced-Innovation mean, directly contrary to E1a's predicted advanced-over-emerging ordering. A companion primary-study analysis by the present author group (Author Citation, 2025 — IntechOpen) on 380 Indian WBES firms documents a negative aggregate DOI coefficient with manager experience and female top-management leadership as positive moderating factors, a pattern consistent with the firm-level-compensating-resources interpretation discussed in §5.2; we note this overlap to flag, rather than conceal, the link to our wider primary-study programme.</w:t>
+        <w:t xml:space="preserve">= 0.069) statistically indistinguishable from the Advanced-Innovation mean, directly contrary to E1a's predicted advanced-over-emerging ordering. A companion primary-study analysis by the present author group (Author Citation, 2025 — IntechOpen) on 380 Indian WBES firms documents a negative aggregate DOI coefficient with manager experience and female top-management leadership as positive moderating factors, a pattern consistent with the firm-level-compensating-resources interpretation discussed in Section 5.2; we note this overlap to flag, rather than conceal, the link to our wider primary-study programme.</w:t>
       </w:r>
     </w:p>
     <w:p>
@@ -10259,7 +10259,7 @@
         <w:pStyle w:val="FirstParagraph"/>
       </w:pPr>
       <w:r>
-        <w:t xml:space="preserve">Three implications follow within the constraints set by §5.2's paradox. Because the bias-corrected effect (</w:t>
+        <w:t xml:space="preserve">Three implications follow within the constraints set by Section 5.2's paradox. Because the bias-corrected effect (</w:t>
       </w:r>
       <w:r>
         <w:rPr>
@@ -10800,7 +10800,7 @@
         <w:t xml:space="preserve"> </w:t>
       </w:r>
       <w:r>
-        <w:t xml:space="preserve">≥ 400 corpus would deliver a definitive moderator test. Third, the publication-bias finding motivates a dedicated audit of unpublished I-P results (surveys, grey literature, dissertations) to bound the true population effect more precisely than trim-and-fill alone (see §5.4 for the full inferential-bound argument).</w:t>
+        <w:t xml:space="preserve">≥ 400 corpus would deliver a definitive moderator test. Third, the publication-bias finding motivates a dedicated audit of unpublished I-P results (surveys, grey literature, dissertations) to bound the true population effect more precisely than trim-and-fill alone (see Section 5.4 for the full inferential-bound argument).</w:t>
       </w:r>
     </w:p>
     <w:p>
@@ -12470,7 +12470,7 @@
           <w:iCs/>
           <w:i/>
         </w:rPr>
-        <w:t xml:space="preserve">12,000-word envelope. Revision v1.3 addresses the publication-bias paradox (§5.2), construct-validity restriction of cDAI (§4.4), drop-Frontier-led ICRV framing (§4.3), and a fifth disclosed pre-registration deviation (§3.1).</w:t>
+        <w:t xml:space="preserve">12,000-word envelope. Revision v1.3 addresses the publication-bias paradox (Section 5.2), construct-validity restriction of cDAI (Section 4.4), drop-Frontier-led ICRV framing (Section 4.3), and a fifth disclosed pre-registration deviation (Section 3.1).</w:t>
       </w:r>
       <w:r>
         <w:t xml:space="preserve"> </w:t>

--- a/dist/SUBMISSION_FINAL/P6_Meta_MIR/01_manuscript_blinded.docx
+++ b/dist/SUBMISSION_FINAL/P6_Meta_MIR/01_manuscript_blinded.docx
@@ -2,7 +2,7 @@
 <file path=word/document.xml><?xml version="1.0" encoding="utf-8"?>
 <w:document xmlns:w="http://schemas.openxmlformats.org/wordprocessingml/2006/main" xmlns:m="http://schemas.openxmlformats.org/officeDocument/2006/math" xmlns:r="http://schemas.openxmlformats.org/officeDocument/2006/relationships" xmlns:o="urn:schemas-microsoft-com:office:office" xmlns:v="urn:schemas-microsoft-com:vml" xmlns:w10="urn:schemas-microsoft-com:office:word" xmlns:a="http://schemas.openxmlformats.org/drawingml/2006/main" xmlns:pic="http://schemas.openxmlformats.org/drawingml/2006/picture" xmlns:wp="http://schemas.openxmlformats.org/drawingml/2006/wordprocessingDrawing">
   <w:body>
-    <w:bookmarkStart w:id="91" w:name="X71f68986ebdedfa6a7fda36701097f5cdd5e3a2"/>
+    <w:bookmarkStart w:id="93" w:name="X71f68986ebdedfa6a7fda36701097f5cdd5e3a2"/>
     <w:p>
       <w:pPr>
         <w:pStyle w:val="Heading1"/>
@@ -10811,12 +10811,48 @@
       </w:r>
     </w:p>
     <w:bookmarkEnd w:id="75"/>
-    <w:bookmarkStart w:id="76" w:name="funding"/>
+    <w:bookmarkStart w:id="76" w:name="acknowledgements"/>
     <w:p>
       <w:pPr>
         <w:pStyle w:val="Heading2"/>
       </w:pPr>
       <w:r>
+        <w:t xml:space="preserve">Acknowledgements</w:t>
+      </w:r>
+    </w:p>
+    <w:p>
+      <w:pPr>
+        <w:pStyle w:val="FirstParagraph"/>
+      </w:pPr>
+      <w:r>
+        <w:t xml:space="preserve">We thank the authors of the 238 primary studies whose effect sizes are aggregated here; without their original data collection this meta-analysis would not be possible. We also acknowledge methodological guidance from the published works of Borenstein et al. (2021) and Vevea &amp; Woods (2005). For primary studies drawing on World Bank Enterprise Surveys, we thank the Enterprise Analysis Unit of the Development Economics Global Indicators Group of the World Bank for the underlying data infrastructure that enabled multi-country effect-size extraction.</w:t>
+      </w:r>
+    </w:p>
+    <w:bookmarkEnd w:id="76"/>
+    <w:bookmarkStart w:id="77" w:name="X799c23334c5944d058eaf15944a1408ff96b683"/>
+    <w:p>
+      <w:pPr>
+        <w:pStyle w:val="Heading2"/>
+      </w:pPr>
+      <w:r>
+        <w:t xml:space="preserve">Use of Generative AI in the Writing Process</w:t>
+      </w:r>
+    </w:p>
+    <w:p>
+      <w:pPr>
+        <w:pStyle w:val="FirstParagraph"/>
+      </w:pPr>
+      <w:r>
+        <w:t xml:space="preserve">Generative AI tools were used during manuscript preparation to assist with language editing, consistency checking of statistical notation across six bias-test methods, formatting of the reference list, and assembly of replication-package documentation. All conceptual framing, hypothesis development, meta-analytic model specification, results interpretation, and final wording were authored by the human authors, who take full responsibility for the content of the publication.</w:t>
+      </w:r>
+    </w:p>
+    <w:bookmarkEnd w:id="77"/>
+    <w:bookmarkStart w:id="78" w:name="funding"/>
+    <w:p>
+      <w:pPr>
+        <w:pStyle w:val="Heading2"/>
+      </w:pPr>
+      <w:r>
         <w:t xml:space="preserve">Funding</w:t>
       </w:r>
     </w:p>
@@ -10828,8 +10864,8 @@
         <w:t xml:space="preserve">This research received no specific grant from any funding agency in the public, commercial, or not-for-profit sectors.</w:t>
       </w:r>
     </w:p>
-    <w:bookmarkEnd w:id="76"/>
-    <w:bookmarkStart w:id="77" w:name="competing-interests"/>
+    <w:bookmarkEnd w:id="78"/>
+    <w:bookmarkStart w:id="79" w:name="competing-interests"/>
     <w:p>
       <w:pPr>
         <w:pStyle w:val="Heading2"/>
@@ -10846,8 +10882,8 @@
         <w:t xml:space="preserve">The authors declare no conflict of interest.</w:t>
       </w:r>
     </w:p>
-    <w:bookmarkEnd w:id="77"/>
-    <w:bookmarkStart w:id="78" w:name="data-availability"/>
+    <w:bookmarkEnd w:id="79"/>
+    <w:bookmarkStart w:id="80" w:name="data-availability"/>
     <w:p>
       <w:pPr>
         <w:pStyle w:val="Heading2"/>
@@ -10889,8 +10925,8 @@
         </w:pict>
       </w:r>
     </w:p>
-    <w:bookmarkEnd w:id="78"/>
-    <w:bookmarkStart w:id="89" w:name="references"/>
+    <w:bookmarkEnd w:id="80"/>
+    <w:bookmarkStart w:id="91" w:name="references"/>
     <w:p>
       <w:pPr>
         <w:pStyle w:val="Heading2"/>
@@ -11183,7 +11219,7 @@
       <w:r>
         <w:t xml:space="preserve"> </w:t>
       </w:r>
-      <w:hyperlink r:id="rId79">
+      <w:hyperlink r:id="rId81">
         <w:r>
           <w:rPr>
             <w:rStyle w:val="Hyperlink"/>
@@ -11323,7 +11359,7 @@
       <w:r>
         <w:t xml:space="preserve"> </w:t>
       </w:r>
-      <w:hyperlink r:id="rId80">
+      <w:hyperlink r:id="rId82">
         <w:r>
           <w:rPr>
             <w:rStyle w:val="Hyperlink"/>
@@ -11355,7 +11391,7 @@
       <w:r>
         <w:t xml:space="preserve"> </w:t>
       </w:r>
-      <w:hyperlink r:id="rId81">
+      <w:hyperlink r:id="rId83">
         <w:r>
           <w:rPr>
             <w:rStyle w:val="Hyperlink"/>
@@ -11621,7 +11657,7 @@
       <w:r>
         <w:t xml:space="preserve"> </w:t>
       </w:r>
-      <w:hyperlink r:id="rId82">
+      <w:hyperlink r:id="rId84">
         <w:r>
           <w:rPr>
             <w:rStyle w:val="Hyperlink"/>
@@ -11653,7 +11689,7 @@
       <w:r>
         <w:t xml:space="preserve"> </w:t>
       </w:r>
-      <w:hyperlink r:id="rId83">
+      <w:hyperlink r:id="rId85">
         <w:r>
           <w:rPr>
             <w:rStyle w:val="Hyperlink"/>
@@ -11727,7 +11763,7 @@
       <w:r>
         <w:t xml:space="preserve"> </w:t>
       </w:r>
-      <w:hyperlink r:id="rId84">
+      <w:hyperlink r:id="rId86">
         <w:r>
           <w:rPr>
             <w:rStyle w:val="Hyperlink"/>
@@ -11915,7 +11951,7 @@
       <w:r>
         <w:t xml:space="preserve"> </w:t>
       </w:r>
-      <w:hyperlink r:id="rId85">
+      <w:hyperlink r:id="rId87">
         <w:r>
           <w:rPr>
             <w:rStyle w:val="Hyperlink"/>
@@ -11947,7 +11983,7 @@
       <w:r>
         <w:t xml:space="preserve"> </w:t>
       </w:r>
-      <w:hyperlink r:id="rId86">
+      <w:hyperlink r:id="rId88">
         <w:r>
           <w:rPr>
             <w:rStyle w:val="Hyperlink"/>
@@ -12021,7 +12057,7 @@
       <w:r>
         <w:t xml:space="preserve"> </w:t>
       </w:r>
-      <w:hyperlink r:id="rId87">
+      <w:hyperlink r:id="rId89">
         <w:r>
           <w:rPr>
             <w:rStyle w:val="Hyperlink"/>
@@ -12116,7 +12152,7 @@
       <w:r>
         <w:t xml:space="preserve"> </w:t>
       </w:r>
-      <w:hyperlink r:id="rId88">
+      <w:hyperlink r:id="rId90">
         <w:r>
           <w:rPr>
             <w:rStyle w:val="Hyperlink"/>
@@ -12174,8 +12210,8 @@
         </w:pict>
       </w:r>
     </w:p>
-    <w:bookmarkEnd w:id="89"/>
-    <w:bookmarkStart w:id="90" w:name="supplementary-materials-osf"/>
+    <w:bookmarkEnd w:id="91"/>
+    <w:bookmarkStart w:id="92" w:name="supplementary-materials-osf"/>
     <w:p>
       <w:pPr>
         <w:pStyle w:val="Heading2"/>
@@ -12522,8 +12558,8 @@
         <w:t xml:space="preserve">). Analyses use the verified baseline corpus (k = 238 studies, K = 288 effect sizes); the formal WoS/Scopus search expansion is ongoing and will be incorporated at revision. Effect-size coding follows the standardized protocol summarized in Section 3.4 and detailed in Supp-B.</w:t>
       </w:r>
     </w:p>
-    <w:bookmarkEnd w:id="90"/>
-    <w:bookmarkEnd w:id="91"/>
+    <w:bookmarkEnd w:id="92"/>
+    <w:bookmarkEnd w:id="93"/>
     <w:sectPr>
       <w:pgSz w:h="16838" w:w="11906"/>
       <w:pgMar w:bottom="1417" w:left="1417" w:right="1417" w:top="1417"/>

--- a/dist/SUBMISSION_FINAL/P6_Meta_MIR/01_manuscript_blinded.docx
+++ b/dist/SUBMISSION_FINAL/P6_Meta_MIR/01_manuscript_blinded.docx
@@ -2,7 +2,7 @@
 <file path=word/document.xml><?xml version="1.0" encoding="utf-8"?>
 <w:document xmlns:w="http://schemas.openxmlformats.org/wordprocessingml/2006/main" xmlns:m="http://schemas.openxmlformats.org/officeDocument/2006/math" xmlns:r="http://schemas.openxmlformats.org/officeDocument/2006/relationships" xmlns:o="urn:schemas-microsoft-com:office:office" xmlns:v="urn:schemas-microsoft-com:vml" xmlns:w10="urn:schemas-microsoft-com:office:word" xmlns:a="http://schemas.openxmlformats.org/drawingml/2006/main" xmlns:pic="http://schemas.openxmlformats.org/drawingml/2006/picture" xmlns:wp="http://schemas.openxmlformats.org/drawingml/2006/wordprocessingDrawing">
   <w:body>
-    <w:bookmarkStart w:id="93" w:name="X71f68986ebdedfa6a7fda36701097f5cdd5e3a2"/>
+    <w:bookmarkStart w:id="72" w:name="X71f68986ebdedfa6a7fda36701097f5cdd5e3a2"/>
     <w:p>
       <w:pPr>
         <w:pStyle w:val="Heading1"/>
@@ -374,6 +374,24 @@
       </w:r>
       <w:r>
         <w:t xml:space="preserve">internationalization–performance; meta-analysis; three-level model; digital adoption; institutional context; publication bias</w:t>
+      </w:r>
+    </w:p>
+    <w:p>
+      <w:pPr>
+        <w:pStyle w:val="BodyText"/>
+      </w:pPr>
+      <w:r>
+        <w:rPr>
+          <w:bCs/>
+          <w:b/>
+        </w:rPr>
+        <w:t xml:space="preserve">JEL classification:</w:t>
+      </w:r>
+      <w:r>
+        <w:t xml:space="preserve"> </w:t>
+      </w:r>
+      <w:r>
+        <w:t xml:space="preserve">F23 (multinational firms; international business); C83 (survey methods; sampling methods); O33 (technological change: choices and consequences); D22 (firm behaviour: empirical analysis); L25 (firm performance).</w:t>
       </w:r>
     </w:p>
     <w:p>
@@ -962,7 +980,7 @@
       </w:r>
     </w:p>
     <w:bookmarkEnd w:id="21"/>
-    <w:bookmarkStart w:id="31" w:name="Xce0b9068aa677089fdc23e66f61b75516af2bf7"/>
+    <w:bookmarkStart w:id="28" w:name="Xce0b9068aa677089fdc23e66f61b75516af2bf7"/>
     <w:p>
       <w:pPr>
         <w:pStyle w:val="Heading2"/>
@@ -1665,7 +1683,7 @@
       </w:r>
     </w:p>
     <w:bookmarkEnd w:id="26"/>
-    <w:bookmarkStart w:id="30" w:name="X9f459728ae2c4e39aee69d49761868d88bce138"/>
+    <w:bookmarkStart w:id="27" w:name="X9f459728ae2c4e39aee69d49761868d88bce138"/>
     <w:p>
       <w:pPr>
         <w:pStyle w:val="Heading3"/>
@@ -1679,46 +1697,7 @@
         <w:pStyle w:val="FirstParagraph"/>
       </w:pPr>
       <w:r>
-        <w:drawing>
-          <wp:inline>
-            <wp:extent cx="5753100" cy="3710006"/>
-            <wp:effectExtent b="0" l="0" r="0" t="0"/>
-            <wp:docPr descr="Figure 1: Conceptual model, Three-level MARA with ICRV, cDAI, and DPL moderators" title="" id="28" name="Picture"/>
-            <a:graphic>
-              <a:graphicData uri="http://schemas.openxmlformats.org/drawingml/2006/picture">
-                <pic:pic>
-                  <pic:nvPicPr>
-                    <pic:cNvPr descr="figures/figure_1_conceptual_model.png" id="29" name="Picture"/>
-                    <pic:cNvPicPr>
-                      <a:picLocks noChangeArrowheads="1" noChangeAspect="1"/>
-                    </pic:cNvPicPr>
-                  </pic:nvPicPr>
-                  <pic:blipFill>
-                    <a:blip r:embed="rId27"/>
-                    <a:stretch>
-                      <a:fillRect/>
-                    </a:stretch>
-                  </pic:blipFill>
-                  <pic:spPr bwMode="auto">
-                    <a:xfrm>
-                      <a:off x="0" y="0"/>
-                      <a:ext cx="5753100" cy="3710006"/>
-                    </a:xfrm>
-                    <a:prstGeom prst="rect">
-                      <a:avLst/>
-                    </a:prstGeom>
-                    <a:noFill/>
-                    <a:ln w="9525">
-                      <a:noFill/>
-                      <a:headEnd/>
-                      <a:tailEnd/>
-                    </a:ln>
-                  </pic:spPr>
-                </pic:pic>
-              </a:graphicData>
-            </a:graphic>
-          </wp:inline>
-        </w:drawing>
+        <w:t xml:space="preserve">Figure 1: Conceptual model, Three-level MARA with ICRV, cDAI, and DPL moderators</w:t>
       </w:r>
     </w:p>
     <w:p>
@@ -2221,9 +2200,9 @@
         </w:pict>
       </w:r>
     </w:p>
-    <w:bookmarkEnd w:id="30"/>
-    <w:bookmarkEnd w:id="31"/>
-    <w:bookmarkStart w:id="46" w:name="Xeae2dc85413e447d2c08d145b986cffc1f454f7"/>
+    <w:bookmarkEnd w:id="27"/>
+    <w:bookmarkEnd w:id="28"/>
+    <w:bookmarkStart w:id="40" w:name="Xeae2dc85413e447d2c08d145b986cffc1f454f7"/>
     <w:p>
       <w:pPr>
         <w:pStyle w:val="Heading2"/>
@@ -2304,7 +2283,7 @@
         <w:t xml:space="preserve">) components, enabling correct attribution of variance to methodological versus contextual sources.</w:t>
       </w:r>
     </w:p>
-    <w:bookmarkStart w:id="33" w:name="X8beda39a661fcb1509b7059043e15ad6d0ce778"/>
+    <w:bookmarkStart w:id="30" w:name="X8beda39a661fcb1509b7059043e15ad6d0ce778"/>
     <w:p>
       <w:pPr>
         <w:pStyle w:val="Heading3"/>
@@ -2508,7 +2487,7 @@
       <w:r>
         <w:t xml:space="preserve"> </w:t>
       </w:r>
-      <w:hyperlink r:id="rId32">
+      <w:hyperlink r:id="rId29">
         <w:r>
           <w:rPr>
             <w:rStyle w:val="Hyperlink"/>
@@ -2581,8 +2560,8 @@
         <w:t xml:space="preserve">) was not executed as registered: a second independent coder was not available, so extraction and moderator coding were performed by a single coder (the first author). Consequently, no inter-coder reliability statistics are reported; coding quality was instead supported by pilot calibration and double-entry verification (Section 3.3.2), and a dual-coded reliability check is a stated priority for the planned formal-search expansion. Fifth, the drop-Frontier sensitivity analysis on ICRV (reported in Section 4.3) and the construct-validity restriction of cDAI moderation to the Span+Follow subsample (reported in Section 4.4) were added in response to data features identified during analysis; we report both alongside the pre-registered full-sample tests for transparency, with the post-hoc tests interpreted as confirmatory diagnostics rather than primary findings. The extraction codebook accompanying the data (v1.1) documents the coding actually applied; the registered v1.0 scheme remains in the frozen OSF record.</w:t>
       </w:r>
     </w:p>
-    <w:bookmarkEnd w:id="33"/>
-    <w:bookmarkStart w:id="37" w:name="Xe67e40459b15893f891bd95e2d3c9a6925f6957"/>
+    <w:bookmarkEnd w:id="30"/>
+    <w:bookmarkStart w:id="31" w:name="Xe67e40459b15893f891bd95e2d3c9a6925f6957"/>
     <w:p>
       <w:pPr>
         <w:pStyle w:val="Heading3"/>
@@ -2850,50 +2829,43 @@
         <w:pStyle w:val="BodyText"/>
       </w:pPr>
       <w:r>
-        <w:drawing>
-          <wp:inline>
-            <wp:extent cx="5753100" cy="7273882"/>
-            <wp:effectExtent b="0" l="0" r="0" t="0"/>
-            <wp:docPr descr="Figure 7. PRISMA 2020 two-path flow diagram. Path A (left, blue): the analyzed corpus k = 238 / K = 288, complete. Path B (right, orange-amber): formal WoS + Scopus expansion, 547 records pending full-text extraction. The final analyzed corpus pools to Path A only at the current build." title="" id="35" name="Picture"/>
-            <a:graphic>
-              <a:graphicData uri="http://schemas.openxmlformats.org/drawingml/2006/picture">
-                <pic:pic>
-                  <pic:nvPicPr>
-                    <pic:cNvPr descr="figures/figure_prisma_2020_flow.png" id="36" name="Picture"/>
-                    <pic:cNvPicPr>
-                      <a:picLocks noChangeArrowheads="1" noChangeAspect="1"/>
-                    </pic:cNvPicPr>
-                  </pic:nvPicPr>
-                  <pic:blipFill>
-                    <a:blip r:embed="rId34"/>
-                    <a:stretch>
-                      <a:fillRect/>
-                    </a:stretch>
-                  </pic:blipFill>
-                  <pic:spPr bwMode="auto">
-                    <a:xfrm>
-                      <a:off x="0" y="0"/>
-                      <a:ext cx="5753100" cy="7273882"/>
-                    </a:xfrm>
-                    <a:prstGeom prst="rect">
-                      <a:avLst/>
-                    </a:prstGeom>
-                    <a:noFill/>
-                    <a:ln w="9525">
-                      <a:noFill/>
-                      <a:headEnd/>
-                      <a:tailEnd/>
-                    </a:ln>
-                  </pic:spPr>
-                </pic:pic>
-              </a:graphicData>
-            </a:graphic>
-          </wp:inline>
-        </w:drawing>
-      </w:r>
-    </w:p>
-    <w:bookmarkEnd w:id="37"/>
-    <w:bookmarkStart w:id="41" w:name="X1d41e663e785934d4feadbd21b81f03c51339a8"/>
+        <w:t xml:space="preserve">Figure 7. PRISMA 2020 two-path flow diagram. Path A (left, blue): the analyzed corpus</w:t>
+      </w:r>
+      <w:r>
+        <w:t xml:space="preserve"> </w:t>
+      </w:r>
+      <w:r>
+        <w:rPr>
+          <w:iCs/>
+          <w:i/>
+        </w:rPr>
+        <w:t xml:space="preserve">k</w:t>
+      </w:r>
+      <w:r>
+        <w:t xml:space="preserve"> </w:t>
+      </w:r>
+      <w:r>
+        <w:t xml:space="preserve">= 238 /</w:t>
+      </w:r>
+      <w:r>
+        <w:t xml:space="preserve"> </w:t>
+      </w:r>
+      <w:r>
+        <w:rPr>
+          <w:iCs/>
+          <w:i/>
+        </w:rPr>
+        <w:t xml:space="preserve">K</w:t>
+      </w:r>
+      <w:r>
+        <w:t xml:space="preserve"> </w:t>
+      </w:r>
+      <w:r>
+        <w:t xml:space="preserve">= 288, complete. Path B (right, orange-amber): formal WoS + Scopus expansion, 547 records pending full-text extraction. The final analyzed corpus pools to Path A only at the current build.</w:t>
+      </w:r>
+    </w:p>
+    <w:bookmarkEnd w:id="31"/>
+    <w:bookmarkStart w:id="35" w:name="X1d41e663e785934d4feadbd21b81f03c51339a8"/>
     <w:p>
       <w:pPr>
         <w:pStyle w:val="Heading3"/>
@@ -2902,7 +2874,7 @@
         <w:t xml:space="preserve">3.3 Data Extraction and Quality Assurance</w:t>
       </w:r>
     </w:p>
-    <w:bookmarkStart w:id="38" w:name="X08ffec85c6ae73d1d7d5bae8230a193cc0c32b0"/>
+    <w:bookmarkStart w:id="32" w:name="X08ffec85c6ae73d1d7d5bae8230a193cc0c32b0"/>
     <w:p>
       <w:pPr>
         <w:pStyle w:val="Heading4"/>
@@ -3363,8 +3335,8 @@
         <w:t xml:space="preserve">All extracted and coded records were entered into the permanent study database and subject to the double-entry verification described in Section 3.3.2.</w:t>
       </w:r>
     </w:p>
-    <w:bookmarkEnd w:id="38"/>
-    <w:bookmarkStart w:id="39" w:name="X3517c67dfe005a0cb42aad932692446db1a0273"/>
+    <w:bookmarkEnd w:id="32"/>
+    <w:bookmarkStart w:id="33" w:name="X3517c67dfe005a0cb42aad932692446db1a0273"/>
     <w:p>
       <w:pPr>
         <w:pStyle w:val="Heading4"/>
@@ -3423,8 +3395,8 @@
         <w:t xml:space="preserve">) are not reported; this single-coder constraint is acknowledged in the Limitations (Section 5), and a dual-coded reliability check is a stated priority for the planned formal-search expansion.</w:t>
       </w:r>
     </w:p>
-    <w:bookmarkEnd w:id="39"/>
-    <w:bookmarkStart w:id="40" w:name="X5be2e0a2ca6cb65463b6962be6810bfed28508c"/>
+    <w:bookmarkEnd w:id="33"/>
+    <w:bookmarkStart w:id="34" w:name="X5be2e0a2ca6cb65463b6962be6810bfed28508c"/>
     <w:p>
       <w:pPr>
         <w:pStyle w:val="Heading4"/>
@@ -3441,9 +3413,9 @@
         <w:t xml:space="preserve">Consistent with established practice in internationalization–performance meta-analysis (Bausch &amp; Krist, 2007; Marano et al., 2016), no formal study-level risk-of-bias instrument (e.g., RoB 2, ROBINS-I) was applied to individual primary studies. The I-P corpus is composed exclusively of peer-reviewed observational survey studies; the threats most relevant to this literature, publication bias, omitted-variable bias, and measurement heterogeneity in the DOI operationalization, are addressed at the synthesis level rather than the study level. Publication bias is assessed via Egger's regression test, Begg and Mazumdar's (1994) rank-correlation test, and Duval and Tweedie's (2000) trim-and-fill procedure (Section 3.6). Measurement heterogeneity is addressed through moderator coding of DOI type (FSTS, FATA, entropy, count) and performance type, and through the three-level model's explicit decomposition of within-study variance attributable to multiple specifications per study.</w:t>
       </w:r>
     </w:p>
-    <w:bookmarkEnd w:id="40"/>
-    <w:bookmarkEnd w:id="41"/>
-    <w:bookmarkStart w:id="42" w:name="X601957e051aebf49785be7eb6f4c3dde13d76da"/>
+    <w:bookmarkEnd w:id="34"/>
+    <w:bookmarkEnd w:id="35"/>
+    <w:bookmarkStart w:id="36" w:name="X601957e051aebf49785be7eb6f4c3dde13d76da"/>
     <w:p>
       <w:pPr>
         <w:pStyle w:val="Heading3"/>
@@ -3748,8 +3720,8 @@
         <w:t xml:space="preserve">2014). Studies where data years cannot be determined from the paper are coded as "Span" by default and flagged.</w:t>
       </w:r>
     </w:p>
-    <w:bookmarkEnd w:id="42"/>
-    <w:bookmarkStart w:id="43" w:name="X39398803b6212107b1d34889a3ed87f1d2a89f2"/>
+    <w:bookmarkEnd w:id="36"/>
+    <w:bookmarkStart w:id="37" w:name="X39398803b6212107b1d34889a3ed87f1d2a89f2"/>
     <w:p>
       <w:pPr>
         <w:pStyle w:val="Heading3"/>
@@ -4165,8 +4137,8 @@
         <w:t xml:space="preserve">.</w:t>
       </w:r>
     </w:p>
-    <w:bookmarkEnd w:id="43"/>
-    <w:bookmarkStart w:id="44" w:name="X2f1abb1755f8cc5892d8e5725c0dbd361d50806"/>
+    <w:bookmarkEnd w:id="37"/>
+    <w:bookmarkStart w:id="38" w:name="X2f1abb1755f8cc5892d8e5725c0dbd361d50806"/>
     <w:p>
       <w:pPr>
         <w:pStyle w:val="Heading3"/>
@@ -4410,8 +4382,8 @@
         <w:t xml:space="preserve">.</w:t>
       </w:r>
     </w:p>
-    <w:bookmarkEnd w:id="44"/>
-    <w:bookmarkStart w:id="45" w:name="Xe36430cf7d8e0a8c6df93020e9507d5e203e939"/>
+    <w:bookmarkEnd w:id="38"/>
+    <w:bookmarkStart w:id="39" w:name="Xe36430cf7d8e0a8c6df93020e9507d5e203e939"/>
     <w:p>
       <w:pPr>
         <w:pStyle w:val="Heading3"/>
@@ -4486,9 +4458,9 @@
         </w:pict>
       </w:r>
     </w:p>
-    <w:bookmarkEnd w:id="45"/>
-    <w:bookmarkEnd w:id="46"/>
-    <w:bookmarkStart w:id="69" w:name="X121719332867ee227f0a04b486098cee978c6e6"/>
+    <w:bookmarkEnd w:id="39"/>
+    <w:bookmarkEnd w:id="40"/>
+    <w:bookmarkStart w:id="48" w:name="X121719332867ee227f0a04b486098cee978c6e6"/>
     <w:p>
       <w:pPr>
         <w:pStyle w:val="Heading2"/>
@@ -4497,7 +4469,7 @@
         <w:t xml:space="preserve">4. Results</w:t>
       </w:r>
     </w:p>
-    <w:bookmarkStart w:id="50" w:name="X04aea52a138d4b1fe1efc2014400b089b77c5ce"/>
+    <w:bookmarkStart w:id="41" w:name="X04aea52a138d4b1fe1efc2014400b089b77c5ce"/>
     <w:p>
       <w:pPr>
         <w:pStyle w:val="Heading3"/>
@@ -5675,50 +5647,11 @@
         <w:pStyle w:val="BodyText"/>
       </w:pPr>
       <w:r>
-        <w:drawing>
-          <wp:inline>
-            <wp:extent cx="5753100" cy="2547026"/>
-            <wp:effectExtent b="0" l="0" r="0" t="0"/>
-            <wp:docPr descr="Figure 6. Distribution of primary studies by publication year (k = 238). The corpus is right-skewed toward post-2000 publications, with the 2010–2022 window accounting for 59% of the studies. Sparse pre-1990 density precludes a separate early-period subgroup; DPL phase boundaries (2009, 2014) are anchored to digital-coordination diffusion landmarks rather than to within-corpus density." title="" id="48" name="Picture"/>
-            <a:graphic>
-              <a:graphicData uri="http://schemas.openxmlformats.org/drawingml/2006/picture">
-                <pic:pic>
-                  <pic:nvPicPr>
-                    <pic:cNvPr descr="figures/figure6_year_distribution.png" id="49" name="Picture"/>
-                    <pic:cNvPicPr>
-                      <a:picLocks noChangeArrowheads="1" noChangeAspect="1"/>
-                    </pic:cNvPicPr>
-                  </pic:nvPicPr>
-                  <pic:blipFill>
-                    <a:blip r:embed="rId47"/>
-                    <a:stretch>
-                      <a:fillRect/>
-                    </a:stretch>
-                  </pic:blipFill>
-                  <pic:spPr bwMode="auto">
-                    <a:xfrm>
-                      <a:off x="0" y="0"/>
-                      <a:ext cx="5753100" cy="2547026"/>
-                    </a:xfrm>
-                    <a:prstGeom prst="rect">
-                      <a:avLst/>
-                    </a:prstGeom>
-                    <a:noFill/>
-                    <a:ln w="9525">
-                      <a:noFill/>
-                      <a:headEnd/>
-                      <a:tailEnd/>
-                    </a:ln>
-                  </pic:spPr>
-                </pic:pic>
-              </a:graphicData>
-            </a:graphic>
-          </wp:inline>
-        </w:drawing>
-      </w:r>
-    </w:p>
-    <w:bookmarkEnd w:id="50"/>
-    <w:bookmarkStart w:id="51" w:name="X484949e7994e09bd70500137e9d7c8f884b58c1"/>
+        <w:t xml:space="preserve">Figure 6. Distribution of primary studies by publication year (k = 238). The corpus is right-skewed toward post-2000 publications, with the 2010–2022 window accounting for 59% of the studies. Sparse pre-1990 density precludes a separate early-period subgroup; DPL phase boundaries (2009, 2014) are anchored to digital-coordination diffusion landmarks rather than to within-corpus density.</w:t>
+      </w:r>
+    </w:p>
+    <w:bookmarkEnd w:id="41"/>
+    <w:bookmarkStart w:id="42" w:name="X484949e7994e09bd70500137e9d7c8f884b58c1"/>
     <w:p>
       <w:pPr>
         <w:pStyle w:val="Heading3"/>
@@ -6494,8 +6427,8 @@
         <w:t xml:space="preserve">= 87.8%, well above the sampling-error floor, motivates the moderator analyses; however, as Sections 4.3–4.5 show, the coded country/time moderators leave the bulk of this within-study heterogeneity unresolved.</w:t>
       </w:r>
     </w:p>
-    <w:bookmarkEnd w:id="51"/>
-    <w:bookmarkStart w:id="55" w:name="X58c962719f77434e3e9b87bd1741b5544c6666a"/>
+    <w:bookmarkEnd w:id="42"/>
+    <w:bookmarkStart w:id="43" w:name="X58c962719f77434e3e9b87bd1741b5544c6666a"/>
     <w:p>
       <w:pPr>
         <w:pStyle w:val="Heading3"/>
@@ -7073,46 +7006,7 @@
         <w:pStyle w:val="BodyText"/>
       </w:pPr>
       <w:r>
-        <w:drawing>
-          <wp:inline>
-            <wp:extent cx="5753100" cy="3430252"/>
-            <wp:effectExtent b="0" l="0" r="0" t="0"/>
-            <wp:docPr descr="Figure 2: ICRV regime forest plot, subgroup pooled effects with 95% CI" title="" id="53" name="Picture"/>
-            <a:graphic>
-              <a:graphicData uri="http://schemas.openxmlformats.org/drawingml/2006/picture">
-                <pic:pic>
-                  <pic:nvPicPr>
-                    <pic:cNvPr descr="figures/figure2_icrv_forest.png" id="54" name="Picture"/>
-                    <pic:cNvPicPr>
-                      <a:picLocks noChangeArrowheads="1" noChangeAspect="1"/>
-                    </pic:cNvPicPr>
-                  </pic:nvPicPr>
-                  <pic:blipFill>
-                    <a:blip r:embed="rId52"/>
-                    <a:stretch>
-                      <a:fillRect/>
-                    </a:stretch>
-                  </pic:blipFill>
-                  <pic:spPr bwMode="auto">
-                    <a:xfrm>
-                      <a:off x="0" y="0"/>
-                      <a:ext cx="5753100" cy="3430252"/>
-                    </a:xfrm>
-                    <a:prstGeom prst="rect">
-                      <a:avLst/>
-                    </a:prstGeom>
-                    <a:noFill/>
-                    <a:ln w="9525">
-                      <a:noFill/>
-                      <a:headEnd/>
-                      <a:tailEnd/>
-                    </a:ln>
-                  </pic:spPr>
-                </pic:pic>
-              </a:graphicData>
-            </a:graphic>
-          </wp:inline>
-        </w:drawing>
+        <w:t xml:space="preserve">Figure 2: ICRV regime forest plot, subgroup pooled effects with 95% CI</w:t>
       </w:r>
     </w:p>
     <w:p>
@@ -7466,8 +7360,8 @@
         <w:t xml:space="preserve">= 4). (Numbering crosswalk: P6 Code II ≡ dissertation Regime III, P6 Code III ≡ Regime IV, FR ≡ Regime V, SIDS ≡ Regime VI; see Section 2 moderator coding.)</w:t>
       </w:r>
     </w:p>
-    <w:bookmarkEnd w:id="55"/>
-    <w:bookmarkStart w:id="56" w:name="X541c92fe8ae9c523bbb1875dcc9c5525c218523"/>
+    <w:bookmarkEnd w:id="43"/>
+    <w:bookmarkStart w:id="44" w:name="X541c92fe8ae9c523bbb1875dcc9c5525c218523"/>
     <w:p>
       <w:pPr>
         <w:pStyle w:val="Heading3"/>
@@ -7766,8 +7660,8 @@
         <w:t xml:space="preserve">= 238 sample.</w:t>
       </w:r>
     </w:p>
-    <w:bookmarkEnd w:id="56"/>
-    <w:bookmarkStart w:id="60" w:name="X0f13fb15b20194b37c5b9d050ad7a7079c0644a"/>
+    <w:bookmarkEnd w:id="44"/>
+    <w:bookmarkStart w:id="45" w:name="X0f13fb15b20194b37c5b9d050ad7a7079c0644a"/>
     <w:p>
       <w:pPr>
         <w:pStyle w:val="Heading3"/>
@@ -8068,46 +7962,7 @@
         <w:pStyle w:val="BodyText"/>
       </w:pPr>
       <w:r>
-        <w:drawing>
-          <wp:inline>
-            <wp:extent cx="5753100" cy="4403829"/>
-            <wp:effectExtent b="0" l="0" r="0" t="0"/>
-            <wp:docPr descr="Figure 3: DPL phase moderation, pooled I-P effect by digital adoption epoch" title="" id="58" name="Picture"/>
-            <a:graphic>
-              <a:graphicData uri="http://schemas.openxmlformats.org/drawingml/2006/picture">
-                <pic:pic>
-                  <pic:nvPicPr>
-                    <pic:cNvPr descr="figures/figure3_dpl_phase.png" id="59" name="Picture"/>
-                    <pic:cNvPicPr>
-                      <a:picLocks noChangeArrowheads="1" noChangeAspect="1"/>
-                    </pic:cNvPicPr>
-                  </pic:nvPicPr>
-                  <pic:blipFill>
-                    <a:blip r:embed="rId57"/>
-                    <a:stretch>
-                      <a:fillRect/>
-                    </a:stretch>
-                  </pic:blipFill>
-                  <pic:spPr bwMode="auto">
-                    <a:xfrm>
-                      <a:off x="0" y="0"/>
-                      <a:ext cx="5753100" cy="4403829"/>
-                    </a:xfrm>
-                    <a:prstGeom prst="rect">
-                      <a:avLst/>
-                    </a:prstGeom>
-                    <a:noFill/>
-                    <a:ln w="9525">
-                      <a:noFill/>
-                      <a:headEnd/>
-                      <a:tailEnd/>
-                    </a:ln>
-                  </pic:spPr>
-                </pic:pic>
-              </a:graphicData>
-            </a:graphic>
-          </wp:inline>
-        </w:drawing>
+        <w:t xml:space="preserve">Figure 3: DPL phase moderation, pooled I-P effect by digital adoption epoch</w:t>
       </w:r>
     </w:p>
     <w:p>
@@ -8128,8 +7983,8 @@
         <w:t xml:space="preserve">DPL phase subgroup pooled effects with 95% CI. Between-phase differences are small and non-significant.</w:t>
       </w:r>
     </w:p>
-    <w:bookmarkEnd w:id="60"/>
-    <w:bookmarkStart w:id="64" w:name="X19c46ecf699f27e790e5a8fa6520cb51f104e4a"/>
+    <w:bookmarkEnd w:id="45"/>
+    <w:bookmarkStart w:id="46" w:name="X19c46ecf699f27e790e5a8fa6520cb51f104e4a"/>
     <w:p>
       <w:pPr>
         <w:pStyle w:val="Heading3"/>
@@ -8808,46 +8663,7 @@
         <w:pStyle w:val="BodyText"/>
       </w:pPr>
       <w:r>
-        <w:drawing>
-          <wp:inline>
-            <wp:extent cx="5753100" cy="4601444"/>
-            <wp:effectExtent b="0" l="0" r="0" t="0"/>
-            <wp:docPr descr="Figure 4: Funnel plot with trim-and-fill imputed studies" title="" id="62" name="Picture"/>
-            <a:graphic>
-              <a:graphicData uri="http://schemas.openxmlformats.org/drawingml/2006/picture">
-                <pic:pic>
-                  <pic:nvPicPr>
-                    <pic:cNvPr descr="figures/figure4_funnel_plot.png" id="63" name="Picture"/>
-                    <pic:cNvPicPr>
-                      <a:picLocks noChangeArrowheads="1" noChangeAspect="1"/>
-                    </pic:cNvPicPr>
-                  </pic:nvPicPr>
-                  <pic:blipFill>
-                    <a:blip r:embed="rId61"/>
-                    <a:stretch>
-                      <a:fillRect/>
-                    </a:stretch>
-                  </pic:blipFill>
-                  <pic:spPr bwMode="auto">
-                    <a:xfrm>
-                      <a:off x="0" y="0"/>
-                      <a:ext cx="5753100" cy="4601444"/>
-                    </a:xfrm>
-                    <a:prstGeom prst="rect">
-                      <a:avLst/>
-                    </a:prstGeom>
-                    <a:noFill/>
-                    <a:ln w="9525">
-                      <a:noFill/>
-                      <a:headEnd/>
-                      <a:tailEnd/>
-                    </a:ln>
-                  </pic:spPr>
-                </pic:pic>
-              </a:graphicData>
-            </a:graphic>
-          </wp:inline>
-        </w:drawing>
+        <w:t xml:space="preserve">Figure 4: Funnel plot with trim-and-fill imputed studies</w:t>
       </w:r>
     </w:p>
     <w:p>
@@ -8897,8 +8713,8 @@
         <w:t xml:space="preserve">= 0.035.</w:t>
       </w:r>
     </w:p>
-    <w:bookmarkEnd w:id="64"/>
-    <w:bookmarkStart w:id="68" w:name="X2944bef6cd2d25cd29d80b35f2bf895bc8ca4c2"/>
+    <w:bookmarkEnd w:id="46"/>
+    <w:bookmarkStart w:id="47" w:name="X2944bef6cd2d25cd29d80b35f2bf895bc8ca4c2"/>
     <w:p>
       <w:pPr>
         <w:pStyle w:val="Heading3"/>
@@ -9172,46 +8988,23 @@
         <w:pStyle w:val="BodyText"/>
       </w:pPr>
       <w:r>
-        <w:drawing>
-          <wp:inline>
-            <wp:extent cx="5753100" cy="2528953"/>
-            <wp:effectExtent b="0" l="0" r="0" t="0"/>
-            <wp:docPr descr="Figure 5: Leave-one-out sensitivity, pooled r̄ range across leave-one-out iterations" title="" id="66" name="Picture"/>
-            <a:graphic>
-              <a:graphicData uri="http://schemas.openxmlformats.org/drawingml/2006/picture">
-                <pic:pic>
-                  <pic:nvPicPr>
-                    <pic:cNvPr descr="figures/figure4_sensitivity.png" id="67" name="Picture"/>
-                    <pic:cNvPicPr>
-                      <a:picLocks noChangeArrowheads="1" noChangeAspect="1"/>
-                    </pic:cNvPicPr>
-                  </pic:nvPicPr>
-                  <pic:blipFill>
-                    <a:blip r:embed="rId65"/>
-                    <a:stretch>
-                      <a:fillRect/>
-                    </a:stretch>
-                  </pic:blipFill>
-                  <pic:spPr bwMode="auto">
-                    <a:xfrm>
-                      <a:off x="0" y="0"/>
-                      <a:ext cx="5753100" cy="2528953"/>
-                    </a:xfrm>
-                    <a:prstGeom prst="rect">
-                      <a:avLst/>
-                    </a:prstGeom>
-                    <a:noFill/>
-                    <a:ln w="9525">
-                      <a:noFill/>
-                      <a:headEnd/>
-                      <a:tailEnd/>
-                    </a:ln>
-                  </pic:spPr>
-                </pic:pic>
-              </a:graphicData>
-            </a:graphic>
-          </wp:inline>
-        </w:drawing>
+        <w:t xml:space="preserve">Figure 5: Leave-one-out sensitivity, pooled</w:t>
+      </w:r>
+      <w:r>
+        <w:t xml:space="preserve"> </w:t>
+      </w:r>
+      <w:r>
+        <w:rPr>
+          <w:iCs/>
+          <w:i/>
+        </w:rPr>
+        <w:t xml:space="preserve">r̄</w:t>
+      </w:r>
+      <w:r>
+        <w:t xml:space="preserve"> </w:t>
+      </w:r>
+      <w:r>
+        <w:t xml:space="preserve">range across leave-one-out iterations</w:t>
       </w:r>
     </w:p>
     <w:p>
@@ -9255,9 +9048,9 @@
         </w:pict>
       </w:r>
     </w:p>
-    <w:bookmarkEnd w:id="68"/>
-    <w:bookmarkEnd w:id="69"/>
-    <w:bookmarkStart w:id="74" w:name="X735612638e4e736e4693e459c258977262c0dfc"/>
+    <w:bookmarkEnd w:id="47"/>
+    <w:bookmarkEnd w:id="48"/>
+    <w:bookmarkStart w:id="53" w:name="X735612638e4e736e4693e459c258977262c0dfc"/>
     <w:p>
       <w:pPr>
         <w:pStyle w:val="Heading2"/>
@@ -9266,7 +9059,7 @@
         <w:t xml:space="preserve">5. Discussion</w:t>
       </w:r>
     </w:p>
-    <w:bookmarkStart w:id="70" w:name="X358d8a6bfbc612aa554abb1739dd28765579392"/>
+    <w:bookmarkStart w:id="49" w:name="X358d8a6bfbc612aa554abb1739dd28765579392"/>
     <w:p>
       <w:pPr>
         <w:pStyle w:val="Heading3"/>
@@ -9758,8 +9551,8 @@
         <w:t xml:space="preserve">= 0.079 vs. 0.069) does not reach significance, a result that bounds, rather than refutes, CIMT's institutional gradient prediction.</w:t>
       </w:r>
     </w:p>
-    <w:bookmarkEnd w:id="70"/>
-    <w:bookmarkStart w:id="71" w:name="X688563909f8febb75275ad832e560c448093230"/>
+    <w:bookmarkEnd w:id="49"/>
+    <w:bookmarkStart w:id="50" w:name="X688563909f8febb75275ad832e560c448093230"/>
     <w:p>
       <w:pPr>
         <w:pStyle w:val="Heading3"/>
@@ -10244,8 +10037,8 @@
         <w:t xml:space="preserve">threshold for adequately powered moderator tests beyond current corpora. Second, future I-P meta-analyses should report bias-corrected pooled estimates as the primary inference and treat raw estimates as descriptive only. We intend this paper to register the paradox; resolving it is a research-programme commitment beyond a single article.</w:t>
       </w:r>
     </w:p>
-    <w:bookmarkEnd w:id="71"/>
-    <w:bookmarkStart w:id="72" w:name="Xb1fcf2c8d5f0b973be8539a5c4cf4005bf85f3d"/>
+    <w:bookmarkEnd w:id="50"/>
+    <w:bookmarkStart w:id="51" w:name="Xb1fcf2c8d5f0b973be8539a5c4cf4005bf85f3d"/>
     <w:p>
       <w:pPr>
         <w:pStyle w:val="Heading3"/>
@@ -10336,8 +10129,8 @@
         <w:t xml:space="preserve">pre-registration and bias-corrected pooled reporting should become standard in future I-P meta-analyses.</w:t>
       </w:r>
     </w:p>
-    <w:bookmarkEnd w:id="72"/>
-    <w:bookmarkStart w:id="73" w:name="X0f6e89d87400594fb1abd2d07a881153acd68bb"/>
+    <w:bookmarkEnd w:id="51"/>
+    <w:bookmarkStart w:id="52" w:name="X0f6e89d87400594fb1abd2d07a881153acd68bb"/>
     <w:p>
       <w:pPr>
         <w:pStyle w:val="Heading3"/>
@@ -10480,9 +10273,9 @@
         </w:pict>
       </w:r>
     </w:p>
-    <w:bookmarkEnd w:id="73"/>
-    <w:bookmarkEnd w:id="74"/>
-    <w:bookmarkStart w:id="75" w:name="X6b297cc947e0db5526be369b1f0f4ddc67b2415"/>
+    <w:bookmarkEnd w:id="52"/>
+    <w:bookmarkEnd w:id="53"/>
+    <w:bookmarkStart w:id="54" w:name="X6b297cc947e0db5526be369b1f0f4ddc67b2415"/>
     <w:p>
       <w:pPr>
         <w:pStyle w:val="Heading2"/>
@@ -10810,8 +10603,8 @@
         </w:pict>
       </w:r>
     </w:p>
-    <w:bookmarkEnd w:id="75"/>
-    <w:bookmarkStart w:id="76" w:name="acknowledgements"/>
+    <w:bookmarkEnd w:id="54"/>
+    <w:bookmarkStart w:id="55" w:name="acknowledgements"/>
     <w:p>
       <w:pPr>
         <w:pStyle w:val="Heading2"/>
@@ -10828,8 +10621,8 @@
         <w:t xml:space="preserve">We thank the authors of the 238 primary studies whose effect sizes are aggregated here; without their original data collection this meta-analysis would not be possible. We also acknowledge methodological guidance from the published works of Borenstein et al. (2021) and Vevea &amp; Woods (2005). For primary studies drawing on World Bank Enterprise Surveys, we thank the Enterprise Analysis Unit of the Development Economics Global Indicators Group of the World Bank for the underlying data infrastructure that enabled multi-country effect-size extraction.</w:t>
       </w:r>
     </w:p>
-    <w:bookmarkEnd w:id="76"/>
-    <w:bookmarkStart w:id="77" w:name="X799c23334c5944d058eaf15944a1408ff96b683"/>
+    <w:bookmarkEnd w:id="55"/>
+    <w:bookmarkStart w:id="56" w:name="X799c23334c5944d058eaf15944a1408ff96b683"/>
     <w:p>
       <w:pPr>
         <w:pStyle w:val="Heading2"/>
@@ -10846,8 +10639,8 @@
         <w:t xml:space="preserve">Generative AI tools were used during manuscript preparation to assist with language editing, consistency checking of statistical notation across six bias-test methods, formatting of the reference list, and assembly of replication-package documentation. All conceptual framing, hypothesis development, meta-analytic model specification, results interpretation, and final wording were authored by the human authors, who take full responsibility for the content of the publication.</w:t>
       </w:r>
     </w:p>
-    <w:bookmarkEnd w:id="77"/>
-    <w:bookmarkStart w:id="78" w:name="funding"/>
+    <w:bookmarkEnd w:id="56"/>
+    <w:bookmarkStart w:id="57" w:name="funding"/>
     <w:p>
       <w:pPr>
         <w:pStyle w:val="Heading2"/>
@@ -10864,8 +10657,8 @@
         <w:t xml:space="preserve">This research received no specific grant from any funding agency in the public, commercial, or not-for-profit sectors.</w:t>
       </w:r>
     </w:p>
-    <w:bookmarkEnd w:id="78"/>
-    <w:bookmarkStart w:id="79" w:name="competing-interests"/>
+    <w:bookmarkEnd w:id="57"/>
+    <w:bookmarkStart w:id="58" w:name="competing-interests"/>
     <w:p>
       <w:pPr>
         <w:pStyle w:val="Heading2"/>
@@ -10882,8 +10675,8 @@
         <w:t xml:space="preserve">The authors declare no conflict of interest.</w:t>
       </w:r>
     </w:p>
-    <w:bookmarkEnd w:id="79"/>
-    <w:bookmarkStart w:id="80" w:name="data-availability"/>
+    <w:bookmarkEnd w:id="58"/>
+    <w:bookmarkStart w:id="59" w:name="data-availability"/>
     <w:p>
       <w:pPr>
         <w:pStyle w:val="Heading2"/>
@@ -10925,8 +10718,8 @@
         </w:pict>
       </w:r>
     </w:p>
-    <w:bookmarkEnd w:id="80"/>
-    <w:bookmarkStart w:id="91" w:name="references"/>
+    <w:bookmarkEnd w:id="59"/>
+    <w:bookmarkStart w:id="70" w:name="references"/>
     <w:p>
       <w:pPr>
         <w:pStyle w:val="Heading2"/>
@@ -11219,7 +11012,7 @@
       <w:r>
         <w:t xml:space="preserve"> </w:t>
       </w:r>
-      <w:hyperlink r:id="rId81">
+      <w:hyperlink r:id="rId60">
         <w:r>
           <w:rPr>
             <w:rStyle w:val="Hyperlink"/>
@@ -11359,7 +11152,7 @@
       <w:r>
         <w:t xml:space="preserve"> </w:t>
       </w:r>
-      <w:hyperlink r:id="rId82">
+      <w:hyperlink r:id="rId61">
         <w:r>
           <w:rPr>
             <w:rStyle w:val="Hyperlink"/>
@@ -11391,7 +11184,7 @@
       <w:r>
         <w:t xml:space="preserve"> </w:t>
       </w:r>
-      <w:hyperlink r:id="rId83">
+      <w:hyperlink r:id="rId62">
         <w:r>
           <w:rPr>
             <w:rStyle w:val="Hyperlink"/>
@@ -11657,7 +11450,7 @@
       <w:r>
         <w:t xml:space="preserve"> </w:t>
       </w:r>
-      <w:hyperlink r:id="rId84">
+      <w:hyperlink r:id="rId63">
         <w:r>
           <w:rPr>
             <w:rStyle w:val="Hyperlink"/>
@@ -11689,7 +11482,7 @@
       <w:r>
         <w:t xml:space="preserve"> </w:t>
       </w:r>
-      <w:hyperlink r:id="rId85">
+      <w:hyperlink r:id="rId64">
         <w:r>
           <w:rPr>
             <w:rStyle w:val="Hyperlink"/>
@@ -11763,7 +11556,7 @@
       <w:r>
         <w:t xml:space="preserve"> </w:t>
       </w:r>
-      <w:hyperlink r:id="rId86">
+      <w:hyperlink r:id="rId65">
         <w:r>
           <w:rPr>
             <w:rStyle w:val="Hyperlink"/>
@@ -11951,7 +11744,7 @@
       <w:r>
         <w:t xml:space="preserve"> </w:t>
       </w:r>
-      <w:hyperlink r:id="rId87">
+      <w:hyperlink r:id="rId66">
         <w:r>
           <w:rPr>
             <w:rStyle w:val="Hyperlink"/>
@@ -11983,7 +11776,7 @@
       <w:r>
         <w:t xml:space="preserve"> </w:t>
       </w:r>
-      <w:hyperlink r:id="rId88">
+      <w:hyperlink r:id="rId67">
         <w:r>
           <w:rPr>
             <w:rStyle w:val="Hyperlink"/>
@@ -12057,7 +11850,7 @@
       <w:r>
         <w:t xml:space="preserve"> </w:t>
       </w:r>
-      <w:hyperlink r:id="rId89">
+      <w:hyperlink r:id="rId68">
         <w:r>
           <w:rPr>
             <w:rStyle w:val="Hyperlink"/>
@@ -12152,7 +11945,7 @@
       <w:r>
         <w:t xml:space="preserve"> </w:t>
       </w:r>
-      <w:hyperlink r:id="rId90">
+      <w:hyperlink r:id="rId69">
         <w:r>
           <w:rPr>
             <w:rStyle w:val="Hyperlink"/>
@@ -12210,8 +12003,8 @@
         </w:pict>
       </w:r>
     </w:p>
-    <w:bookmarkEnd w:id="91"/>
-    <w:bookmarkStart w:id="92" w:name="supplementary-materials-osf"/>
+    <w:bookmarkEnd w:id="70"/>
+    <w:bookmarkStart w:id="71" w:name="supplementary-materials-osf"/>
     <w:p>
       <w:pPr>
         <w:pStyle w:val="Heading2"/>
@@ -12391,7 +12184,7 @@
       <w:r>
         <w:t xml:space="preserve">. All items are deposited on OSF (</w:t>
       </w:r>
-      <w:hyperlink r:id="rId32">
+      <w:hyperlink r:id="rId29">
         <w:r>
           <w:rPr>
             <w:rStyle w:val="Hyperlink"/>
@@ -12540,7 +12333,7 @@
         </w:rPr>
         <w:t xml:space="preserve">consistency check), the detailed eligibility criteria, the cDAI and DPL subgroup tables, the full robustness-checks table, the Section 3.2 PRISMA screening narrative, and extended methodological notes are migrated to OSF as Supp-A through Supp-M (</w:t>
       </w:r>
-      <w:hyperlink r:id="rId32">
+      <w:hyperlink r:id="rId29">
         <w:r>
           <w:rPr>
             <w:rStyle w:val="Hyperlink"/>
@@ -12558,8 +12351,8 @@
         <w:t xml:space="preserve">). Analyses use the verified baseline corpus (k = 238 studies, K = 288 effect sizes); the formal WoS/Scopus search expansion is ongoing and will be incorporated at revision. Effect-size coding follows the standardized protocol summarized in Section 3.4 and detailed in Supp-B.</w:t>
       </w:r>
     </w:p>
-    <w:bookmarkEnd w:id="92"/>
-    <w:bookmarkEnd w:id="93"/>
+    <w:bookmarkEnd w:id="71"/>
+    <w:bookmarkEnd w:id="72"/>
     <w:sectPr>
       <w:pgSz w:h="16838" w:w="11906"/>
       <w:pgMar w:bottom="1417" w:left="1417" w:right="1417" w:top="1417"/>

--- a/dist/SUBMISSION_FINAL/P6_Meta_MIR/01_manuscript_blinded.docx
+++ b/dist/SUBMISSION_FINAL/P6_Meta_MIR/01_manuscript_blinded.docx
@@ -2,7 +2,33 @@
 <file path=word/document.xml><?xml version="1.0" encoding="utf-8"?>
 <w:document xmlns:w="http://schemas.openxmlformats.org/wordprocessingml/2006/main" xmlns:m="http://schemas.openxmlformats.org/officeDocument/2006/math" xmlns:r="http://schemas.openxmlformats.org/officeDocument/2006/relationships" xmlns:o="urn:schemas-microsoft-com:office:office" xmlns:v="urn:schemas-microsoft-com:vml" xmlns:w10="urn:schemas-microsoft-com:office:word" xmlns:a="http://schemas.openxmlformats.org/drawingml/2006/main" xmlns:pic="http://schemas.openxmlformats.org/drawingml/2006/picture" xmlns:wp="http://schemas.openxmlformats.org/drawingml/2006/wordprocessingDrawing">
   <w:body>
-    <w:bookmarkStart w:id="72" w:name="X71f68986ebdedfa6a7fda36701097f5cdd5e3a2"/>
+    <w:sdt>
+      <w:sdtPr>
+        <w:docPartObj>
+          <w:docPartGallery w:val="Table of Contents"/>
+          <w:docPartUnique/>
+        </w:docPartObj>
+      </w:sdtPr>
+      <w:sdtContent>
+        <w:p>
+          <w:pPr>
+            <w:pStyle w:val="TOCHeading"/>
+          </w:pPr>
+          <w:r>
+            <w:t xml:space="preserve">Table of Contents</w:t>
+          </w:r>
+        </w:p>
+        <w:p>
+          <w:r>
+            <w:fldChar w:fldCharType="begin" w:dirty="true"/>
+            <w:instrText xml:space="preserve">TOC \o "1-2" \h \z \u</w:instrText>
+            <w:fldChar w:fldCharType="separate"/>
+            <w:fldChar w:fldCharType="end"/>
+          </w:r>
+        </w:p>
+      </w:sdtContent>
+    </w:sdt>
+    <w:bookmarkStart w:id="82" w:name="X71f68986ebdedfa6a7fda36701097f5cdd5e3a2"/>
     <w:p>
       <w:pPr>
         <w:pStyle w:val="Heading1"/>
@@ -176,7 +202,7 @@
         <w:t xml:space="preserve"> </w:t>
       </w:r>
       <w:r>
-        <w:t xml:space="preserve">= .074 (95% CI [.060, .088],</w:t>
+        <w:t xml:space="preserve">=.074 (95% CI [.060,.088],</w:t>
       </w:r>
       <w:r>
         <w:t xml:space="preserve"> </w:t>
@@ -192,7 +218,7 @@
         <w:t xml:space="preserve"> </w:t>
       </w:r>
       <w:r>
-        <w:t xml:space="preserve">&lt; .001;</w:t>
+        <w:t xml:space="preserve">&lt;.001;</w:t>
       </w:r>
       <w:r>
         <w:t xml:space="preserve"> </w:t>
@@ -231,7 +257,7 @@
         <w:t xml:space="preserve"> </w:t>
       </w:r>
       <w:r>
-        <w:t xml:space="preserve">= .002) is not robust: drop-Frontier yields</w:t>
+        <w:t xml:space="preserve">=.002) is not robust: drop-Frontier yields</w:t>
       </w:r>
       <w:r>
         <w:t xml:space="preserve"> </w:t>
@@ -257,7 +283,7 @@
         <w:t xml:space="preserve"> </w:t>
       </w:r>
       <w:r>
-        <w:t xml:space="preserve">= .68); cDAI and DPL are non-significant. Six bias tests bound the bias-corrected effect: trim-and-fill imputes</w:t>
+        <w:t xml:space="preserve">=.68); cDAI and DPL are non-significant. Six bias tests bound the bias-corrected effect: trim-and-fill imputes</w:t>
       </w:r>
       <w:r>
         <w:t xml:space="preserve"> </w:t>
@@ -289,7 +315,7 @@
         <w:t xml:space="preserve"> </w:t>
       </w:r>
       <w:r>
-        <w:t xml:space="preserve">to .035; PET-PEESE yields</w:t>
+        <w:t xml:space="preserve">to.035; PET-PEESE yields</w:t>
       </w:r>
       <w:r>
         <w:t xml:space="preserve"> </w:t>
@@ -305,7 +331,7 @@
         <w:t xml:space="preserve"> </w:t>
       </w:r>
       <w:r>
-        <w:t xml:space="preserve">= .061; Vevea-Hedges selection model returns</w:t>
+        <w:t xml:space="preserve">=.061; Vevea-Hedges selection model returns</w:t>
       </w:r>
       <w:r>
         <w:t xml:space="preserve"> </w:t>
@@ -321,7 +347,7 @@
         <w:t xml:space="preserve"> </w:t>
       </w:r>
       <w:r>
-        <w:t xml:space="preserve">= .077 with model-based selection evidence (LRT</w:t>
+        <w:t xml:space="preserve">=.077 with model-based selection evidence (LRT</w:t>
       </w:r>
       <w:r>
         <w:t xml:space="preserve"> </w:t>
@@ -337,7 +363,7 @@
         <w:t xml:space="preserve"> </w:t>
       </w:r>
       <w:r>
-        <w:t xml:space="preserve">= .002). True effect is best read as interval [.035, .077], not a point.</w:t>
+        <w:t xml:space="preserve">=.002). True effect is best read as interval [.035,.077], not a point.</w:t>
       </w:r>
     </w:p>
     <w:p>
@@ -420,7 +446,7 @@
       </w:r>
     </w:p>
     <w:bookmarkEnd w:id="20"/>
-    <w:bookmarkStart w:id="21" w:name="Xe3d0fc0bea9a42ce7605565d0964033d7f6ee47"/>
+    <w:bookmarkStart w:id="21" w:name="introduction"/>
     <w:p>
       <w:pPr>
         <w:pStyle w:val="Heading2"/>
@@ -434,7 +460,22 @@
         <w:pStyle w:val="FirstParagraph"/>
       </w:pPr>
       <w:r>
-        <w:t xml:space="preserve">The relationship between a firm's degree of internationalization and its performance, the "I-P relationship", is the most meta-analyzed question in international business. Over four decades and six major meta-analyses (Bausch &amp; Krist, 2007; Kirca et al., 2012; Marano et al., 2016; Schwens et al., 2018; Wu et al., 2022; Arte &amp; Larimo, 2022), pooled positive effects are consistently small yet</w:t>
+        <w:t xml:space="preserve">The relationship between a firm’s degree of internationalization and its performance, the</w:t>
+      </w:r>
+      <w:r>
+        <w:t xml:space="preserve"> </w:t>
+      </w:r>
+      <w:r>
+        <w:t xml:space="preserve">“</w:t>
+      </w:r>
+      <w:r>
+        <w:t xml:space="preserve">I-P relationship</w:t>
+      </w:r>
+      <w:r>
+        <w:t xml:space="preserve">”</w:t>
+      </w:r>
+      <w:r>
+        <w:t xml:space="preserve">, is the most meta-analyzed question in international business. Over four decades and six major meta-analyses (Bausch &amp; Krist, 2007; Kirca et al., 2012; Marano et al., 2016; Schwens et al., 2018; Wu et al., 2022; Arte &amp; Larimo, 2022), pooled positive effects are consistently small yet</w:t>
       </w:r>
       <w:r>
         <w:t xml:space="preserve"> </w:t>
@@ -465,7 +506,7 @@
         <w:pStyle w:val="BodyText"/>
       </w:pPr>
       <w:r>
-        <w:t xml:space="preserve">The present study's starting point is the ICBEF 2025 baseline (Author Citation, 2024 — ICBEF):</w:t>
+        <w:t xml:space="preserve">The present study’s starting point is the ICBEF 2025 baseline (Author Citation, 2024, ICBEF):</w:t>
       </w:r>
       <w:r>
         <w:t xml:space="preserve"> </w:t>
@@ -510,7 +551,7 @@
         <w:t xml:space="preserve"> </w:t>
       </w:r>
       <w:r>
-        <w:t xml:space="preserve">&lt; .001),</w:t>
+        <w:t xml:space="preserve">&lt;.001),</w:t>
       </w:r>
       <w:r>
         <w:t xml:space="preserve"> </w:t>
@@ -569,7 +610,7 @@
         <w:t xml:space="preserve"> </w:t>
       </w:r>
       <w:r>
-        <w:t xml:space="preserve">Marano et al. (2016) established that home-country institutions moderate I-P, but applied a coarse six-group global classification. The global corpus spans the full institutional spectrum from Singapore (WGI Rule of Law +1.84) to Pakistan (−0.55) and Iran (−0.74; World Bank, 2023). A six-regime classification capable of resolving this heterogeneity has not been tested meta-analytically.</w:t>
+        <w:t xml:space="preserve">Marano et al. (2016) established that home-country institutions moderate I-P, but applied a coarse six-group global classification. The global corpus spans the full institutional spectrum from Singapore (WGI Rule of Law +1.84) to Pakistan (−0.55) and Iran (−0.74; World Bank, 2023). A six-regime classification capable of resolving this heterogeneity has not been tested meta-analytically.</w:t>
       </w:r>
     </w:p>
     <w:p>
@@ -587,7 +628,25 @@
         <w:t xml:space="preserve"> </w:t>
       </w:r>
       <w:r>
-        <w:t xml:space="preserve">Brynjolfsson et al. (2021) identified 2009 as a productivity inflection in the digital era (the "dynamo analogy" for AI; David, 1990). Studies drawing on data from before, spanning, or after this threshold should yield systematically different I-P effects if digital platforms reshape internationalization economics; this temporal moderator has never been systematically coded.</w:t>
+        <w:t xml:space="preserve">Brynjolfsson et al. (2021) identified 2009 as a productivity inflection in the digital era (the</w:t>
+      </w:r>
+      <w:r>
+        <w:t xml:space="preserve"> </w:t>
+      </w:r>
+      <w:r>
+        <w:t xml:space="preserve">“</w:t>
+      </w:r>
+      <w:r>
+        <w:t xml:space="preserve">dynamo analogy</w:t>
+      </w:r>
+      <w:r>
+        <w:t xml:space="preserve">”</w:t>
+      </w:r>
+      <w:r>
+        <w:t xml:space="preserve"> </w:t>
+      </w:r>
+      <w:r>
+        <w:t xml:space="preserve">for AI; David, 1990). Studies drawing on data from before, spanning, or after this threshold should yield systematically different I-P effects if digital platforms reshape internationalization economics; this temporal moderator has never been systematically coded.</w:t>
       </w:r>
     </w:p>
     <w:p>
@@ -770,7 +829,7 @@
         <w:t xml:space="preserve"> </w:t>
       </w:r>
       <w:r>
-        <w:t xml:space="preserve">= .002) but drop-Frontier</w:t>
+        <w:t xml:space="preserve">=.002) but drop-Frontier</w:t>
       </w:r>
       <w:r>
         <w:t xml:space="preserve"> </w:t>
@@ -796,7 +855,7 @@
         <w:t xml:space="preserve"> </w:t>
       </w:r>
       <w:r>
-        <w:t xml:space="preserve">= .68); H1 fragile, E1a/E1b not confirmed. cDAI (</w:t>
+        <w:t xml:space="preserve">=.68); H1 fragile, E1a/E1b not confirmed. cDAI (</w:t>
       </w:r>
       <w:r>
         <w:rPr>
@@ -822,7 +881,7 @@
         <w:t xml:space="preserve"> </w:t>
       </w:r>
       <w:r>
-        <w:t xml:space="preserve">= .541) and DPL (</w:t>
+        <w:t xml:space="preserve">=.541) and DPL (</w:t>
       </w:r>
       <w:r>
         <w:rPr>
@@ -848,7 +907,7 @@
         <w:t xml:space="preserve"> </w:t>
       </w:r>
       <w:r>
-        <w:t xml:space="preserve">= .755) non-significant; H2/H3 not supported. The principal finding is publication bias (H4 confirmed): trim-and-fill imputes</w:t>
+        <w:t xml:space="preserve">=.755) non-significant; H2/H3 not supported. The principal finding is publication bias (H4 confirmed): trim-and-fill imputes</w:t>
       </w:r>
       <w:r>
         <w:t xml:space="preserve"> </w:t>
@@ -912,7 +971,7 @@
         <w:t xml:space="preserve"> </w:t>
       </w:r>
       <w:r>
-        <w:t xml:space="preserve">&lt; .001; Egger</w:t>
+        <w:t xml:space="preserve">&lt;.001; Egger</w:t>
       </w:r>
       <w:r>
         <w:t xml:space="preserve"> </w:t>
@@ -928,7 +987,7 @@
         <w:t xml:space="preserve"> </w:t>
       </w:r>
       <w:r>
-        <w:t xml:space="preserve">= .057 borderline, we frame the magnitude as a strong directional signal rather than a settled point estimate). Heterogeneity decomposition assigns the bulk of</w:t>
+        <w:t xml:space="preserve">=.057 borderline, this study frames the magnitude as a strong directional signal rather than a settled point estimate). Heterogeneity decomposition assigns the bulk of</w:t>
       </w:r>
       <w:r>
         <w:t xml:space="preserve"> </w:t>
@@ -980,7 +1039,7 @@
       </w:r>
     </w:p>
     <w:bookmarkEnd w:id="21"/>
-    <w:bookmarkStart w:id="28" w:name="Xce0b9068aa677089fdc23e66f61b75516af2bf7"/>
+    <w:bookmarkStart w:id="31" w:name="theoretical-framework-and-hypotheses"/>
     <w:p>
       <w:pPr>
         <w:pStyle w:val="Heading2"/>
@@ -989,7 +1048,7 @@
         <w:t xml:space="preserve">2. Theoretical Framework and Hypotheses</w:t>
       </w:r>
     </w:p>
-    <w:bookmarkStart w:id="22" w:name="X3ef957228c2567a2a7acbf295337a0f0d698973"/>
+    <w:bookmarkStart w:id="22" w:name="foundation-theories"/>
     <w:p>
       <w:pPr>
         <w:pStyle w:val="Heading3"/>
@@ -1077,7 +1136,7 @@
           <w:bCs/>
           <w:b/>
         </w:rPr>
-        <w:t xml:space="preserve">Verhoef et al.'s (2021) digital transformation hierarchy</w:t>
+        <w:t xml:space="preserve">Verhoef et al.’s (2021) digital transformation hierarchy</w:t>
       </w:r>
       <w:r>
         <w:t xml:space="preserve"> </w:t>
@@ -1087,7 +1146,7 @@
       </w:r>
     </w:p>
     <w:bookmarkEnd w:id="22"/>
-    <w:bookmarkStart w:id="23" w:name="X60280ebf061e76035c1071df56ba3736a48ac2a"/>
+    <w:bookmarkStart w:id="23" w:name="X5a265616be60724cd853da768753e8fd72994b5"/>
     <w:p>
       <w:pPr>
         <w:pStyle w:val="Heading3"/>
@@ -1101,7 +1160,7 @@
         <w:pStyle w:val="FirstParagraph"/>
       </w:pPr>
       <w:r>
-        <w:t xml:space="preserve">We propose</w:t>
+        <w:t xml:space="preserve">This study proposes</w:t>
       </w:r>
       <w:r>
         <w:t xml:space="preserve"> </w:t>
@@ -1117,7 +1176,7 @@
         <w:t xml:space="preserve"> </w:t>
       </w:r>
       <w:r>
-        <w:t xml:space="preserve">(CIMT) to explain ICRV-driven heterogeneity in I-P effects. CIMT's core claim is that productivity returns to international expansion depend on the degree to which home-country institutions enable firm capabilities to be deployed productively across borders, through three mechanisms. (i)</w:t>
+        <w:t xml:space="preserve">(CIMT) to explain ICRV-driven heterogeneity in I-P effects. CIMT’s core claim is that productivity returns to international expansion depend on the degree to which home-country institutions enable firm capabilities to be deployed productively across borders, through three mechanisms. (i)</w:t>
       </w:r>
       <w:r>
         <w:t xml:space="preserve"> </w:t>
@@ -1216,7 +1275,7 @@
         <w:t xml:space="preserve"> </w:t>
       </w:r>
       <w:r>
-        <w:t xml:space="preserve">&lt; .05), and the ICRV-I point estimate exceeds those for Emerging (ICRV-III) and Mixed-regime (MX). The directional order among Frontier studies (ICRV-FR) is treated as exploratory pending adequate</w:t>
+        <w:t xml:space="preserve">&lt;.05), and the ICRV-I point estimate exceeds those for Emerging (ICRV-III) and Mixed-regime (MX). The directional order among Frontier studies (ICRV-FR) is treated as exploratory pending adequate</w:t>
       </w:r>
       <w:r>
         <w:t xml:space="preserve"> </w:t>
@@ -1303,7 +1362,7 @@
       </w:r>
     </w:p>
     <w:bookmarkEnd w:id="23"/>
-    <w:bookmarkStart w:id="24" w:name="X77918c9b77e0cb6adcb76d942e27e80ac8db94d"/>
+    <w:bookmarkStart w:id="24" w:name="digital-paradox-lifecycle-dpl"/>
     <w:p>
       <w:pPr>
         <w:pStyle w:val="Heading3"/>
@@ -1317,7 +1376,7 @@
         <w:pStyle w:val="FirstParagraph"/>
       </w:pPr>
       <w:r>
-        <w:t xml:space="preserve">The Digital Paradox Lifecycle extends Brynjolfsson et al.'s (2021) productivity J-curve and David's (1990) dynamo analogy: general-purpose technologies require decades of complementary investment before productivity benefits materialize. Applied to I-P, three phases characterize the digital transformation of internationalization:</w:t>
+        <w:t xml:space="preserve">The Digital Paradox Lifecycle extends Brynjolfsson et al.’s (2021) productivity J-curve and David’s (1990) dynamo analogy: general-purpose technologies require decades of complementary investment before productivity benefits materialize. Applied to I-P, three phases characterize the digital transformation of internationalization:</w:t>
       </w:r>
       <w:r>
         <w:t xml:space="preserve"> </w:t>
@@ -1453,7 +1512,7 @@
         <w:t xml:space="preserve"> </w:t>
       </w:r>
       <w:r>
-        <w:t xml:space="preserve">&lt; .05). The test is bounded by the J-curve logic: below ≈ 30 effects per phase, the between-group test is underpowered for moderate moderation (</w:t>
+        <w:t xml:space="preserve">&lt;.05). The test is bounded by the J-curve logic: below ≈ 30 effects per phase, the between-group test is underpowered for moderate moderation (</w:t>
       </w:r>
       <w:r>
         <w:rPr>
@@ -1467,7 +1526,7 @@
       </w:r>
     </w:p>
     <w:bookmarkEnd w:id="24"/>
-    <w:bookmarkStart w:id="25" w:name="X06eaeff80b80217fd679bdba94d6b93bf865258"/>
+    <w:bookmarkStart w:id="25" w:name="cdai-as-amplifier"/>
     <w:p>
       <w:pPr>
         <w:pStyle w:val="Heading3"/>
@@ -1481,7 +1540,7 @@
         <w:pStyle w:val="FirstParagraph"/>
       </w:pPr>
       <w:r>
-        <w:t xml:space="preserve">cDAI is an ecosystem property distinct from firm-level DAI: it captures the aggregate Tier-1/Tier-2 digital adoption density (broadband coverage, electronic payments, digital identity, regulatory support for digital commerce) that exists regardless of any individual firm's adoption decision, and it operates at the between-study level in a meta-analysis. Measurement uses the World Bank Digital Adoption Index (primary, 2016 vintage updated through ITU DDI 2017–2026) or ITU ICT Development Index (substitute), rescaled to 0–1 (Sahay et al., 2020); country-year assignment follows each study's dominant data period.</w:t>
+        <w:t xml:space="preserve">cDAI is an ecosystem property distinct from firm-level DAI: it captures the aggregate Tier-1/Tier-2 digital adoption density (broadband coverage, electronic payments, digital identity, regulatory support for digital commerce) that exists regardless of any individual firm’s adoption decision, and it operates at the between-study level in a meta-analysis. Measurement uses the World Bank Digital Adoption Index (primary, 2016 vintage updated through ITU DDI 2017–2026) or ITU ICT Development Index (substitute), rescaled to 0–1 (Sahay et al., 2020); country-year assignment follows each study’s dominant data period.</w:t>
       </w:r>
     </w:p>
     <w:p>
@@ -1505,7 +1564,7 @@
         <w:t xml:space="preserve"> </w:t>
       </w:r>
       <w:r>
-        <w:t xml:space="preserve">(Stallkamp &amp; Schotter, 2021): mature national digital ecosystems lower the per-unit cost of cross-border transactions, with returns concentrated at higher internationalization intensities where digital tools substitute for the physical coordination investments otherwise required (Bharadwaj et al., 2013; Verhoef et al., 2021). The amplification is expected concentrated in the DPL Follow phase, because only post-2014 does national infrastructure function as an active coordination platform rather than a communication tool. Bustamante et al. (2022) provide the closest prior cross-country evidence at the firm level; the present study tests the meta-analytic extension.</w:t>
+        <w:t xml:space="preserve">(Stallkamp &amp; Schotter, 2021): mature national digital ecosystems lower the per-unit cost of cross-border transactions, with returns concentrated at higher internationalization intensities where digital tools substitute for the physical coordination investments otherwise required (Bharadwaj et al., 2013; Verhoef et al., 2021). The amplification is expected concentrated in the DPL Follow phase, because only post-2014 does national infrastructure function as an active coordination platform rather than a communication tool. Bustamante et al. (2022) provide the closest prior cross-country evidence at the firm level; the present study tests the meta-analytic extension.</w:t>
       </w:r>
     </w:p>
     <w:p>
@@ -1575,11 +1634,11 @@
         <w:t xml:space="preserve"> </w:t>
       </w:r>
       <w:r>
-        <w:t xml:space="preserve">&lt; .05). cDAI is binned to three tiers (Low/Medium/High) classified from World Bank DAI and ITU DDI scores rather than fit as a continuous meta-regression coefficient, because current within-tier variance is insufficient for reliable continuous estimation. H3 is expected most consistently detectable in Follow-phase studies; in Precede-phase studies high cDAI is not expected to amplify I-P because B2B digital trade infrastructure had not yet reached critical mass regardless of country-level adoption.</w:t>
+        <w:t xml:space="preserve">&lt;.05). cDAI is binned to three tiers (Low/Medium/High) classified from World Bank DAI and ITU DDI scores rather than fit as a continuous meta-regression coefficient, because current within-tier variance is insufficient for reliable continuous estimation. H3 is expected most consistently detectable in Follow-phase studies; in Precede-phase studies high cDAI is not expected to amplify I-P because B2B digital trade infrastructure had not yet reached critical mass regardless of country-level adoption.</w:t>
       </w:r>
     </w:p>
     <w:bookmarkEnd w:id="25"/>
-    <w:bookmarkStart w:id="26" w:name="Xf3e5d346ebc5a17228cb32efda8c89f8560d468"/>
+    <w:bookmarkStart w:id="26" w:name="publication-bias-as-null-hypothesis"/>
     <w:p>
       <w:pPr>
         <w:pStyle w:val="Heading3"/>
@@ -1593,7 +1652,7 @@
         <w:pStyle w:val="FirstParagraph"/>
       </w:pPr>
       <w:r>
-        <w:t xml:space="preserve">Given the IB literature's history of selective reporting (Borenstein et al., 2021), we test publication bias as a formal hypothesis.</w:t>
+        <w:t xml:space="preserve">Given the IB literature’s history of selective reporting (Borenstein et al., 2021), this study tests publication bias as a formal hypothesis.</w:t>
       </w:r>
     </w:p>
     <w:p>
@@ -1611,7 +1670,7 @@
         <w:t xml:space="preserve"> </w:t>
       </w:r>
       <w:r>
-        <w:t xml:space="preserve">Selective reporting of statistically significant positive I-P results inflates the raw pooled effect relative to the true population effect (Borenstein et al., 2021; Dickersin, 1990). Three directional predictions: (H4a) Egger's and Begg's funnel-asymmetry tests are significant; (H4b) Duval and Tweedie's (2000) trim-and-fill imputes missing left-side studies and yields a bias-adjusted</w:t>
+        <w:t xml:space="preserve">Selective reporting of statistically significant positive I-P results inflates the raw pooled effect relative to the true population effect (Borenstein et al., 2021; Dickersin, 1990). Three directional predictions: (H4a) Egger’s and Begg’s funnel-asymmetry tests are significant; (H4b) Duval and Tweedie’s (2000) trim-and-fill imputes missing left-side studies and yields a bias-adjusted</w:t>
       </w:r>
       <w:r>
         <w:t xml:space="preserve"> </w:t>
@@ -1650,7 +1709,7 @@
         <w:t xml:space="preserve">r̄</w:t>
       </w:r>
       <w:r>
-        <w:t xml:space="preserve">_adj &gt; 0; (H4c) Rosenthal's (1991) fail-safe</w:t>
+        <w:t xml:space="preserve">_adj &gt; 0; (H4c) Rosenthal’s (1991) fail-safe</w:t>
       </w:r>
       <w:r>
         <w:t xml:space="preserve"> </w:t>
@@ -1683,7 +1742,7 @@
       </w:r>
     </w:p>
     <w:bookmarkEnd w:id="26"/>
-    <w:bookmarkStart w:id="27" w:name="X9f459728ae2c4e39aee69d49761868d88bce138"/>
+    <w:bookmarkStart w:id="30" w:name="conceptual-model"/>
     <w:p>
       <w:pPr>
         <w:pStyle w:val="Heading3"/>
@@ -1694,7 +1753,54 @@
     </w:p>
     <w:p>
       <w:pPr>
-        <w:pStyle w:val="FirstParagraph"/>
+        <w:pStyle w:val="CaptionedFigure"/>
+      </w:pPr>
+      <w:r>
+        <w:drawing>
+          <wp:inline>
+            <wp:extent cx="5334000" cy="3439740"/>
+            <wp:effectExtent b="0" l="0" r="0" t="0"/>
+            <wp:docPr descr="Figure 1: Conceptual model, Three-level MARA with ICRV, cDAI, and DPL moderators" title="" id="28" name="Picture"/>
+            <a:graphic>
+              <a:graphicData uri="http://schemas.openxmlformats.org/drawingml/2006/picture">
+                <pic:pic>
+                  <pic:nvPicPr>
+                    <pic:cNvPr descr="figures/figure_1_conceptual_model.png" id="29" name="Picture"/>
+                    <pic:cNvPicPr>
+                      <a:picLocks noChangeArrowheads="1" noChangeAspect="1"/>
+                    </pic:cNvPicPr>
+                  </pic:nvPicPr>
+                  <pic:blipFill>
+                    <a:blip r:embed="rId27"/>
+                    <a:stretch>
+                      <a:fillRect/>
+                    </a:stretch>
+                  </pic:blipFill>
+                  <pic:spPr bwMode="auto">
+                    <a:xfrm>
+                      <a:off x="0" y="0"/>
+                      <a:ext cx="5334000" cy="3439740"/>
+                    </a:xfrm>
+                    <a:prstGeom prst="rect">
+                      <a:avLst/>
+                    </a:prstGeom>
+                    <a:noFill/>
+                    <a:ln w="9525">
+                      <a:noFill/>
+                      <a:headEnd/>
+                      <a:tailEnd/>
+                    </a:ln>
+                  </pic:spPr>
+                </pic:pic>
+              </a:graphicData>
+            </a:graphic>
+          </wp:inline>
+        </w:drawing>
+      </w:r>
+    </w:p>
+    <w:p>
+      <w:pPr>
+        <w:pStyle w:val="ImageCaption"/>
       </w:pPr>
       <w:r>
         <w:t xml:space="preserve">Figure 1: Conceptual model, Three-level MARA with ICRV, cDAI, and DPL moderators</w:t>
@@ -1789,7 +1895,7 @@
         <w:t xml:space="preserve"> </w:t>
       </w:r>
       <w:r>
-        <w:t xml:space="preserve">= .002 but not robust to drop-Frontier sensitivity test</w:t>
+        <w:t xml:space="preserve">=.002 but not robust to drop-Frontier sensitivity test</w:t>
       </w:r>
       <w:r>
         <w:t xml:space="preserve"> </w:t>
@@ -1818,7 +1924,7 @@
         <w:t xml:space="preserve"> </w:t>
       </w:r>
       <w:r>
-        <w:t xml:space="preserve">= .68); cDAI tier (H3;</w:t>
+        <w:t xml:space="preserve">=.68); cDAI tier (H3;</w:t>
       </w:r>
       <w:r>
         <w:t xml:space="preserve"> </w:t>
@@ -1847,7 +1953,7 @@
         <w:t xml:space="preserve"> </w:t>
       </w:r>
       <w:r>
-        <w:t xml:space="preserve">= .541, n.s.); DPL phase (H2;</w:t>
+        <w:t xml:space="preserve">=.541, n.s.); DPL phase (H2;</w:t>
       </w:r>
       <w:r>
         <w:t xml:space="preserve"> </w:t>
@@ -1876,7 +1982,7 @@
         <w:t xml:space="preserve"> </w:t>
       </w:r>
       <w:r>
-        <w:t xml:space="preserve">= .755, n.s.). The three-level model nests</w:t>
+        <w:t xml:space="preserve">=.755, n.s.). The three-level model nests</w:t>
       </w:r>
       <w:r>
         <w:t xml:space="preserve"> </w:t>
@@ -2083,7 +2189,7 @@
         <w:t xml:space="preserve"> </w:t>
       </w:r>
       <w:r>
-        <w:t xml:space="preserve">= 87.8%. Publication bias (H4 confirmed): Egger's</w:t>
+        <w:t xml:space="preserve">= 87.8%. Publication bias (H4 confirmed): Egger’s</w:t>
       </w:r>
       <w:r>
         <w:t xml:space="preserve"> </w:t>
@@ -2115,7 +2221,7 @@
         <w:t xml:space="preserve"> </w:t>
       </w:r>
       <w:r>
-        <w:t xml:space="preserve">= .057), Begg's</w:t>
+        <w:t xml:space="preserve">=.057), Begg’s</w:t>
       </w:r>
       <w:r>
         <w:t xml:space="preserve"> </w:t>
@@ -2142,7 +2248,7 @@
         <w:t xml:space="preserve"> </w:t>
       </w:r>
       <w:r>
-        <w:t xml:space="preserve">= .0007); trim-and-fill imputes</w:t>
+        <w:t xml:space="preserve">=.0007); trim-and-fill imputes</w:t>
       </w:r>
       <w:r>
         <w:t xml:space="preserve"> </w:t>
@@ -2174,7 +2280,7 @@
         <w:t xml:space="preserve"> </w:t>
       </w:r>
       <w:r>
-        <w:t xml:space="preserve">= .035; fail-safe</w:t>
+        <w:t xml:space="preserve">=.035; fail-safe</w:t>
       </w:r>
       <w:r>
         <w:t xml:space="preserve"> </w:t>
@@ -2200,9 +2306,9 @@
         </w:pict>
       </w:r>
     </w:p>
-    <w:bookmarkEnd w:id="27"/>
-    <w:bookmarkEnd w:id="28"/>
-    <w:bookmarkStart w:id="40" w:name="Xeae2dc85413e447d2c08d145b986cffc1f454f7"/>
+    <w:bookmarkEnd w:id="30"/>
+    <w:bookmarkEnd w:id="31"/>
+    <w:bookmarkStart w:id="45" w:name="method"/>
     <w:p>
       <w:pPr>
         <w:pStyle w:val="Heading2"/>
@@ -2283,7 +2389,7 @@
         <w:t xml:space="preserve">) components, enabling correct attribution of variance to methodological versus contextual sources.</w:t>
       </w:r>
     </w:p>
-    <w:bookmarkStart w:id="30" w:name="X8beda39a661fcb1509b7059043e15ad6d0ce778"/>
+    <w:bookmarkStart w:id="32" w:name="search-strategy-and-study-identification"/>
     <w:p>
       <w:pPr>
         <w:pStyle w:val="Heading3"/>
@@ -2307,7 +2413,7 @@
         <w:t xml:space="preserve"> </w:t>
       </w:r>
       <w:r>
-        <w:t xml:space="preserve">The primary search was conducted on Web of Science (WoS Core Collection: SSCI, SCI-E, ESCI) and Scopus, the two most comprehensive multi-disciplinary databases for peer-reviewed international business research (Kraus et al., 2022). Supplementary searches were conducted in ABI/INFORM Complete, Business Source Complete (EBSCO), ScienceDirect, SpringerLink, and Emerald Insight to maximize coverage of specialist international business and management journals not fully indexed in WoS or Scopus. Supplementary hand-searching via backward citation tracking was applied to five anchor meta-analyses: Bausch and Krist (2007), Kirca et al. (2012), Marano et al. (2016), Schwens et al. (2018), and Arte and Larimo (2022); forward citation tracking was conducted in Google Scholar using the same five anchors to identify citing literature published after 2022. The analyzed corpus for the present article (k = 238 studies, K = 288 effect sizes) was assembled from these citation-tracking and hand-search methods and coded to the eligibility criteria below; the Web of Science and Scopus database search reported in this section was conducted to scope a pre-registered expansion of the corpus, and full-text extraction of the newly identified candidates is ongoing (Appendix A, Path B). It is therefore not part of the effect sizes analyzed here.</w:t>
+        <w:t xml:space="preserve">The primary search was conducted on Web of Science (WoS Core Collection: SSCI, SCI-E, ESCI) and Scopus, the two most comprehensive multi-disciplinary databases for peer-reviewed international business research (Kraus et al., 2022). Supplementary searches were conducted in ABI/INFORM Complete, Business Source Complete (EBSCO), ScienceDirect, SpringerLink, and Emerald Insight to maximize coverage of specialist international business and management journals not fully indexed in WoS or Scopus. Supplementary hand-searching via backward citation tracking was applied to five anchor meta-analyses: Bausch and Krist (2007), Kirca et al. (2012), Marano et al. (2016), Schwens et al. (2018), and Arte and Larimo (2022); forward citation tracking was conducted in Google Scholar using the same five anchors to identify citing literature published after 2022. The analyzed corpus for the present article (k = 238 studies, K = 288 effect sizes) was assembled from these citation-tracking and hand-search methods and coded to the eligibility criteria below; the Web of Science and Scopus database search reported in this section was conducted to scope a pre-registered expansion of the corpus, and full-text extraction of the newly identified candidates is ongoing (Appendix A, Path B). It is therefore not part of the effect sizes analyzed here.</w:t>
       </w:r>
     </w:p>
     <w:p>
@@ -2339,7 +2445,7 @@
         <w:rPr>
           <w:rStyle w:val="VerbatimChar"/>
         </w:rPr>
-        <w:t xml:space="preserve">      OR "degree of internationalization" OR "degree of internationalisation"</w:t>
+        <w:t xml:space="preserve"> OR "degree of internationalization" OR "degree of internationalisation"</w:t>
       </w:r>
       <w:r>
         <w:br/>
@@ -2348,7 +2454,7 @@
         <w:rPr>
           <w:rStyle w:val="VerbatimChar"/>
         </w:rPr>
-        <w:t xml:space="preserve">      OR "international diversification" OR "geographic diversification"</w:t>
+        <w:t xml:space="preserve"> OR "international diversification" OR "geographic diversification"</w:t>
       </w:r>
       <w:r>
         <w:br/>
@@ -2357,7 +2463,7 @@
         <w:rPr>
           <w:rStyle w:val="VerbatimChar"/>
         </w:rPr>
-        <w:t xml:space="preserve">      OR "foreign sales" OR "foreign sales to total sales" OR "FSTS"</w:t>
+        <w:t xml:space="preserve"> OR "foreign sales" OR "foreign sales to total sales" OR "FSTS"</w:t>
       </w:r>
       <w:r>
         <w:br/>
@@ -2366,7 +2472,7 @@
         <w:rPr>
           <w:rStyle w:val="VerbatimChar"/>
         </w:rPr>
-        <w:t xml:space="preserve">      OR "foreign assets" OR "foreign assets to total assets" OR "FATA"</w:t>
+        <w:t xml:space="preserve"> OR "foreign assets" OR "foreign assets to total assets" OR "FATA"</w:t>
       </w:r>
       <w:r>
         <w:br/>
@@ -2375,7 +2481,7 @@
         <w:rPr>
           <w:rStyle w:val="VerbatimChar"/>
         </w:rPr>
-        <w:t xml:space="preserve">      OR "export intensity" OR "export scope" OR "export ratio"</w:t>
+        <w:t xml:space="preserve"> OR "export intensity" OR "export scope" OR "export ratio"</w:t>
       </w:r>
       <w:r>
         <w:br/>
@@ -2384,7 +2490,7 @@
         <w:rPr>
           <w:rStyle w:val="VerbatimChar"/>
         </w:rPr>
-        <w:t xml:space="preserve">      OR "foreign market entry" OR "foreign subsidiaries")</w:t>
+        <w:t xml:space="preserve"> OR "foreign market entry" OR "foreign subsidiaries")</w:t>
       </w:r>
       <w:r>
         <w:br/>
@@ -2402,7 +2508,7 @@
         <w:rPr>
           <w:rStyle w:val="VerbatimChar"/>
         </w:rPr>
-        <w:t xml:space="preserve">          OR "financial performance" OR "business performance"</w:t>
+        <w:t xml:space="preserve"> OR "financial performance" OR "business performance"</w:t>
       </w:r>
       <w:r>
         <w:br/>
@@ -2411,7 +2517,7 @@
         <w:rPr>
           <w:rStyle w:val="VerbatimChar"/>
         </w:rPr>
-        <w:t xml:space="preserve">          OR "ROA" OR "Tobin's Q" OR "return on assets" OR "profitability"</w:t>
+        <w:t xml:space="preserve"> OR "ROA" OR "Tobin's Q" OR "return on assets" OR "profitability"</w:t>
       </w:r>
       <w:r>
         <w:br/>
@@ -2420,7 +2526,7 @@
         <w:rPr>
           <w:rStyle w:val="VerbatimChar"/>
         </w:rPr>
-        <w:t xml:space="preserve">          OR "labor productivity" OR "labour productivity" OR "total factor productivity"</w:t>
+        <w:t xml:space="preserve"> OR "labor productivity" OR "labour productivity" OR "total factor productivity"</w:t>
       </w:r>
       <w:r>
         <w:br/>
@@ -2429,7 +2535,7 @@
         <w:rPr>
           <w:rStyle w:val="VerbatimChar"/>
         </w:rPr>
-        <w:t xml:space="preserve">          OR "return on equity" OR "return on sales" OR "firm efficiency")</w:t>
+        <w:t xml:space="preserve"> OR "return on equity" OR "return on sales" OR "firm efficiency")</w:t>
       </w:r>
       <w:r>
         <w:br/>
@@ -2482,24 +2588,7 @@
         <w:t xml:space="preserve"> </w:t>
       </w:r>
       <w:r>
-        <w:t xml:space="preserve">The full protocol, including the search string, eligibility decision rules, moderator coding instructions, and planned metafor model specifications, was pre-registered on OSF prior to effect-size extraction (PRISMA 2020, Item 24a):</w:t>
-      </w:r>
-      <w:r>
-        <w:t xml:space="preserve"> </w:t>
-      </w:r>
-      <w:hyperlink r:id="rId29">
-        <w:r>
-          <w:rPr>
-            <w:rStyle w:val="Hyperlink"/>
-          </w:rPr>
-          <w:t xml:space="preserve">https://osf.io/z37kn</w:t>
-        </w:r>
-      </w:hyperlink>
-      <w:r>
-        <w:t xml:space="preserve"> </w:t>
-      </w:r>
-      <w:r>
-        <w:t xml:space="preserve">(DOI: 10.17605/OSF.IO/Z37KN; registered May 18, 2026).</w:t>
+        <w:t xml:space="preserve">The full protocol, including the search string, eligibility decision rules, moderator coding instructions, and planned metafor model specifications, was pre-registered on OSF prior to effect-size extraction (PRISMA 2020, Item 24a): https://osf.io/z37kn (DOI: 10.17605/OSF.IO/Z37KN; registered May 18, 2026).</w:t>
       </w:r>
     </w:p>
     <w:p>
@@ -2517,7 +2606,7 @@
         <w:t xml:space="preserve"> </w:t>
       </w:r>
       <w:r>
-        <w:t xml:space="preserve">Five operational refinements were made after registration and are disclosed here for transparency; none alters the registered hypotheses, the primary three-level model, or the analysis plan. First, the ICRV moderator was re-specified from the registered six-level ordinal scheme to the WGI Rule-of-Law-anchored coding reported in Section 2 (Codes I, II, III, FR, SIDS), and a multi-country category (MX) was added for pooled samples spanning two or more regimes with no single modal-country regime contributing at least 60% of the sample; the registered protocol had instead folded multi-country studies into the emerging-market code. Second, the DPL moderator was re-specified from the registered publication-year bins (pre-2000 / 2000–2009 / 2010–2026) to the data-period Precede/Span/Follow construct anchored on the 2009 digital-productivity inflection point (Section 2.3), which more directly operationalises the underlying J-curve logic. Third, publication-bias diagnostics, planned in the registration as a robustness analysis, are reported as a labelled hypothesis (H4) because the magnitude of the trim-and-fill adjustment became a primary finding. Fourth, the registered inter-coder reliability protocol (Section 8.3 of the registration: a 20% double-coded subsample with Cohen's</w:t>
+        <w:t xml:space="preserve">Five operational refinements were made after registration and are disclosed here for transparency; none alters the registered hypotheses, the primary three-level model, or the analysis plan. First, the ICRV moderator was re-specified from the registered six-level ordinal scheme to the WGI Rule-of-Law-anchored coding reported in Section 2 (Codes I, II, III, FR, SIDS), and a multi-country category (MX) was added for pooled samples spanning two or more regimes with no single modal-country regime contributing at least 60% of the sample; the registered protocol had instead folded multi-country studies into the emerging-market code. Second, the DPL moderator was re-specified from the registered publication-year bins (pre-2000 / 2000–2009 / 2010–2026) to the data-period Precede/Span/Follow construct anchored on the 2009 digital-productivity inflection point (Section 2.3), which more directly operationalises the underlying J-curve logic. Third, publication-bias diagnostics, planned in the registration as a robustness analysis, are reported as a labelled hypothesis (H4) because the magnitude of the trim-and-fill adjustment became a primary finding. Fourth, the registered inter-coder reliability protocol (Section 8.3 of the registration: a 20% double-coded subsample with Cohen’s</w:t>
       </w:r>
       <w:r>
         <w:t xml:space="preserve"> </w:t>
@@ -2557,11 +2646,11 @@
         </m:r>
       </m:oMath>
       <w:r>
-        <w:t xml:space="preserve">) was not executed as registered: a second independent coder was not available, so extraction and moderator coding were performed by a single coder (the first author). Consequently, no inter-coder reliability statistics are reported; coding quality was instead supported by pilot calibration and double-entry verification (Section 3.3.2), and a dual-coded reliability check is a stated priority for the planned formal-search expansion. Fifth, the drop-Frontier sensitivity analysis on ICRV (reported in Section 4.3) and the construct-validity restriction of cDAI moderation to the Span+Follow subsample (reported in Section 4.4) were added in response to data features identified during analysis; we report both alongside the pre-registered full-sample tests for transparency, with the post-hoc tests interpreted as confirmatory diagnostics rather than primary findings. The extraction codebook accompanying the data (v1.1) documents the coding actually applied; the registered v1.0 scheme remains in the frozen OSF record.</w:t>
-      </w:r>
-    </w:p>
-    <w:bookmarkEnd w:id="30"/>
-    <w:bookmarkStart w:id="31" w:name="Xe67e40459b15893f891bd95e2d3c9a6925f6957"/>
+        <w:t xml:space="preserve">) was not executed as registered: a second independent coder was not available, so extraction and moderator coding were performed by a single coder (the first author). Consequently, no inter-coder reliability statistics are reported; coding quality was instead supported by pilot calibration and double-entry verification (Section 3.3.2), and a dual-coded reliability check is a stated priority for the planned formal-search expansion. Fifth, the drop-Frontier sensitivity analysis on ICRV (reported in Section 4.3) and the construct-validity restriction of cDAI moderation to the Span+Follow subsample (reported in Section 4.4) were added in response to data features identified during analysis; the analysis reports both alongside the pre-registered full-sample tests for transparency, with the post-hoc tests interpreted as confirmatory diagnostics rather than primary findings. The extraction codebook accompanying the data (v1.1) documents the coding actually applied; the registered v1.0 scheme remains in the frozen OSF record.</w:t>
+      </w:r>
+    </w:p>
+    <w:bookmarkEnd w:id="32"/>
+    <w:bookmarkStart w:id="36" w:name="eligibility-criteria-and-study-selection"/>
     <w:p>
       <w:pPr>
         <w:pStyle w:val="Heading3"/>
@@ -2764,7 +2853,7 @@
         <w:t xml:space="preserve"> </w:t>
       </w:r>
       <w:r>
-        <w:t xml:space="preserve">via systematic WoS + Scopus search (20 May 2026): 3,263 records; 795 duplicates removed; 1,397 L1 excluded; 782 L2 screened over 8 rounds, yielding 785 Y / 1,694 N / 3 UNSURE; 741 of 785 Y carry DOIs, 547 await full-text extraction. We disclose Path B to document the planned future replication of the present article's results on a corpus of</w:t>
+        <w:t xml:space="preserve">via systematic WoS + Scopus search (20 May 2026): 3,263 records; 795 duplicates removed; 1,397 L1 excluded; 782 L2 screened over 8 rounds, yielding 785 Y / 1,694 N / 3 UNSURE; 741 of 785 Y carry DOIs, 547 await full-text extraction. This study discloses Path B to document the planned future replication of the present article’s results on a corpus of</w:t>
       </w:r>
       <w:r>
         <w:t xml:space="preserve"> </w:t>
@@ -2826,7 +2915,54 @@
     </w:p>
     <w:p>
       <w:pPr>
-        <w:pStyle w:val="BodyText"/>
+        <w:pStyle w:val="CaptionedFigure"/>
+      </w:pPr>
+      <w:r>
+        <w:drawing>
+          <wp:inline>
+            <wp:extent cx="5334000" cy="6743997"/>
+            <wp:effectExtent b="0" l="0" r="0" t="0"/>
+            <wp:docPr descr="Figure 7. PRISMA 2020 two-path flow diagram. Path A (left, blue): the analyzed corpus k = 238 / K = 288, complete. Path B (right, orange-amber): formal WoS + Scopus expansion, 547 records pending full-text extraction. The final analyzed corpus pools to Path A only at the current build." title="" id="34" name="Picture"/>
+            <a:graphic>
+              <a:graphicData uri="http://schemas.openxmlformats.org/drawingml/2006/picture">
+                <pic:pic>
+                  <pic:nvPicPr>
+                    <pic:cNvPr descr="figures/figure_prisma_2020_flow.png" id="35" name="Picture"/>
+                    <pic:cNvPicPr>
+                      <a:picLocks noChangeArrowheads="1" noChangeAspect="1"/>
+                    </pic:cNvPicPr>
+                  </pic:nvPicPr>
+                  <pic:blipFill>
+                    <a:blip r:embed="rId33"/>
+                    <a:stretch>
+                      <a:fillRect/>
+                    </a:stretch>
+                  </pic:blipFill>
+                  <pic:spPr bwMode="auto">
+                    <a:xfrm>
+                      <a:off x="0" y="0"/>
+                      <a:ext cx="5334000" cy="6743997"/>
+                    </a:xfrm>
+                    <a:prstGeom prst="rect">
+                      <a:avLst/>
+                    </a:prstGeom>
+                    <a:noFill/>
+                    <a:ln w="9525">
+                      <a:noFill/>
+                      <a:headEnd/>
+                      <a:tailEnd/>
+                    </a:ln>
+                  </pic:spPr>
+                </pic:pic>
+              </a:graphicData>
+            </a:graphic>
+          </wp:inline>
+        </w:drawing>
+      </w:r>
+    </w:p>
+    <w:p>
+      <w:pPr>
+        <w:pStyle w:val="ImageCaption"/>
       </w:pPr>
       <w:r>
         <w:t xml:space="preserve">Figure 7. PRISMA 2020 two-path flow diagram. Path A (left, blue): the analyzed corpus</w:t>
@@ -2864,8 +3000,8 @@
         <w:t xml:space="preserve">= 288, complete. Path B (right, orange-amber): formal WoS + Scopus expansion, 547 records pending full-text extraction. The final analyzed corpus pools to Path A only at the current build.</w:t>
       </w:r>
     </w:p>
-    <w:bookmarkEnd w:id="31"/>
-    <w:bookmarkStart w:id="35" w:name="X1d41e663e785934d4feadbd21b81f03c51339a8"/>
+    <w:bookmarkEnd w:id="36"/>
+    <w:bookmarkStart w:id="40" w:name="data-extraction-and-quality-assurance"/>
     <w:p>
       <w:pPr>
         <w:pStyle w:val="Heading3"/>
@@ -2874,7 +3010,7 @@
         <w:t xml:space="preserve">3.3 Data Extraction and Quality Assurance</w:t>
       </w:r>
     </w:p>
-    <w:bookmarkStart w:id="32" w:name="X08ffec85c6ae73d1d7d5bae8230a193cc0c32b0"/>
+    <w:bookmarkStart w:id="37" w:name="effect-size-extraction-protocol"/>
     <w:p>
       <w:pPr>
         <w:pStyle w:val="Heading4"/>
@@ -2898,7 +3034,7 @@
         <w:t xml:space="preserve">N</w:t>
       </w:r>
       <w:r>
-        <w:t xml:space="preserve">), the focal I-P effect size (Pearson's</w:t>
+        <w:t xml:space="preserve">), the focal I-P effect size (Pearson’s</w:t>
       </w:r>
       <w:r>
         <w:t xml:space="preserve"> </w:t>
@@ -2932,7 +3068,7 @@
         <w:t xml:space="preserve"> </w:t>
       </w:r>
       <w:r>
-        <w:t xml:space="preserve">When Pearson's</w:t>
+        <w:t xml:space="preserve">When Pearson’s</w:t>
       </w:r>
       <w:r>
         <w:t xml:space="preserve"> </w:t>
@@ -3324,7 +3460,7 @@
         <w:t xml:space="preserve"> </w:t>
       </w:r>
       <w:r>
-        <w:t xml:space="preserve">Following effect-size extraction, each record was coded for the seven moderators defined in Section 3.4. ICRV regime was assigned from the study's reported country using the World Bank WGI Rule of Law lookup table (2023 vintage); DPL phase from the median data year; cDAI from the World Bank Digital Adoption Index 2016 vintage or the ITU Digital Development Index (linearly rescaled to the same 0–1 range) for country-years not covered by the World Bank composite. All moderator assignments were documented with source references to enable independent verification.</w:t>
+        <w:t xml:space="preserve">Following effect-size extraction, each record was coded for the seven moderators defined in Section 3.4. ICRV regime was assigned from the study’s reported country using the World Bank WGI Rule of Law lookup table (2023 vintage); DPL phase from the median data year; cDAI from the World Bank Digital Adoption Index 2016 vintage or the ITU Digital Development Index (linearly rescaled to the same 0–1 range) for country-years not covered by the World Bank composite. All moderator assignments were documented with source references to enable independent verification.</w:t>
       </w:r>
     </w:p>
     <w:p>
@@ -3335,8 +3471,8 @@
         <w:t xml:space="preserve">All extracted and coded records were entered into the permanent study database and subject to the double-entry verification described in Section 3.3.2.</w:t>
       </w:r>
     </w:p>
-    <w:bookmarkEnd w:id="32"/>
-    <w:bookmarkStart w:id="33" w:name="X3517c67dfe005a0cb42aad932692446db1a0273"/>
+    <w:bookmarkEnd w:id="37"/>
+    <w:bookmarkStart w:id="38" w:name="coding-quality-and-verification"/>
     <w:p>
       <w:pPr>
         <w:pStyle w:val="Heading4"/>
@@ -3381,7 +3517,7 @@
         <w:pStyle w:val="BodyText"/>
       </w:pPr>
       <w:r>
-        <w:t xml:space="preserve">Because extraction was performed by a single coder, formal inter-coder reliability statistics (Cohen's</w:t>
+        <w:t xml:space="preserve">Because extraction was performed by a single coder, formal inter-coder reliability statistics (Cohen’s</w:t>
       </w:r>
       <w:r>
         <w:t xml:space="preserve"> </w:t>
@@ -3395,8 +3531,8 @@
         <w:t xml:space="preserve">) are not reported; this single-coder constraint is acknowledged in the Limitations (Section 5), and a dual-coded reliability check is a stated priority for the planned formal-search expansion.</w:t>
       </w:r>
     </w:p>
-    <w:bookmarkEnd w:id="33"/>
-    <w:bookmarkStart w:id="34" w:name="X5be2e0a2ca6cb65463b6962be6810bfed28508c"/>
+    <w:bookmarkEnd w:id="38"/>
+    <w:bookmarkStart w:id="39" w:name="study-level-risk-of-bias"/>
     <w:p>
       <w:pPr>
         <w:pStyle w:val="Heading4"/>
@@ -3410,12 +3546,12 @@
         <w:pStyle w:val="FirstParagraph"/>
       </w:pPr>
       <w:r>
-        <w:t xml:space="preserve">Consistent with established practice in internationalization–performance meta-analysis (Bausch &amp; Krist, 2007; Marano et al., 2016), no formal study-level risk-of-bias instrument (e.g., RoB 2, ROBINS-I) was applied to individual primary studies. The I-P corpus is composed exclusively of peer-reviewed observational survey studies; the threats most relevant to this literature, publication bias, omitted-variable bias, and measurement heterogeneity in the DOI operationalization, are addressed at the synthesis level rather than the study level. Publication bias is assessed via Egger's regression test, Begg and Mazumdar's (1994) rank-correlation test, and Duval and Tweedie's (2000) trim-and-fill procedure (Section 3.6). Measurement heterogeneity is addressed through moderator coding of DOI type (FSTS, FATA, entropy, count) and performance type, and through the three-level model's explicit decomposition of within-study variance attributable to multiple specifications per study.</w:t>
-      </w:r>
-    </w:p>
-    <w:bookmarkEnd w:id="34"/>
-    <w:bookmarkEnd w:id="35"/>
-    <w:bookmarkStart w:id="36" w:name="X601957e051aebf49785be7eb6f4c3dde13d76da"/>
+        <w:t xml:space="preserve">Consistent with established practice in internationalization–performance meta-analysis (Bausch &amp; Krist, 2007; Marano et al., 2016), no formal study-level risk-of-bias instrument (e.g., RoB 2, ROBINS-I) was applied to individual primary studies. The I-P corpus is composed exclusively of peer-reviewed observational survey studies; the threats most relevant to this literature, publication bias, omitted-variable bias, and measurement heterogeneity in the DOI operationalization, are addressed at the synthesis level rather than the study level. Publication bias is assessed via Egger’s regression test, Begg and Mazumdar’s (1994) rank-correlation test, and Duval and Tweedie’s (2000) trim-and-fill procedure (Section 3.6). Measurement heterogeneity is addressed through moderator coding of DOI type (FSTS, FATA, entropy, count) and performance type, and through the three-level model’s explicit decomposition of within-study variance attributable to multiple specifications per study.</w:t>
+      </w:r>
+    </w:p>
+    <w:bookmarkEnd w:id="39"/>
+    <w:bookmarkEnd w:id="40"/>
+    <w:bookmarkStart w:id="41" w:name="moderator-coding-protocol"/>
     <w:p>
       <w:pPr>
         <w:pStyle w:val="Heading3"/>
@@ -3449,15 +3585,15 @@
       <w:r>
         <w:t xml:space="preserve">(4):</w:t>
       </w:r>
-    </w:p>
-    <w:p>
-      <w:pPr>
-        <w:numPr>
-          <w:ilvl w:val="0"/>
-          <w:numId w:val="1001"/>
-        </w:numPr>
-        <w:pStyle w:val="Compact"/>
-      </w:pPr>
+      <w:r>
+        <w:t xml:space="preserve"> </w:t>
+      </w:r>
+      <w:r>
+        <w:t xml:space="preserve">1.</w:t>
+      </w:r>
+      <w:r>
+        <w:t xml:space="preserve"> </w:t>
+      </w:r>
       <w:r>
         <w:rPr>
           <w:iCs/>
@@ -3466,7 +3602,25 @@
         <w:t xml:space="preserve">Country of origin</w:t>
       </w:r>
       <w:r>
-        <w:t xml:space="preserve">, ISO 3166-1 alpha-3 code; multi-country studies coded as "pooled" with ICRV regime assigned to the modal country if one country contributes</w:t>
+        <w:t xml:space="preserve">, ISO 3166-1 alpha-3 code; multi-country studies coded as</w:t>
+      </w:r>
+      <w:r>
+        <w:t xml:space="preserve"> </w:t>
+      </w:r>
+      <w:r>
+        <w:t xml:space="preserve">“</w:t>
+      </w:r>
+      <w:r>
+        <w:t xml:space="preserve">pooled</w:t>
+      </w:r>
+      <w:r>
+        <w:t xml:space="preserve">”</w:t>
+      </w:r>
+      <w:r>
+        <w:t xml:space="preserve"> </w:t>
+      </w:r>
+      <w:r>
+        <w:t xml:space="preserve">with ICRV regime assigned to the modal country if one country contributes</w:t>
       </w:r>
       <w:r>
         <w:t xml:space="preserve"> </w:t>
@@ -3483,17 +3637,29 @@
         <w:t xml:space="preserve"> </w:t>
       </w:r>
       <w:r>
-        <w:t xml:space="preserve">60% of the sample, otherwise coded as "cross-regime"</w:t>
-      </w:r>
-    </w:p>
-    <w:p>
-      <w:pPr>
-        <w:numPr>
-          <w:ilvl w:val="0"/>
-          <w:numId w:val="1001"/>
-        </w:numPr>
-        <w:pStyle w:val="Compact"/>
-      </w:pPr>
+        <w:t xml:space="preserve">60% of the sample, otherwise coded as</w:t>
+      </w:r>
+      <w:r>
+        <w:t xml:space="preserve"> </w:t>
+      </w:r>
+      <w:r>
+        <w:t xml:space="preserve">“</w:t>
+      </w:r>
+      <w:r>
+        <w:t xml:space="preserve">cross-regime</w:t>
+      </w:r>
+      <w:r>
+        <w:t xml:space="preserve">”</w:t>
+      </w:r>
+      <w:r>
+        <w:t xml:space="preserve"> </w:t>
+      </w:r>
+      <w:r>
+        <w:t xml:space="preserve">2.</w:t>
+      </w:r>
+      <w:r>
+        <w:t xml:space="preserve"> </w:t>
+      </w:r>
       <w:r>
         <w:rPr>
           <w:iCs/>
@@ -3504,15 +3670,15 @@
       <w:r>
         <w:t xml:space="preserve">, SIC broad division: manufacturing (SIC 20–39), services (SIC 40–89), or mixed/unspecified</w:t>
       </w:r>
-    </w:p>
-    <w:p>
-      <w:pPr>
-        <w:numPr>
-          <w:ilvl w:val="0"/>
-          <w:numId w:val="1001"/>
-        </w:numPr>
-        <w:pStyle w:val="Compact"/>
-      </w:pPr>
+      <w:r>
+        <w:t xml:space="preserve"> </w:t>
+      </w:r>
+      <w:r>
+        <w:t xml:space="preserve">3.</w:t>
+      </w:r>
+      <w:r>
+        <w:t xml:space="preserve"> </w:t>
+      </w:r>
       <w:r>
         <w:rPr>
           <w:iCs/>
@@ -3523,15 +3689,15 @@
       <w:r>
         <w:t xml:space="preserve">, FSTS (foreign sales ÷ total sales); entropy index (Jacquemin &amp; Berry, 1979); count of foreign markets or subsidiaries; transnationality index (UNCTAD composite)</w:t>
       </w:r>
-    </w:p>
-    <w:p>
-      <w:pPr>
-        <w:numPr>
-          <w:ilvl w:val="0"/>
-          <w:numId w:val="1001"/>
-        </w:numPr>
-        <w:pStyle w:val="Compact"/>
-      </w:pPr>
+      <w:r>
+        <w:t xml:space="preserve"> </w:t>
+      </w:r>
+      <w:r>
+        <w:t xml:space="preserve">4.</w:t>
+      </w:r>
+      <w:r>
+        <w:t xml:space="preserve"> </w:t>
+      </w:r>
       <w:r>
         <w:rPr>
           <w:iCs/>
@@ -3540,12 +3706,12 @@
         <w:t xml:space="preserve">Performance operationalization</w:t>
       </w:r>
       <w:r>
-        <w:t xml:space="preserve">, accounting-based (ROA, ROE, ROS); market-based (Tobin's Q, stock return); productivity-based (labor productivity, TFP); composite (mixed)</w:t>
-      </w:r>
-    </w:p>
-    <w:p>
-      <w:pPr>
-        <w:pStyle w:val="FirstParagraph"/>
+        <w:t xml:space="preserve">, accounting-based (ROA, ROE, ROS); market-based (Tobin’s Q, stock return); productivity-based (labor productivity, TFP); composite (mixed)</w:t>
+      </w:r>
+    </w:p>
+    <w:p>
+      <w:pPr>
+        <w:pStyle w:val="BodyText"/>
       </w:pPr>
       <w:r>
         <w:rPr>
@@ -3628,7 +3794,7 @@
         <w:t xml:space="preserve"> </w:t>
       </w:r>
       <w:r>
-        <w:t xml:space="preserve">−0.50; e.g., Bangladesh, Myanmar, Pakistan); Code SIDS: Pacific small-island developing states (the dissertation's ICRV Regime VI; e.g., Fiji, Samoa, Tonga), defined a priori but returning zero qualifying primary studies in the present corpus; Code MX: Multi-country pooled samples spanning two or more ICRV regimes (no single modal-country regime</w:t>
+        <w:t xml:space="preserve">−0.50; e.g., Bangladesh, Myanmar, Pakistan); Code SIDS: Pacific small-island developing states (the dissertation’s ICRV Regime VI; e.g., Fiji, Samoa, Tonga), defined a priori but returning zero qualifying primary studies in the present corpus; Code MX: Multi-country pooled samples spanning two or more ICRV regimes (no single modal-country regime</w:t>
       </w:r>
       <w:r>
         <w:t xml:space="preserve"> </w:t>
@@ -3645,7 +3811,7 @@
         <w:t xml:space="preserve"> </w:t>
       </w:r>
       <w:r>
-        <w:t xml:space="preserve">60% of sample). Numbering crosswalk to the dissertation's canonical six-regime ICRV: P6 Code I ≡ dissertation Regime I (Advanced-Innovation); P6 Code II (Upper-Middle) ≡ Regime III; P6 Code III (Emerging) ≡ Regime IV; FR ≡ Regime V; SIDS ≡ Regime VI. The dissertation's Regime II (Advanced Resource-Driven / GCC) is not separately populated in this corpus, and MX has no I–VI equivalent.</w:t>
+        <w:t xml:space="preserve">60% of sample). Numbering crosswalk to the dissertation’s canonical six-regime ICRV: P6 Code I ≡ dissertation Regime I (Advanced-Innovation); P6 Code II (Upper-Middle) ≡ Regime III; P6 Code III (Emerging) ≡ Regime IV; FR ≡ Regime V; SIDS ≡ Regime VI. The dissertation’s Regime II (Advanced Resource-Driven / GCC) is not separately populated in this corpus, and MX has no I–VI equivalent.</w:t>
       </w:r>
       <w:r>
         <w:t xml:space="preserve"> </w:t>
@@ -3664,7 +3830,7 @@
         <w:t xml:space="preserve">cDAI</w:t>
       </w:r>
       <w:r>
-        <w:t xml:space="preserve">, Country-year digital adoption composite (0–1 scale): primary source, World Bank Digital Adoption Index (2016 vintage, Sahay et al., 2020); secondary source, ITU Digital Development Index (DDI, 2017–2026, linear-rescaled to 0–1). Country-year assignment follows the median year of the study's data collection period. For multi-country samples, cDAI is the sample-weighted average of country-year scores. Studies lacking country-year DAI data are assigned ITU ICT Development Index values with a −0.05 adjustment for known downward bias relative to the World Bank composite (Katz &amp; Callorda, 2018).</w:t>
+        <w:t xml:space="preserve">, Country-year digital adoption composite (0–1 scale): primary source, World Bank Digital Adoption Index (2016 vintage, Sahay et al., 2020); secondary source, ITU Digital Development Index (DDI, 2017–2026, linear-rescaled to 0–1). Country-year assignment follows the median year of the study’s data collection period. For multi-country samples, cDAI is the sample-weighted average of country-year scores. Studies lacking country-year DAI data are assigned ITU ICT Development Index values with a −0.05 adjustment for known downward bias relative to the World Bank composite (Katz &amp; Callorda, 2018).</w:t>
       </w:r>
       <w:r>
         <w:t xml:space="preserve"> </w:t>
@@ -3683,7 +3849,25 @@
         <w:t xml:space="preserve">DPL phase</w:t>
       </w:r>
       <w:r>
-        <w:t xml:space="preserve">, classified by the study's median data-collection year: "Precede" (median</w:t>
+        <w:t xml:space="preserve">, classified by the study’s median data-collection year:</w:t>
+      </w:r>
+      <w:r>
+        <w:t xml:space="preserve"> </w:t>
+      </w:r>
+      <w:r>
+        <w:t xml:space="preserve">“</w:t>
+      </w:r>
+      <w:r>
+        <w:t xml:space="preserve">Precede</w:t>
+      </w:r>
+      <w:r>
+        <w:t xml:space="preserve">”</w:t>
+      </w:r>
+      <w:r>
+        <w:t xml:space="preserve"> </w:t>
+      </w:r>
+      <w:r>
+        <w:t xml:space="preserve">(median</w:t>
       </w:r>
       <w:r>
         <w:t xml:space="preserve"> </w:t>
@@ -3700,7 +3884,43 @@
         <w:t xml:space="preserve"> </w:t>
       </w:r>
       <w:r>
-        <w:t xml:space="preserve">2008), "Span" (median 2009–2013), "Follow" (median</w:t>
+        <w:t xml:space="preserve">2008),</w:t>
+      </w:r>
+      <w:r>
+        <w:t xml:space="preserve"> </w:t>
+      </w:r>
+      <w:r>
+        <w:t xml:space="preserve">“</w:t>
+      </w:r>
+      <w:r>
+        <w:t xml:space="preserve">Span</w:t>
+      </w:r>
+      <w:r>
+        <w:t xml:space="preserve">”</w:t>
+      </w:r>
+      <w:r>
+        <w:t xml:space="preserve"> </w:t>
+      </w:r>
+      <w:r>
+        <w:t xml:space="preserve">(median 2009–2013),</w:t>
+      </w:r>
+      <w:r>
+        <w:t xml:space="preserve"> </w:t>
+      </w:r>
+      <w:r>
+        <w:t xml:space="preserve">“</w:t>
+      </w:r>
+      <w:r>
+        <w:t xml:space="preserve">Follow</w:t>
+      </w:r>
+      <w:r>
+        <w:t xml:space="preserve">”</w:t>
+      </w:r>
+      <w:r>
+        <w:t xml:space="preserve"> </w:t>
+      </w:r>
+      <w:r>
+        <w:t xml:space="preserve">(median</w:t>
       </w:r>
       <w:r>
         <w:t xml:space="preserve"> </w:t>
@@ -3717,11 +3937,29 @@
         <w:t xml:space="preserve"> </w:t>
       </w:r>
       <w:r>
-        <w:t xml:space="preserve">2014). Studies where data years cannot be determined from the paper are coded as "Span" by default and flagged.</w:t>
-      </w:r>
-    </w:p>
-    <w:bookmarkEnd w:id="36"/>
-    <w:bookmarkStart w:id="37" w:name="X39398803b6212107b1d34889a3ed87f1d2a89f2"/>
+        <w:t xml:space="preserve">2014). Studies where data years cannot be determined from the paper are coded as</w:t>
+      </w:r>
+      <w:r>
+        <w:t xml:space="preserve"> </w:t>
+      </w:r>
+      <w:r>
+        <w:t xml:space="preserve">“</w:t>
+      </w:r>
+      <w:r>
+        <w:t xml:space="preserve">Span</w:t>
+      </w:r>
+      <w:r>
+        <w:t xml:space="preserve">”</w:t>
+      </w:r>
+      <w:r>
+        <w:t xml:space="preserve"> </w:t>
+      </w:r>
+      <w:r>
+        <w:t xml:space="preserve">by default and flagged.</w:t>
+      </w:r>
+    </w:p>
+    <w:bookmarkEnd w:id="41"/>
+    <w:bookmarkStart w:id="42" w:name="statistical-model-three-level-mara"/>
     <w:p>
       <w:pPr>
         <w:pStyle w:val="Heading3"/>
@@ -4137,8 +4375,8 @@
         <w:t xml:space="preserve">.</w:t>
       </w:r>
     </w:p>
-    <w:bookmarkEnd w:id="37"/>
-    <w:bookmarkStart w:id="38" w:name="X2f1abb1755f8cc5892d8e5725c0dbd361d50806"/>
+    <w:bookmarkEnd w:id="42"/>
+    <w:bookmarkStart w:id="43" w:name="publication-bias-assessment"/>
     <w:p>
       <w:pPr>
         <w:pStyle w:val="Heading3"/>
@@ -4152,7 +4390,7 @@
         <w:pStyle w:val="FirstParagraph"/>
       </w:pPr>
       <w:r>
-        <w:t xml:space="preserve">Six complementary tests follow Borenstein et al. (2021, ch. 30) and Vevea and Woods (2005): (i)</w:t>
+        <w:t xml:space="preserve">Six complementary tests follow Borenstein et al. (2021, ch. 30) and Vevea and Woods (2005): (i)</w:t>
       </w:r>
       <w:r>
         <w:t xml:space="preserve"> </w:t>
@@ -4162,7 +4400,7 @@
           <w:bCs/>
           <w:b/>
         </w:rPr>
-        <w:t xml:space="preserve">Egger's weighted regression</w:t>
+        <w:t xml:space="preserve">Egger’s weighted regression</w:t>
       </w:r>
       <w:r>
         <w:t xml:space="preserve"> </w:t>
@@ -4178,7 +4416,7 @@
           <w:bCs/>
           <w:b/>
         </w:rPr>
-        <w:t xml:space="preserve">Begg and Mazumdar's rank correlation</w:t>
+        <w:t xml:space="preserve">Begg and Mazumdar’s rank correlation</w:t>
       </w:r>
       <w:r>
         <w:t xml:space="preserve"> </w:t>
@@ -4210,7 +4448,7 @@
           <w:bCs/>
           <w:b/>
         </w:rPr>
-        <w:t xml:space="preserve">Orwin's fail-safe</w:t>
+        <w:t xml:space="preserve">Orwin’s fail-safe</w:t>
       </w:r>
       <w:r>
         <w:rPr>
@@ -4338,7 +4576,7 @@
         <w:t xml:space="preserve">p</w:t>
       </w:r>
       <w:r>
-        <w:t xml:space="preserve">-value cutpoints at .025 and .500) and reports a selection-adjusted pooled effect plus a likelihood-ratio test against the no-selection null. Each test has a distinct failure mode: trim-and-fill is known to over-correct under high heterogeneity (Terrin et al., 2003), PET-PEESE estimates can be biased toward null when</w:t>
+        <w:t xml:space="preserve">-value cutpoints at.025 and.500) and reports a selection-adjusted pooled effect plus a likelihood-ratio test against the no-selection null. Each test has a distinct failure mode: trim-and-fill is known to over-correct under high heterogeneity (Terrin et al., 2003), PET-PEESE estimates can be biased toward null when</w:t>
       </w:r>
       <w:r>
         <w:t xml:space="preserve"> </w:t>
@@ -4351,7 +4589,7 @@
         <w:t xml:space="preserve">I</w:t>
       </w:r>
       <w:r>
-        <w:t xml:space="preserve">² &gt; 80% (Stanley &amp; Doucouliagos, 2014), and Vevea-Hedges can fail to converge in sparse-cell selection regions. Reporting all six tests together provides a direction-of-effect signal that is robust to any single test's specification assumptions; we interpret each adjusted estimate as an inferential bound rather than as a point estimate of the true population effect. Test specifications and the metafor</w:t>
+        <w:t xml:space="preserve">² &gt; 80% (Stanley &amp; Doucouliagos, 2014), and Vevea-Hedges can fail to converge in sparse-cell selection regions. Reporting all six tests together provides a direction-of-effect signal that is robust to any single test’s specification assumptions; the analysis interprets each adjusted estimate as an inferential bound rather than as a point estimate of the true population effect. Test specifications and the metafor</w:t>
       </w:r>
       <w:r>
         <w:t xml:space="preserve"> </w:t>
@@ -4382,8 +4620,8 @@
         <w:t xml:space="preserve">.</w:t>
       </w:r>
     </w:p>
-    <w:bookmarkEnd w:id="38"/>
-    <w:bookmarkStart w:id="39" w:name="Xe36430cf7d8e0a8c6df93020e9507d5e203e939"/>
+    <w:bookmarkEnd w:id="43"/>
+    <w:bookmarkStart w:id="44" w:name="robustness-checks"/>
     <w:p>
       <w:pPr>
         <w:pStyle w:val="Heading3"/>
@@ -4397,7 +4635,7 @@
         <w:pStyle w:val="FirstParagraph"/>
       </w:pPr>
       <w:r>
-        <w:t xml:space="preserve">Six pre-registered checks evaluate sensitivity to modelling choices: (1) two-level vs. three-level estimator comparison; (2) leave-one-out influence diagnostics (Cook's distance &gt; 4/</w:t>
+        <w:t xml:space="preserve">Six pre-registered checks evaluate sensitivity to modelling choices: (1) two-level vs. three-level estimator comparison; (2) leave-one-out influence diagnostics (Cook’s distance &gt; 4/</w:t>
       </w:r>
       <w:r>
         <w:rPr>
@@ -4458,9 +4696,9 @@
         </w:pict>
       </w:r>
     </w:p>
-    <w:bookmarkEnd w:id="39"/>
-    <w:bookmarkEnd w:id="40"/>
-    <w:bookmarkStart w:id="48" w:name="X121719332867ee227f0a04b486098cee978c6e6"/>
+    <w:bookmarkEnd w:id="44"/>
+    <w:bookmarkEnd w:id="45"/>
+    <w:bookmarkStart w:id="68" w:name="results"/>
     <w:p>
       <w:pPr>
         <w:pStyle w:val="Heading2"/>
@@ -4469,7 +4707,7 @@
         <w:t xml:space="preserve">4. Results</w:t>
       </w:r>
     </w:p>
-    <w:bookmarkStart w:id="41" w:name="X04aea52a138d4b1fe1efc2014400b089b77c5ce"/>
+    <w:bookmarkStart w:id="49" w:name="sample-description"/>
     <w:p>
       <w:pPr>
         <w:pStyle w:val="Heading3"/>
@@ -4541,40 +4779,20 @@
         <w:t xml:space="preserve"> </w:t>
       </w:r>
       <w:r>
-        <w:rPr>
-          <w:iCs/>
-          <w:i/>
-          <w:iCs/>
-          <w:i/>
-        </w:rPr>
-        <w:t xml:space="preserve">K</w:t>
-      </w:r>
-      <w:r>
-        <w:rPr>
-          <w:iCs/>
-          <w:i/>
-        </w:rPr>
-        <w:t xml:space="preserve"> </w:t>
-      </w:r>
-      <w:r>
-        <w:rPr>
-          <w:iCs/>
-          <w:i/>
-        </w:rPr>
-        <w:t xml:space="preserve">= 288 effect sizes, k = 238 coded studies)</w:t>
+        <w:t xml:space="preserve">K* = 288 effect sizes, k = 238 coded studies)*</w:t>
       </w:r>
     </w:p>
     <w:tbl>
       <w:tblPr>
         <w:tblStyle w:val="Table"/>
-        <w:tblW w:type="auto" w:w="0"/>
+        <w:tblW w:type="pct" w:w="5000"/>
         <w:tblLook w:firstRow="1" w:lastRow="0" w:firstColumn="0" w:lastColumn="0" w:noHBand="0" w:noVBand="0" w:val="0020"/>
         <w:jc w:val="start"/>
       </w:tblPr>
       <w:tblGrid>
-        <w:gridCol w:w="2640"/>
-        <w:gridCol w:w="2640"/>
-        <w:gridCol w:w="2640"/>
+        <w:gridCol w:w="3600"/>
+        <w:gridCol w:w="2160"/>
+        <w:gridCol w:w="2160"/>
       </w:tblGrid>
       <w:tr>
         <w:trPr>
@@ -4646,7 +4864,7 @@
               <w:jc w:val="left"/>
             </w:pPr>
             <w:r>
-              <w:t xml:space="preserve">ICRV Regime I — Advanced (e.g., Korea, Japan, Singapore, HK, Australia)</w:t>
+              <w:t xml:space="preserve">ICRV Regime I, Advanced (e.g., Korea, Japan, Singapore, HK, Australia)</w:t>
             </w:r>
           </w:p>
         </w:tc>
@@ -4684,7 +4902,7 @@
               <w:jc w:val="left"/>
             </w:pPr>
             <w:r>
-              <w:t xml:space="preserve">ICRV Regime II — Upper-middle (e.g., China, Malaysia, Thailand)</w:t>
+              <w:t xml:space="preserve">ICRV Regime II, Upper-middle (e.g., China, Malaysia, Thailand)</w:t>
             </w:r>
           </w:p>
         </w:tc>
@@ -4722,7 +4940,7 @@
               <w:jc w:val="left"/>
             </w:pPr>
             <w:r>
-              <w:t xml:space="preserve">ICRV Regime III — Emerging (e.g., Vietnam, India, Philippines)</w:t>
+              <w:t xml:space="preserve">ICRV Regime III, Emerging (e.g., Vietnam, India, Philippines)</w:t>
             </w:r>
           </w:p>
         </w:tc>
@@ -4956,7 +5174,7 @@
               <w:jc w:val="left"/>
             </w:pPr>
             <w:r>
-              <w:t xml:space="preserve">—</w:t>
+              <w:t xml:space="preserve">,</w:t>
             </w:r>
           </w:p>
         </w:tc>
@@ -4994,7 +5212,7 @@
               <w:jc w:val="left"/>
             </w:pPr>
             <w:r>
-              <w:t xml:space="preserve">—</w:t>
+              <w:t xml:space="preserve">,</w:t>
             </w:r>
           </w:p>
         </w:tc>
@@ -5032,7 +5250,7 @@
               <w:jc w:val="left"/>
             </w:pPr>
             <w:r>
-              <w:t xml:space="preserve">—</w:t>
+              <w:t xml:space="preserve">,</w:t>
             </w:r>
           </w:p>
         </w:tc>
@@ -5070,7 +5288,7 @@
               <w:jc w:val="left"/>
             </w:pPr>
             <w:r>
-              <w:t xml:space="preserve">—</w:t>
+              <w:t xml:space="preserve">,</w:t>
             </w:r>
           </w:p>
         </w:tc>
@@ -5108,7 +5326,7 @@
               <w:jc w:val="left"/>
             </w:pPr>
             <w:r>
-              <w:t xml:space="preserve">—</w:t>
+              <w:t xml:space="preserve">,</w:t>
             </w:r>
           </w:p>
         </w:tc>
@@ -5146,7 +5364,7 @@
               <w:jc w:val="left"/>
             </w:pPr>
             <w:r>
-              <w:t xml:space="preserve">—</w:t>
+              <w:t xml:space="preserve">,</w:t>
             </w:r>
           </w:p>
         </w:tc>
@@ -5184,7 +5402,7 @@
               <w:jc w:val="left"/>
             </w:pPr>
             <w:r>
-              <w:t xml:space="preserve">—</w:t>
+              <w:t xml:space="preserve">,</w:t>
             </w:r>
           </w:p>
         </w:tc>
@@ -5222,7 +5440,7 @@
               <w:jc w:val="left"/>
             </w:pPr>
             <w:r>
-              <w:t xml:space="preserve">—</w:t>
+              <w:t xml:space="preserve">,</w:t>
             </w:r>
           </w:p>
         </w:tc>
@@ -5260,7 +5478,7 @@
               <w:jc w:val="left"/>
             </w:pPr>
             <w:r>
-              <w:t xml:space="preserve">—</w:t>
+              <w:t xml:space="preserve">,</w:t>
             </w:r>
           </w:p>
         </w:tc>
@@ -5298,7 +5516,7 @@
               <w:jc w:val="left"/>
             </w:pPr>
             <w:r>
-              <w:t xml:space="preserve">—</w:t>
+              <w:t xml:space="preserve">,</w:t>
             </w:r>
           </w:p>
         </w:tc>
@@ -5336,7 +5554,7 @@
               <w:jc w:val="left"/>
             </w:pPr>
             <w:r>
-              <w:t xml:space="preserve">—</w:t>
+              <w:t xml:space="preserve">,</w:t>
             </w:r>
           </w:p>
         </w:tc>
@@ -5374,7 +5592,7 @@
               <w:jc w:val="left"/>
             </w:pPr>
             <w:r>
-              <w:t xml:space="preserve">—</w:t>
+              <w:t xml:space="preserve">,</w:t>
             </w:r>
           </w:p>
         </w:tc>
@@ -5412,7 +5630,7 @@
               <w:jc w:val="left"/>
             </w:pPr>
             <w:r>
-              <w:t xml:space="preserve">—</w:t>
+              <w:t xml:space="preserve">,</w:t>
             </w:r>
           </w:p>
         </w:tc>
@@ -5450,7 +5668,7 @@
               <w:jc w:val="left"/>
             </w:pPr>
             <w:r>
-              <w:t xml:space="preserve">—</w:t>
+              <w:t xml:space="preserve">,</w:t>
             </w:r>
           </w:p>
         </w:tc>
@@ -5488,7 +5706,7 @@
               <w:jc w:val="left"/>
             </w:pPr>
             <w:r>
-              <w:t xml:space="preserve">—</w:t>
+              <w:t xml:space="preserve">,</w:t>
             </w:r>
           </w:p>
         </w:tc>
@@ -5526,7 +5744,7 @@
               <w:jc w:val="left"/>
             </w:pPr>
             <w:r>
-              <w:t xml:space="preserve">—</w:t>
+              <w:t xml:space="preserve">,</w:t>
             </w:r>
           </w:p>
         </w:tc>
@@ -5616,7 +5834,7 @@
         <w:t xml:space="preserve"> </w:t>
       </w:r>
       <w:r>
-        <w:t xml:space="preserve">The sample is right-skewed toward post-2000 publications, reflecting the field's growth trajectory (Figure 6). The 1978–1989 period contributes only 6 studies (2.6%; density 0.5/year); 1990–1999 contributes 18 studies (7.7%; 1.8/year); 2000–2009 contributes 54 studies (23.2%; 5.4/year); 2010–2019 contributes 92 studies (39.5%; 9.2/year); 2020–2022 contributes 46 studies (19.7%; 15.3/year); and 2023–2026 contributes 17 studies (7.3%). The 2010–2022 window dominates with 138 studies (59% of the corpus). Implication: the main-effect MARA and</w:t>
+        <w:t xml:space="preserve">The sample is right-skewed toward post-2000 publications, reflecting the field’s growth trajectory (Figure 6). The 1978–1989 period contributes only 6 studies (2.6%; density 0.5/year); 1990–1999 contributes 18 studies (7.7%; 1.8/year); 2000–2009 contributes 54 studies (23.2%; 5.4/year); 2010–2019 contributes 92 studies (39.5%; 9.2/year); 2020–2022 contributes 46 studies (19.7%; 15.3/year); and 2023–2026 contributes 17 studies (7.3%). The 2010–2022 window dominates with 138 studies (59% of the corpus). Implication: the main-effect MARA and</w:t>
       </w:r>
       <w:r>
         <w:t xml:space="preserve"> </w:t>
@@ -5644,14 +5862,61 @@
     </w:p>
     <w:p>
       <w:pPr>
-        <w:pStyle w:val="BodyText"/>
+        <w:pStyle w:val="CaptionedFigure"/>
+      </w:pPr>
+      <w:r>
+        <w:drawing>
+          <wp:inline>
+            <wp:extent cx="5334000" cy="2361481"/>
+            <wp:effectExtent b="0" l="0" r="0" t="0"/>
+            <wp:docPr descr="Figure 6. Distribution of primary studies by publication year (k = 238). The corpus is right-skewed toward post-2000 publications, with the 2010–2022 window accounting for 59% of the studies. Sparse pre-1990 density precludes a separate early-period subgroup; DPL phase boundaries (2009, 2014) are anchored to digital-coordination diffusion landmarks rather than to within-corpus density." title="" id="47" name="Picture"/>
+            <a:graphic>
+              <a:graphicData uri="http://schemas.openxmlformats.org/drawingml/2006/picture">
+                <pic:pic>
+                  <pic:nvPicPr>
+                    <pic:cNvPr descr="figures/figure6_year_distribution.png" id="48" name="Picture"/>
+                    <pic:cNvPicPr>
+                      <a:picLocks noChangeArrowheads="1" noChangeAspect="1"/>
+                    </pic:cNvPicPr>
+                  </pic:nvPicPr>
+                  <pic:blipFill>
+                    <a:blip r:embed="rId46"/>
+                    <a:stretch>
+                      <a:fillRect/>
+                    </a:stretch>
+                  </pic:blipFill>
+                  <pic:spPr bwMode="auto">
+                    <a:xfrm>
+                      <a:off x="0" y="0"/>
+                      <a:ext cx="5334000" cy="2361481"/>
+                    </a:xfrm>
+                    <a:prstGeom prst="rect">
+                      <a:avLst/>
+                    </a:prstGeom>
+                    <a:noFill/>
+                    <a:ln w="9525">
+                      <a:noFill/>
+                      <a:headEnd/>
+                      <a:tailEnd/>
+                    </a:ln>
+                  </pic:spPr>
+                </pic:pic>
+              </a:graphicData>
+            </a:graphic>
+          </wp:inline>
+        </w:drawing>
+      </w:r>
+    </w:p>
+    <w:p>
+      <w:pPr>
+        <w:pStyle w:val="ImageCaption"/>
       </w:pPr>
       <w:r>
         <w:t xml:space="preserve">Figure 6. Distribution of primary studies by publication year (k = 238). The corpus is right-skewed toward post-2000 publications, with the 2010–2022 window accounting for 59% of the studies. Sparse pre-1990 density precludes a separate early-period subgroup; DPL phase boundaries (2009, 2014) are anchored to digital-coordination diffusion landmarks rather than to within-corpus density.</w:t>
       </w:r>
     </w:p>
-    <w:bookmarkEnd w:id="41"/>
-    <w:bookmarkStart w:id="42" w:name="X484949e7994e09bd70500137e9d7c8f884b58c1"/>
+    <w:bookmarkEnd w:id="49"/>
+    <w:bookmarkStart w:id="50" w:name="baseline-three-level-model"/>
     <w:p>
       <w:pPr>
         <w:pStyle w:val="Heading3"/>
@@ -6272,7 +6537,7 @@
               <w:t xml:space="preserve"> </w:t>
             </w:r>
             <w:r>
-              <w:t xml:space="preserve">&lt; .001)</w:t>
+              <w:t xml:space="preserve">&lt;.001)</w:t>
             </w:r>
           </w:p>
         </w:tc>
@@ -6427,8 +6692,8 @@
         <w:t xml:space="preserve">= 87.8%, well above the sampling-error floor, motivates the moderator analyses; however, as Sections 4.3–4.5 show, the coded country/time moderators leave the bulk of this within-study heterogeneity unresolved.</w:t>
       </w:r>
     </w:p>
-    <w:bookmarkEnd w:id="42"/>
-    <w:bookmarkStart w:id="43" w:name="X58c962719f77434e3e9b87bd1741b5544c6666a"/>
+    <w:bookmarkEnd w:id="50"/>
+    <w:bookmarkStart w:id="54" w:name="icrv-regime-moderation-h1"/>
     <w:p>
       <w:pPr>
         <w:pStyle w:val="Heading3"/>
@@ -6510,7 +6775,7 @@
         <w:t xml:space="preserve"> </w:t>
       </w:r>
       <w:r>
-        <w:t xml:space="preserve">= .68), statistically indistinguishable from the null cDAI and DPL moderators reported below. The full-sample omnibus including the three-effect Frontier cell does reach significance (</w:t>
+        <w:t xml:space="preserve">=.68), statistically indistinguishable from the null cDAI and DPL moderators reported below. The full-sample omnibus including the three-effect Frontier cell does reach significance (</w:t>
       </w:r>
       <w:r>
         <w:rPr>
@@ -6552,7 +6817,7 @@
         <w:t xml:space="preserve"> </w:t>
       </w:r>
       <w:r>
-        <w:t xml:space="preserve">= .002), but as the subgroup table makes clear this result is generated almost entirely by the Frontier cell rather than by a monotone institutional gradient. The directional Exploratory Propositions E1a (Advanced largest) and E1b (Frontier smallest) are</w:t>
+        <w:t xml:space="preserve">=.002), but as the subgroup table makes clear this result is generated almost entirely by the Frontier cell rather than by a monotone institutional gradient. The directional Exploratory Propositions E1a (Advanced largest) and E1b (Frontier smallest) are</w:t>
       </w:r>
       <w:r>
         <w:t xml:space="preserve"> </w:t>
@@ -6596,16 +6861,16 @@
     <w:tbl>
       <w:tblPr>
         <w:tblStyle w:val="Table"/>
-        <w:tblW w:type="auto" w:w="0"/>
+        <w:tblW w:type="pct" w:w="5000"/>
         <w:tblLook w:firstRow="1" w:lastRow="0" w:firstColumn="0" w:lastColumn="0" w:noHBand="0" w:noVBand="0" w:val="0020"/>
         <w:jc w:val="start"/>
       </w:tblPr>
       <w:tblGrid>
-        <w:gridCol w:w="1584"/>
-        <w:gridCol w:w="1584"/>
-        <w:gridCol w:w="1584"/>
-        <w:gridCol w:w="1584"/>
-        <w:gridCol w:w="1584"/>
+        <w:gridCol w:w="1545"/>
+        <w:gridCol w:w="2704"/>
+        <w:gridCol w:w="1159"/>
+        <w:gridCol w:w="1545"/>
+        <w:gridCol w:w="965"/>
       </w:tblGrid>
       <w:tr>
         <w:trPr>
@@ -6699,7 +6964,7 @@
               <w:jc w:val="left"/>
             </w:pPr>
             <w:r>
-              <w:t xml:space="preserve">I — Advanced-Innovation (SG, HK, KR, JP, AU...)</w:t>
+              <w:t xml:space="preserve">I, Advanced-Innovation (SG, HK, KR, JP, AU…)</w:t>
             </w:r>
           </w:p>
         </w:tc>
@@ -6747,7 +7012,7 @@
               <w:jc w:val="left"/>
             </w:pPr>
             <w:r>
-              <w:t xml:space="preserve">&lt; .001</w:t>
+              <w:t xml:space="preserve">&lt;.001</w:t>
             </w:r>
           </w:p>
         </w:tc>
@@ -6761,7 +7026,7 @@
               <w:jc w:val="left"/>
             </w:pPr>
             <w:r>
-              <w:t xml:space="preserve">II — Upper-middle (CN, MY, TH, BR...)</w:t>
+              <w:t xml:space="preserve">II, Upper-middle (CN, MY, TH, BR…)</w:t>
             </w:r>
           </w:p>
         </w:tc>
@@ -6823,7 +7088,7 @@
               <w:jc w:val="left"/>
             </w:pPr>
             <w:r>
-              <w:t xml:space="preserve">III — Emerging (VN, IN, ID, PH...)</w:t>
+              <w:t xml:space="preserve">III, Emerging (VN, IN, ID, PH…)</w:t>
             </w:r>
           </w:p>
         </w:tc>
@@ -6871,7 +7136,7 @@
               <w:jc w:val="left"/>
             </w:pPr>
             <w:r>
-              <w:t xml:space="preserve">&lt; .001</w:t>
+              <w:t xml:space="preserve">&lt;.001</w:t>
             </w:r>
           </w:p>
         </w:tc>
@@ -6885,7 +7150,7 @@
               <w:jc w:val="left"/>
             </w:pPr>
             <w:r>
-              <w:t xml:space="preserve">FR — Frontier / LDC</w:t>
+              <w:t xml:space="preserve">FR, Frontier / LDC</w:t>
             </w:r>
           </w:p>
         </w:tc>
@@ -6933,7 +7198,7 @@
               <w:jc w:val="left"/>
             </w:pPr>
             <w:r>
-              <w:t xml:space="preserve">&lt; .001</w:t>
+              <w:t xml:space="preserve">&lt;.001</w:t>
             </w:r>
           </w:p>
         </w:tc>
@@ -6947,7 +7212,7 @@
               <w:jc w:val="left"/>
             </w:pPr>
             <w:r>
-              <w:t xml:space="preserve">MX — Cross-regime / multi-country</w:t>
+              <w:t xml:space="preserve">MX, Cross-regime / multi-country</w:t>
             </w:r>
           </w:p>
         </w:tc>
@@ -7003,7 +7268,54 @@
     </w:tbl>
     <w:p>
       <w:pPr>
-        <w:pStyle w:val="BodyText"/>
+        <w:pStyle w:val="CaptionedFigure"/>
+      </w:pPr>
+      <w:r>
+        <w:drawing>
+          <wp:inline>
+            <wp:extent cx="5334000" cy="3180366"/>
+            <wp:effectExtent b="0" l="0" r="0" t="0"/>
+            <wp:docPr descr="Figure 2: ICRV regime forest plot, subgroup pooled effects with 95% CI" title="" id="52" name="Picture"/>
+            <a:graphic>
+              <a:graphicData uri="http://schemas.openxmlformats.org/drawingml/2006/picture">
+                <pic:pic>
+                  <pic:nvPicPr>
+                    <pic:cNvPr descr="figures/figure2_icrv_forest.png" id="53" name="Picture"/>
+                    <pic:cNvPicPr>
+                      <a:picLocks noChangeArrowheads="1" noChangeAspect="1"/>
+                    </pic:cNvPicPr>
+                  </pic:nvPicPr>
+                  <pic:blipFill>
+                    <a:blip r:embed="rId51"/>
+                    <a:stretch>
+                      <a:fillRect/>
+                    </a:stretch>
+                  </pic:blipFill>
+                  <pic:spPr bwMode="auto">
+                    <a:xfrm>
+                      <a:off x="0" y="0"/>
+                      <a:ext cx="5334000" cy="3180366"/>
+                    </a:xfrm>
+                    <a:prstGeom prst="rect">
+                      <a:avLst/>
+                    </a:prstGeom>
+                    <a:noFill/>
+                    <a:ln w="9525">
+                      <a:noFill/>
+                      <a:headEnd/>
+                      <a:tailEnd/>
+                    </a:ln>
+                  </pic:spPr>
+                </pic:pic>
+              </a:graphicData>
+            </a:graphic>
+          </wp:inline>
+        </w:drawing>
+      </w:r>
+    </w:p>
+    <w:p>
+      <w:pPr>
+        <w:pStyle w:val="ImageCaption"/>
       </w:pPr>
       <w:r>
         <w:t xml:space="preserve">Figure 2: ICRV regime forest plot, subgroup pooled effects with 95% CI</w:t>
@@ -7151,7 +7463,7 @@
         <w:t xml:space="preserve"> </w:t>
       </w:r>
       <w:r>
-        <w:t xml:space="preserve">support for E1a's predicted advanced-over-emerging ordering. Cross-regime/multi-country pooled studies sit lowest (MX,</w:t>
+        <w:t xml:space="preserve">support for E1a’s predicted advanced-over-emerging ordering. Cross-regime/multi-country pooled studies sit lowest (MX,</w:t>
       </w:r>
       <w:r>
         <w:t xml:space="preserve"> </w:t>
@@ -7247,7 +7559,7 @@
         <w:t xml:space="preserve"> </w:t>
       </w:r>
       <w:r>
-        <w:t xml:space="preserve">= 226 Iranian manufacturing firms), and is therefore statistically fragile and contrary to E1b's predicted Frontier floor. A drop-FR sensitivity test confirms this directly: re-estimating the omnibus on the four well-populated core regimes (I/II/III/MX,</w:t>
+        <w:t xml:space="preserve">= 226 Iranian manufacturing firms), and is therefore statistically fragile and contrary to E1b’s predicted Frontier floor. A drop-FR sensitivity test confirms this directly: re-estimating the omnibus on the four well-populated core regimes (I/II/III/MX,</w:t>
       </w:r>
       <w:r>
         <w:t xml:space="preserve"> </w:t>
@@ -7305,7 +7617,7 @@
         <w:t xml:space="preserve"> </w:t>
       </w:r>
       <w:r>
-        <w:t xml:space="preserve">= .68), i.e., non-significant and on a par with the null cDAI (</w:t>
+        <w:t xml:space="preserve">=.68), i.e., non-significant and on a par with the null cDAI (</w:t>
       </w:r>
       <w:r>
         <w:rPr>
@@ -7341,7 +7653,7 @@
         <w:t xml:space="preserve"> </w:t>
       </w:r>
       <w:r>
-        <w:t xml:space="preserve">per regime cell before they can be properly adjudicated. The sixth ICRV code, Pacific SIDS (the dissertation's Regime VI), returns zero qualifying primary studies in this corpus and therefore does not enter the subgroup model, leaving five populated cells (hence</w:t>
+        <w:t xml:space="preserve">per regime cell before they can be properly adjudicated. The sixth ICRV code, Pacific SIDS (the dissertation’s Regime VI), returns zero qualifying primary studies in this corpus and therefore does not enter the subgroup model, leaving five populated cells (hence</w:t>
       </w:r>
       <w:r>
         <w:t xml:space="preserve"> </w:t>
@@ -7360,8 +7672,8 @@
         <w:t xml:space="preserve">= 4). (Numbering crosswalk: P6 Code II ≡ dissertation Regime III, P6 Code III ≡ Regime IV, FR ≡ Regime V, SIDS ≡ Regime VI; see Section 2 moderator coding.)</w:t>
       </w:r>
     </w:p>
-    <w:bookmarkEnd w:id="43"/>
-    <w:bookmarkStart w:id="44" w:name="X541c92fe8ae9c523bbb1875dcc9c5525c218523"/>
+    <w:bookmarkEnd w:id="54"/>
+    <w:bookmarkStart w:id="55" w:name="cdai-moderation-h3"/>
     <w:p>
       <w:pPr>
         <w:pStyle w:val="Heading3"/>
@@ -7411,7 +7723,7 @@
         <w:t xml:space="preserve"> </w:t>
       </w:r>
       <w:r>
-        <w:t xml:space="preserve">= .541).</w:t>
+        <w:t xml:space="preserve">=.541).</w:t>
       </w:r>
       <w:r>
         <w:t xml:space="preserve"> </w:t>
@@ -7468,7 +7780,7 @@
         <w:t xml:space="preserve">Supp-T2</w:t>
       </w:r>
       <w:r>
-        <w:t xml:space="preserve">). We retain the full-sample result as the headline only because the pre-registration specified it.</w:t>
+        <w:t xml:space="preserve">). This study retains the full-sample result as the headline only because the pre-registration specified it.</w:t>
       </w:r>
     </w:p>
     <w:p>
@@ -7586,7 +7898,7 @@
         <w:t xml:space="preserve"> </w:t>
       </w:r>
       <w:r>
-        <w:t xml:space="preserve">&lt; .001) but pairwise contrasts are small and non-significant (</w:t>
+        <w:t xml:space="preserve">&lt;.001) but pairwise contrasts are small and non-significant (</w:t>
       </w:r>
       <w:r>
         <w:rPr>
@@ -7612,7 +7924,7 @@
         <w:t xml:space="preserve"> </w:t>
       </w:r>
       <w:r>
-        <w:t xml:space="preserve">= .489;</w:t>
+        <w:t xml:space="preserve">=.489;</w:t>
       </w:r>
       <w:r>
         <w:t xml:space="preserve"> </w:t>
@@ -7641,7 +7953,7 @@
         <w:t xml:space="preserve"> </w:t>
       </w:r>
       <w:r>
-        <w:t xml:space="preserve">= .469). The non-monotone ordering (Low &gt; Medium &lt; High) and the omnibus null fail to support the predicted positive linear gradient. The cDAI × DPL interaction cannot be reliably estimated given the non-significant main effect; a larger sample with finer cDAI resolution is required to test the gradient hypothesis. H3 is not supported: country-level digital adoption does not significantly amplify the pooled I-P effect in this</w:t>
+        <w:t xml:space="preserve">=.469). The non-monotone ordering (Low &gt; Medium &lt; High) and the omnibus null fail to support the predicted positive linear gradient. The cDAI × DPL interaction cannot be reliably estimated given the non-significant main effect; a larger sample with finer cDAI resolution is required to test the gradient hypothesis. H3 is not supported: country-level digital adoption does not significantly amplify the pooled I-P effect in this</w:t>
       </w:r>
       <w:r>
         <w:t xml:space="preserve"> </w:t>
@@ -7660,8 +7972,8 @@
         <w:t xml:space="preserve">= 238 sample.</w:t>
       </w:r>
     </w:p>
-    <w:bookmarkEnd w:id="44"/>
-    <w:bookmarkStart w:id="45" w:name="X0f13fb15b20194b37c5b9d050ad7a7079c0644a"/>
+    <w:bookmarkEnd w:id="55"/>
+    <w:bookmarkStart w:id="59" w:name="dpl-phase-moderation-h2"/>
     <w:p>
       <w:pPr>
         <w:pStyle w:val="Heading3"/>
@@ -7711,7 +8023,7 @@
         <w:t xml:space="preserve"> </w:t>
       </w:r>
       <w:r>
-        <w:t xml:space="preserve">= .755).</w:t>
+        <w:t xml:space="preserve">=.755).</w:t>
       </w:r>
       <w:r>
         <w:t xml:space="preserve"> </w:t>
@@ -7874,7 +8186,7 @@
         <w:t xml:space="preserve"> </w:t>
       </w:r>
       <w:r>
-        <w:t xml:space="preserve">= .645; PRE-SPN</w:t>
+        <w:t xml:space="preserve">=.645; PRE-SPN</w:t>
       </w:r>
       <w:r>
         <w:t xml:space="preserve"> </w:t>
@@ -7906,7 +8218,7 @@
         <w:t xml:space="preserve"> </w:t>
       </w:r>
       <w:r>
-        <w:t xml:space="preserve">= .434; FOL-SPN</w:t>
+        <w:t xml:space="preserve">=.434; FOL-SPN</w:t>
       </w:r>
       <w:r>
         <w:t xml:space="preserve"> </w:t>
@@ -7938,7 +8250,7 @@
         <w:t xml:space="preserve"> </w:t>
       </w:r>
       <w:r>
-        <w:t xml:space="preserve">= .782). The empirical ordering (PRE &gt; FOL &gt; SPN) is opposite to H2's predicted FOL &gt; SPN &gt; PRE, but between-group differences are too small to overinterpret. The null result may reflect insufficient power to detect small temporal trends at</w:t>
+        <w:t xml:space="preserve">=.782). The empirical ordering (PRE &gt; FOL &gt; SPN) is opposite to H2’s predicted FOL &gt; SPN &gt; PRE, but between-group differences are too small to overinterpret. The null result may reflect insufficient power to detect small temporal trends at</w:t>
       </w:r>
       <w:r>
         <w:t xml:space="preserve"> </w:t>
@@ -7959,17 +8271,64 @@
     </w:p>
     <w:p>
       <w:pPr>
+        <w:pStyle w:val="CaptionedFigure"/>
+      </w:pPr>
+      <w:r>
+        <w:drawing>
+          <wp:inline>
+            <wp:extent cx="5334000" cy="4083020"/>
+            <wp:effectExtent b="0" l="0" r="0" t="0"/>
+            <wp:docPr descr="Figure 3: DPL phase moderation, pooled I-P effect by digital adoption epoch" title="" id="57" name="Picture"/>
+            <a:graphic>
+              <a:graphicData uri="http://schemas.openxmlformats.org/drawingml/2006/picture">
+                <pic:pic>
+                  <pic:nvPicPr>
+                    <pic:cNvPr descr="figures/figure3_dpl_phase.png" id="58" name="Picture"/>
+                    <pic:cNvPicPr>
+                      <a:picLocks noChangeArrowheads="1" noChangeAspect="1"/>
+                    </pic:cNvPicPr>
+                  </pic:nvPicPr>
+                  <pic:blipFill>
+                    <a:blip r:embed="rId56"/>
+                    <a:stretch>
+                      <a:fillRect/>
+                    </a:stretch>
+                  </pic:blipFill>
+                  <pic:spPr bwMode="auto">
+                    <a:xfrm>
+                      <a:off x="0" y="0"/>
+                      <a:ext cx="5334000" cy="4083020"/>
+                    </a:xfrm>
+                    <a:prstGeom prst="rect">
+                      <a:avLst/>
+                    </a:prstGeom>
+                    <a:noFill/>
+                    <a:ln w="9525">
+                      <a:noFill/>
+                      <a:headEnd/>
+                      <a:tailEnd/>
+                    </a:ln>
+                  </pic:spPr>
+                </pic:pic>
+              </a:graphicData>
+            </a:graphic>
+          </wp:inline>
+        </w:drawing>
+      </w:r>
+    </w:p>
+    <w:p>
+      <w:pPr>
+        <w:pStyle w:val="ImageCaption"/>
+      </w:pPr>
+      <w:r>
+        <w:t xml:space="preserve">Figure 3: DPL phase moderation, pooled I-P effect by digital adoption epoch</w:t>
+      </w:r>
+    </w:p>
+    <w:p>
+      <w:pPr>
         <w:pStyle w:val="BodyText"/>
       </w:pPr>
       <w:r>
-        <w:t xml:space="preserve">Figure 3: DPL phase moderation, pooled I-P effect by digital adoption epoch</w:t>
-      </w:r>
-    </w:p>
-    <w:p>
-      <w:pPr>
-        <w:pStyle w:val="BodyText"/>
-      </w:pPr>
-      <w:r>
         <w:rPr>
           <w:iCs/>
           <w:i/>
@@ -7983,8 +8342,8 @@
         <w:t xml:space="preserve">DPL phase subgroup pooled effects with 95% CI. Between-phase differences are small and non-significant.</w:t>
       </w:r>
     </w:p>
-    <w:bookmarkEnd w:id="45"/>
-    <w:bookmarkStart w:id="46" w:name="X19c46ecf699f27e790e5a8fa6520cb51f104e4a"/>
+    <w:bookmarkEnd w:id="59"/>
+    <w:bookmarkStart w:id="63" w:name="publication-bias-h4"/>
     <w:p>
       <w:pPr>
         <w:pStyle w:val="Heading3"/>
@@ -8023,7 +8382,7 @@
           <w:bCs/>
           <w:b/>
         </w:rPr>
-        <w:t xml:space="preserve">Egger's regression test</w:t>
+        <w:t xml:space="preserve">Egger’s regression test</w:t>
       </w:r>
       <w:r>
         <w:t xml:space="preserve"> </w:t>
@@ -8074,7 +8433,7 @@
         <w:t xml:space="preserve"> </w:t>
       </w:r>
       <w:r>
-        <w:t xml:space="preserve">= .057), marginal and not significant at</w:t>
+        <w:t xml:space="preserve">=.057), marginal and not significant at</w:t>
       </w:r>
       <w:r>
         <w:t xml:space="preserve"> </w:t>
@@ -8088,7 +8447,7 @@
         <w:t xml:space="preserve"> </w:t>
       </w:r>
       <w:r>
-        <w:t xml:space="preserve">= .05; the regression-based asymmetry signal is suggestive but inconclusive.</w:t>
+        <w:t xml:space="preserve">=.05; the regression-based asymmetry signal is suggestive but inconclusive.</w:t>
       </w:r>
     </w:p>
     <w:p>
@@ -8100,13 +8459,13 @@
           <w:bCs/>
           <w:b/>
         </w:rPr>
-        <w:t xml:space="preserve">Begg's rank correlation</w:t>
-      </w:r>
-      <w:r>
-        <w:t xml:space="preserve"> </w:t>
-      </w:r>
-      <w:r>
-        <w:t xml:space="preserve">(Kendall's</w:t>
+        <w:t xml:space="preserve">Begg’s rank correlation</w:t>
+      </w:r>
+      <w:r>
+        <w:t xml:space="preserve"> </w:t>
+      </w:r>
+      <w:r>
+        <w:t xml:space="preserve">(Kendall’s</w:t>
       </w:r>
       <w:r>
         <w:t xml:space="preserve"> </w:t>
@@ -8147,7 +8506,7 @@
         <w:t xml:space="preserve"> </w:t>
       </w:r>
       <w:r>
-        <w:t xml:space="preserve">= .0007, significant funnel asymmetry; studies with larger standard errors (smaller</w:t>
+        <w:t xml:space="preserve">=.0007, significant funnel asymmetry; studies with larger standard errors (smaller</w:t>
       </w:r>
       <w:r>
         <w:t xml:space="preserve"> </w:t>
@@ -8320,7 +8679,7 @@
         <w:t xml:space="preserve"> </w:t>
       </w:r>
       <w:r>
-        <w:t xml:space="preserve">= .012); because PET indicates a non-zero true effect, the PEESE intercept is reported as the bias-corrected estimate,</w:t>
+        <w:t xml:space="preserve">=.012); because PET indicates a non-zero true effect, the PEESE intercept is reported as the bias-corrected estimate,</w:t>
       </w:r>
       <w:r>
         <w:t xml:space="preserve"> </w:t>
@@ -8428,7 +8787,7 @@
         <w:t xml:space="preserve"> </w:t>
       </w:r>
       <w:r>
-        <w:t xml:space="preserve">(Vevea &amp; Hedges, 1995; Hedges &amp; Vevea, 1996; one-tailed cutpoints at .025 and .500): the model converges and the likelihood-ratio test against the no-selection null is significant (</w:t>
+        <w:t xml:space="preserve">(Vevea &amp; Hedges, 1995; Hedges &amp; Vevea, 1996; one-tailed cutpoints at.025 and.500): the model converges and the likelihood-ratio test against the no-selection null is significant (</w:t>
       </w:r>
       <m:oMath>
         <m:sSup>
@@ -8480,7 +8839,7 @@
         <w:t xml:space="preserve"> </w:t>
       </w:r>
       <w:r>
-        <w:t xml:space="preserve">= .002), confirming model-based evidence of publication selection. The estimated selection weights are</w:t>
+        <w:t xml:space="preserve">=.002), confirming model-based evidence of publication selection. The estimated selection weights are</w:t>
       </w:r>
       <w:r>
         <w:t xml:space="preserve"> </w:t>
@@ -8493,7 +8852,7 @@
         <w:t xml:space="preserve">w</w:t>
       </w:r>
       <w:r>
-        <w:t xml:space="preserve">[(0, .025]] = 1.000 (reference: one-tailed significant positives) and</w:t>
+        <w:t xml:space="preserve">[(0,.025]] = 1.000 (reference: one-tailed significant positives) and</w:t>
       </w:r>
       <w:r>
         <w:t xml:space="preserve"> </w:t>
@@ -8506,7 +8865,7 @@
         <w:t xml:space="preserve">w</w:t>
       </w:r>
       <w:r>
-        <w:t xml:space="preserve">[(.025, .500]] = 1.000 and</w:t>
+        <w:t xml:space="preserve">[(.025,.500]] = 1.000 and</w:t>
       </w:r>
       <w:r>
         <w:t xml:space="preserve"> </w:t>
@@ -8607,7 +8966,7 @@
         <w:t xml:space="preserve"> </w:t>
       </w:r>
       <w:r>
-        <w:t xml:space="preserve">= 0.035. The fact that the model-based correction (Vevea-Hedges) detects significant selection but estimates a smaller magnitude adjustment than the non-parametric correction (trim-and-fill) is consistent with the Terrin et al. (2003) and Stanley–Doucouliagos (2014) cautions that trim-and-fill over-corrects under high heterogeneity. The substantive interpretation is therefore that publication selection is real (Begg</w:t>
+        <w:t xml:space="preserve">= 0.035. The fact that the model-based correction (Vevea-Hedges) detects significant selection but estimates a smaller magnitude adjustment than the non-parametric correction (trim-and-fill) is consistent with the Terrin et al. (2003) and Stanley–Doucouliagos (2014) cautions that trim-and-fill over-corrects under high heterogeneity. The substantive interpretation is therefore that publication selection is real (Begg</w:t>
       </w:r>
       <w:r>
         <w:t xml:space="preserve"> </w:t>
@@ -8623,7 +8982,7 @@
         <w:t xml:space="preserve"> </w:t>
       </w:r>
       <w:r>
-        <w:t xml:space="preserve">&lt; .001; Vevea-Hedges LRT</w:t>
+        <w:t xml:space="preserve">&lt;.001; Vevea-Hedges LRT</w:t>
       </w:r>
       <w:r>
         <w:t xml:space="preserve"> </w:t>
@@ -8639,7 +8998,7 @@
         <w:t xml:space="preserve"> </w:t>
       </w:r>
       <w:r>
-        <w:t xml:space="preserve">= .002) and that the true population effect lies in the interval bounded by these estimates —</w:t>
+        <w:t xml:space="preserve">=.002) and that the true population effect lies in the interval bounded by these estimates,</w:t>
       </w:r>
       <w:r>
         <w:t xml:space="preserve"> </w:t>
@@ -8655,7 +9014,62 @@
         <w:t xml:space="preserve"> </w:t>
       </w:r>
       <w:r>
-        <w:t xml:space="preserve">between approximately 0.035 and 0.077 — with the magnitude of the inflation depending on which selection-process assumption one adopts. The headline reading of a substantially upward-biased published average effect survives across all six tests; only the precise magnitude of the bias correction is method-dependent.</w:t>
+        <w:t xml:space="preserve">between approximately 0.035 and 0.077, with the magnitude of the inflation depending on which selection-process assumption one adopts. The headline reading of a substantially upward-biased published average effect survives across all six tests; only the precise magnitude of the bias correction is method-dependent.</w:t>
+      </w:r>
+    </w:p>
+    <w:p>
+      <w:pPr>
+        <w:pStyle w:val="CaptionedFigure"/>
+      </w:pPr>
+      <w:r>
+        <w:drawing>
+          <wp:inline>
+            <wp:extent cx="5334000" cy="4266240"/>
+            <wp:effectExtent b="0" l="0" r="0" t="0"/>
+            <wp:docPr descr="Figure 4: Funnel plot with trim-and-fill imputed studies" title="" id="61" name="Picture"/>
+            <a:graphic>
+              <a:graphicData uri="http://schemas.openxmlformats.org/drawingml/2006/picture">
+                <pic:pic>
+                  <pic:nvPicPr>
+                    <pic:cNvPr descr="figures/figure4_funnel_plot.png" id="62" name="Picture"/>
+                    <pic:cNvPicPr>
+                      <a:picLocks noChangeArrowheads="1" noChangeAspect="1"/>
+                    </pic:cNvPicPr>
+                  </pic:nvPicPr>
+                  <pic:blipFill>
+                    <a:blip r:embed="rId60"/>
+                    <a:stretch>
+                      <a:fillRect/>
+                    </a:stretch>
+                  </pic:blipFill>
+                  <pic:spPr bwMode="auto">
+                    <a:xfrm>
+                      <a:off x="0" y="0"/>
+                      <a:ext cx="5334000" cy="4266240"/>
+                    </a:xfrm>
+                    <a:prstGeom prst="rect">
+                      <a:avLst/>
+                    </a:prstGeom>
+                    <a:noFill/>
+                    <a:ln w="9525">
+                      <a:noFill/>
+                      <a:headEnd/>
+                      <a:tailEnd/>
+                    </a:ln>
+                  </pic:spPr>
+                </pic:pic>
+              </a:graphicData>
+            </a:graphic>
+          </wp:inline>
+        </w:drawing>
+      </w:r>
+    </w:p>
+    <w:p>
+      <w:pPr>
+        <w:pStyle w:val="ImageCaption"/>
+      </w:pPr>
+      <w:r>
+        <w:t xml:space="preserve">Figure 4: Funnel plot with trim-and-fill imputed studies</w:t>
       </w:r>
     </w:p>
     <w:p>
@@ -8663,14 +9077,6 @@
         <w:pStyle w:val="BodyText"/>
       </w:pPr>
       <w:r>
-        <w:t xml:space="preserve">Figure 4: Funnel plot with trim-and-fill imputed studies</w:t>
-      </w:r>
-    </w:p>
-    <w:p>
-      <w:pPr>
-        <w:pStyle w:val="BodyText"/>
-      </w:pPr>
-      <w:r>
         <w:rPr>
           <w:iCs/>
           <w:i/>
@@ -8713,8 +9119,8 @@
         <w:t xml:space="preserve">= 0.035.</w:t>
       </w:r>
     </w:p>
-    <w:bookmarkEnd w:id="46"/>
-    <w:bookmarkStart w:id="47" w:name="X2944bef6cd2d25cd29d80b35f2bf895bc8ca4c2"/>
+    <w:bookmarkEnd w:id="63"/>
+    <w:bookmarkStart w:id="67" w:name="robustness"/>
     <w:p>
       <w:pPr>
         <w:pStyle w:val="Heading3"/>
@@ -8899,7 +9305,7 @@
         <w:t xml:space="preserve"> </w:t>
       </w:r>
       <w:r>
-        <w:t xml:space="preserve">&lt; 0.01 vs. three-level); leave-one-out range [0.071, 0.075] (0/288 changing direction); ICRV drop-Frontier omnibus</w:t>
+        <w:t xml:space="preserve">&lt; 0.01 vs. three-level); leave-one-out range [0.071, 0.075] (0/288 changing direction); ICRV drop-Frontier omnibus</w:t>
       </w:r>
       <w:r>
         <w:t xml:space="preserve"> </w:t>
@@ -8941,7 +9347,7 @@
         <w:t xml:space="preserve"> </w:t>
       </w:r>
       <w:r>
-        <w:t xml:space="preserve">= .68) versus full-sample</w:t>
+        <w:t xml:space="preserve">=.68) versus full-sample</w:t>
       </w:r>
       <w:r>
         <w:t xml:space="preserve"> </w:t>
@@ -8985,7 +9391,54 @@
     </w:p>
     <w:p>
       <w:pPr>
-        <w:pStyle w:val="BodyText"/>
+        <w:pStyle w:val="CaptionedFigure"/>
+      </w:pPr>
+      <w:r>
+        <w:drawing>
+          <wp:inline>
+            <wp:extent cx="5334000" cy="2344725"/>
+            <wp:effectExtent b="0" l="0" r="0" t="0"/>
+            <wp:docPr descr="Figure 5: Leave-one-out sensitivity, pooled r̄ range across leave-one-out iterations" title="" id="65" name="Picture"/>
+            <a:graphic>
+              <a:graphicData uri="http://schemas.openxmlformats.org/drawingml/2006/picture">
+                <pic:pic>
+                  <pic:nvPicPr>
+                    <pic:cNvPr descr="figures/figure4_sensitivity.png" id="66" name="Picture"/>
+                    <pic:cNvPicPr>
+                      <a:picLocks noChangeArrowheads="1" noChangeAspect="1"/>
+                    </pic:cNvPicPr>
+                  </pic:nvPicPr>
+                  <pic:blipFill>
+                    <a:blip r:embed="rId64"/>
+                    <a:stretch>
+                      <a:fillRect/>
+                    </a:stretch>
+                  </pic:blipFill>
+                  <pic:spPr bwMode="auto">
+                    <a:xfrm>
+                      <a:off x="0" y="0"/>
+                      <a:ext cx="5334000" cy="2344725"/>
+                    </a:xfrm>
+                    <a:prstGeom prst="rect">
+                      <a:avLst/>
+                    </a:prstGeom>
+                    <a:noFill/>
+                    <a:ln w="9525">
+                      <a:noFill/>
+                      <a:headEnd/>
+                      <a:tailEnd/>
+                    </a:ln>
+                  </pic:spPr>
+                </pic:pic>
+              </a:graphicData>
+            </a:graphic>
+          </wp:inline>
+        </w:drawing>
+      </w:r>
+    </w:p>
+    <w:p>
+      <w:pPr>
+        <w:pStyle w:val="ImageCaption"/>
       </w:pPr>
       <w:r>
         <w:t xml:space="preserve">Figure 5: Leave-one-out sensitivity, pooled</w:t>
@@ -9048,9 +9501,9 @@
         </w:pict>
       </w:r>
     </w:p>
-    <w:bookmarkEnd w:id="47"/>
-    <w:bookmarkEnd w:id="48"/>
-    <w:bookmarkStart w:id="53" w:name="X735612638e4e736e4693e459c258977262c0dfc"/>
+    <w:bookmarkEnd w:id="67"/>
+    <w:bookmarkEnd w:id="68"/>
+    <w:bookmarkStart w:id="73" w:name="discussion"/>
     <w:p>
       <w:pPr>
         <w:pStyle w:val="Heading2"/>
@@ -9059,7 +9512,7 @@
         <w:t xml:space="preserve">5. Discussion</w:t>
       </w:r>
     </w:p>
-    <w:bookmarkStart w:id="49" w:name="X358d8a6bfbc612aa554abb1739dd28765579392"/>
+    <w:bookmarkStart w:id="69" w:name="alignment-with-country-level-evidence"/>
     <w:p>
       <w:pPr>
         <w:pStyle w:val="Heading3"/>
@@ -9102,7 +9555,7 @@
         <w:t xml:space="preserve"> </w:t>
       </w:r>
       <w:r>
-        <w:t xml:space="preserve">= 238, 49 economies) is consistent with country-level evidence from across the global study corpus, including the Asia-Pacific primary studies underlying the ICBEF 2025 baseline (Author Citation, 2024 — ICBEF). The pooled effect is positive and significant, confirming that export-intensive firms tend to outperform domestically focused peers even after adjusting for firm size, age, and industry.</w:t>
+        <w:t xml:space="preserve">= 238, 49 economies) is consistent with country-level evidence from across the global study corpus, including the Asia-Pacific primary studies underlying the ICBEF 2025 baseline (Author Citation, 2024, ICBEF). The pooled effect is positive and significant, confirming that export-intensive firms tend to outperform domestically focused peers even after adjusting for firm size, age, and industry.</w:t>
       </w:r>
     </w:p>
     <w:p>
@@ -9297,7 +9750,7 @@
         <w:t xml:space="preserve"> </w:t>
       </w:r>
       <w:r>
-        <w:t xml:space="preserve">= 0.069) statistically indistinguishable from the Advanced-Innovation mean, directly contrary to E1a's predicted advanced-over-emerging ordering. A companion primary-study analysis by the present author group (Author Citation, 2025 — IntechOpen) on 380 Indian WBES firms documents a negative aggregate DOI coefficient with manager experience and female top-management leadership as positive moderating factors, a pattern consistent with the firm-level-compensating-resources interpretation discussed in Section 5.2; we note this overlap to flag, rather than conceal, the link to our wider primary-study programme.</w:t>
+        <w:t xml:space="preserve">= 0.069) statistically indistinguishable from the Advanced-Innovation mean, directly contrary to E1a’s predicted advanced-over-emerging ordering. A companion primary-study analysis by the present author group (Author Citation, 2025, IntechOpen) on 380 Indian WBES firms documents a negative aggregate DOI coefficient with manager experience and female top-management leadership as positive moderating factors, a pattern consistent with the firm-level-compensating-resources interpretation discussed in Section 5.2; this study notes this overlap to flag, rather than conceal, the link to the authors’ wider primary-study programme.</w:t>
       </w:r>
     </w:p>
     <w:p>
@@ -9436,7 +9889,7 @@
         <w:t xml:space="preserve">Q</w:t>
       </w:r>
       <w:r>
-        <w:t xml:space="preserve">_M, yet on only three effects it cannot be interpreted as a reliable Frontier I-P effect, and its high (not low) point estimate is directly contrary to E1b's predicted Frontier floor. The actual Frontier I-P effect could be zero, positive, or negative, substantially larger</w:t>
+        <w:t xml:space="preserve">_M, yet on only three effects it cannot be interpreted as a reliable Frontier I-P effect, and its high (not low) point estimate is directly contrary to E1b’s predicted Frontier floor. The actual Frontier I-P effect could be zero, positive, or negative, substantially larger</w:t>
       </w:r>
       <w:r>
         <w:t xml:space="preserve"> </w:t>
@@ -9496,7 +9949,7 @@
         <w:t xml:space="preserve"> </w:t>
       </w:r>
       <w:r>
-        <w:t xml:space="preserve">= .002), but a drop-FR sensitivity test shows this is carried entirely by the 3-study Frontier cell: on the four well-populated core regimes the omnibus falls to</w:t>
+        <w:t xml:space="preserve">=.002), but a drop-FR sensitivity test shows this is carried entirely by the 3-study Frontier cell: on the four well-populated core regimes the omnibus falls to</w:t>
       </w:r>
       <w:r>
         <w:t xml:space="preserve"> </w:t>
@@ -9522,7 +9975,7 @@
         <w:t xml:space="preserve"> </w:t>
       </w:r>
       <w:r>
-        <w:t xml:space="preserve">= .68), non-significant. Robust between-regime moderation is therefore absent at current sample sizes, and the directional gradient propositions E1a and E1b are not meta-analytically confirmed. The substantiated finding is that the baseline I-P effect (</w:t>
+        <w:t xml:space="preserve">=.68), non-significant. Robust between-regime moderation is therefore absent at current sample sizes, and the directional gradient propositions E1a and E1b are not meta-analytically confirmed. The substantiated finding is that the baseline I-P effect (</w:t>
       </w:r>
       <w:r>
         <w:rPr>
@@ -9548,11 +10001,11 @@
         <w:t xml:space="preserve"> </w:t>
       </w:r>
       <w:r>
-        <w:t xml:space="preserve">= 0.079 vs. 0.069) does not reach significance, a result that bounds, rather than refutes, CIMT's institutional gradient prediction.</w:t>
-      </w:r>
-    </w:p>
-    <w:bookmarkEnd w:id="49"/>
-    <w:bookmarkStart w:id="50" w:name="X688563909f8febb75275ad832e560c448093230"/>
+        <w:t xml:space="preserve">= 0.079 vs. 0.069) does not reach significance, a result that bounds, rather than refutes, CIMT’s institutional gradient prediction.</w:t>
+      </w:r>
+    </w:p>
+    <w:bookmarkEnd w:id="69"/>
+    <w:bookmarkStart w:id="70" w:name="theoretical-contributions"/>
     <w:p>
       <w:pPr>
         <w:pStyle w:val="Heading3"/>
@@ -9660,7 +10113,7 @@
         <w:t xml:space="preserve"> </w:t>
       </w:r>
       <w:r>
-        <w:t xml:space="preserve">= 0.074 replicates prior estimates and is robust across seven sensitivity checks. Marano et al.'s (2016) earlier institutional-moderator finding remains the canonical reference; our analysis does not overturn it but adds the three-level decomposition and the formal moderator tests below.</w:t>
+        <w:t xml:space="preserve">= 0.074 replicates prior estimates and is robust across seven sensitivity checks. Marano et al.’s (2016) earlier institutional-moderator finding remains the canonical reference; the present analysis does not overturn it but adds the three-level decomposition and the formal moderator tests below.</w:t>
       </w:r>
     </w:p>
     <w:p>
@@ -9704,7 +10157,7 @@
         <w:t xml:space="preserve"> </w:t>
       </w:r>
       <w:r>
-        <w:t xml:space="preserve">= .68); cDAI</w:t>
+        <w:t xml:space="preserve">=.68); cDAI</w:t>
       </w:r>
       <w:r>
         <w:t xml:space="preserve"> </w:t>
@@ -9730,7 +10183,7 @@
         <w:t xml:space="preserve"> </w:t>
       </w:r>
       <w:r>
-        <w:t xml:space="preserve">= .541); DPL</w:t>
+        <w:t xml:space="preserve">=.541); DPL</w:t>
       </w:r>
       <w:r>
         <w:t xml:space="preserve"> </w:t>
@@ -9756,7 +10209,7 @@
         <w:t xml:space="preserve"> </w:t>
       </w:r>
       <w:r>
-        <w:t xml:space="preserve">= .755). These nulls set theoretically informative bounds rather than confirming substantive moderation: the</w:t>
+        <w:t xml:space="preserve">=.755). These nulls set theoretically informative bounds rather than confirming substantive moderation: the</w:t>
       </w:r>
       <w:r>
         <w:t xml:space="preserve"> </w:t>
@@ -9836,7 +10289,7 @@
         <w:t xml:space="preserve"> </w:t>
       </w:r>
       <w:r>
-        <w:t xml:space="preserve">interpretation — that macro digital context is inert without firm-level digital capability to translate it — is consistent with the cDAI null, but is offered as a post-hoc proposition for confirmatory replication rather than as a finding of this study.</w:t>
+        <w:t xml:space="preserve">interpretation, that macro digital context is inert without firm-level digital capability to translate it, is consistent with the cDAI null, but is offered as a post-hoc proposition for confirmatory replication rather than as a finding of this study.</w:t>
       </w:r>
     </w:p>
     <w:p>
@@ -9886,7 +10339,7 @@
         <w:t xml:space="preserve"> </w:t>
       </w:r>
       <w:r>
-        <w:t xml:space="preserve">= 0.035 [.023, .048], a ~53% attenuation from the raw</w:t>
+        <w:t xml:space="preserve">= 0.035 [.023,.048], a ~53% attenuation from the raw</w:t>
       </w:r>
       <w:r>
         <w:t xml:space="preserve"> </w:t>
@@ -9902,7 +10355,7 @@
         <w:t xml:space="preserve"> </w:t>
       </w:r>
       <w:r>
-        <w:t xml:space="preserve">= 0.074; Begg's</w:t>
+        <w:t xml:space="preserve">= 0.074; Begg’s</w:t>
       </w:r>
       <w:r>
         <w:t xml:space="preserve"> </w:t>
@@ -9929,7 +10382,7 @@
         <w:t xml:space="preserve"> </w:t>
       </w:r>
       <w:r>
-        <w:t xml:space="preserve">&lt; .001) and Egger's</w:t>
+        <w:t xml:space="preserve">&lt;.001) and Egger’s</w:t>
       </w:r>
       <w:r>
         <w:t xml:space="preserve"> </w:t>
@@ -9945,7 +10398,7 @@
         <w:t xml:space="preserve"> </w:t>
       </w:r>
       <w:r>
-        <w:t xml:space="preserve">= .057 is borderline. Because trim-and-fill is known to over-correct under high heterogeneity (</w:t>
+        <w:t xml:space="preserve">=.057 is borderline. Because trim-and-fill is known to over-correct under high heterogeneity (</w:t>
       </w:r>
       <w:r>
         <w:rPr>
@@ -9955,7 +10408,7 @@
         <w:t xml:space="preserve">I</w:t>
       </w:r>
       <w:r>
-        <w:t xml:space="preserve">² = 87.8% here), we interpret the 53% figure as an upper-bound estimate of selection-driven inflation rather than a point estimate.</w:t>
+        <w:t xml:space="preserve">² = 87.8% here), the analysis interprets the 53% figure as an upper-bound estimate of selection-driven inflation rather than a point estimate.</w:t>
       </w:r>
     </w:p>
     <w:p>
@@ -9986,7 +10439,7 @@
         <w:t xml:space="preserve"> </w:t>
       </w:r>
       <w:r>
-        <w:t xml:space="preserve">≈ .035, below Cohen's small-effect floor of .10) raises a foundational question for the moderator project this paper undertakes: if four decades of accumulated I-P evidence are materially inflated by publication selection, then both the canonical inverted-U/positive-I-P findings the theory section invokes (Lu &amp; Beamish, 2004; Hitt et al., 1997; Marano et al., 2016) and the minimum effect size against which moderator power should be calibrated rest on shakier empirical ground than the literature acknowledges. Two implications follow that this paper can only surface, not resolve. First, between-study moderator detection in this literature requires power calibrated to</w:t>
+        <w:t xml:space="preserve">≈.035, below Cohen’s small-effect floor of.10) raises a foundational question for the moderator project this paper undertakes: if four decades of accumulated I-P evidence are materially inflated by publication selection, then both the canonical inverted-U/positive-I-P findings the theory section invokes (Lu &amp; Beamish, 2004; Hitt et al., 1997; Marano et al., 2016) and the minimum effect size against which moderator power should be calibrated rest on shakier empirical ground than the literature acknowledges. Two implications follow that this paper can only surface, not resolve. First, between-study moderator detection in this literature requires power calibrated to</w:t>
       </w:r>
       <w:r>
         <w:t xml:space="preserve"> </w:t>
@@ -10002,7 +10455,7 @@
         <w:t xml:space="preserve"> </w:t>
       </w:r>
       <w:r>
-        <w:t xml:space="preserve">≈ .035 rather than</w:t>
+        <w:t xml:space="preserve">≈.035 rather than</w:t>
       </w:r>
       <w:r>
         <w:t xml:space="preserve"> </w:t>
@@ -10018,7 +10471,7 @@
         <w:t xml:space="preserve"> </w:t>
       </w:r>
       <w:r>
-        <w:t xml:space="preserve">≈ .07–.10, which substantially raises the</w:t>
+        <w:t xml:space="preserve">≈.07–.10, which substantially raises the</w:t>
       </w:r>
       <w:r>
         <w:t xml:space="preserve"> </w:t>
@@ -10034,11 +10487,11 @@
         <w:t xml:space="preserve"> </w:t>
       </w:r>
       <w:r>
-        <w:t xml:space="preserve">threshold for adequately powered moderator tests beyond current corpora. Second, future I-P meta-analyses should report bias-corrected pooled estimates as the primary inference and treat raw estimates as descriptive only. We intend this paper to register the paradox; resolving it is a research-programme commitment beyond a single article.</w:t>
-      </w:r>
-    </w:p>
-    <w:bookmarkEnd w:id="50"/>
-    <w:bookmarkStart w:id="51" w:name="Xb1fcf2c8d5f0b973be8539a5c4cf4005bf85f3d"/>
+        <w:t xml:space="preserve">threshold for adequately powered moderator tests beyond current corpora. Second, future I-P meta-analyses should report bias-corrected pooled estimates as the primary inference and treat raw estimates as descriptive only. This paper intends to register the paradox; resolving it is a research-programme commitment beyond a single article.</w:t>
+      </w:r>
+    </w:p>
+    <w:bookmarkEnd w:id="70"/>
+    <w:bookmarkStart w:id="71" w:name="managerial-and-policy-implications"/>
     <w:p>
       <w:pPr>
         <w:pStyle w:val="Heading3"/>
@@ -10052,7 +10505,7 @@
         <w:pStyle w:val="FirstParagraph"/>
       </w:pPr>
       <w:r>
-        <w:t xml:space="preserve">Three implications follow within the constraints set by Section 5.2's paradox. Because the bias-corrected effect (</w:t>
+        <w:t xml:space="preserve">Three implications follow within the constraints set by Section 5.2’s paradox. Because the bias-corrected effect (</w:t>
       </w:r>
       <w:r>
         <w:rPr>
@@ -10065,7 +10518,7 @@
         <w:t xml:space="preserve"> </w:t>
       </w:r>
       <w:r>
-        <w:t xml:space="preserve">≈ .035) sits below Cohen's small-effect floor and our moderators do not robustly select environments where the effect is larger, these implications are bounded rather than prescriptive.</w:t>
+        <w:t xml:space="preserve">≈.035) sits below Cohen’s small-effect floor and the moderators in this analysis do not robustly select environments where the effect is larger, these implications are bounded rather than prescriptive.</w:t>
       </w:r>
       <w:r>
         <w:t xml:space="preserve"> </w:t>
@@ -10081,7 +10534,7 @@
         <w:t xml:space="preserve"> </w:t>
       </w:r>
       <w:r>
-        <w:t xml:space="preserve">internationalization should be evaluated on firm-specific strategic logic (resource-leveraging, capability-building, market-portfolio diversification) rather than on the assumption that exporting raises productivity on average — the average return is materially smaller than the published literature suggests.</w:t>
+        <w:t xml:space="preserve">internationalization should be evaluated on firm-specific strategic logic (resource-leveraging, capability-building, market-portfolio diversification) rather than on the assumption that exporting raises productivity on average, the average return is materially smaller than the published literature suggests.</w:t>
       </w:r>
       <w:r>
         <w:t xml:space="preserve"> </w:t>
@@ -10110,7 +10563,7 @@
         <w:t xml:space="preserve"> </w:t>
       </w:r>
       <w:r>
-        <w:t xml:space="preserve">= 0.079 vs. 0.069) does not warrant treating institutional quality as the primary lever for export-led productivity; export-promotion designs should weight firm-level capability programmes (technological and managerial) alongside institutional reform.</w:t>
+        <w:t xml:space="preserve">= 0.079 vs. 0.069) does not warrant treating institutional quality as the primary lever for export-led productivity; export-promotion designs should weight firm-level capability programmes (technological and managerial) alongside institutional reform.</w:t>
       </w:r>
       <w:r>
         <w:t xml:space="preserve"> </w:t>
@@ -10129,8 +10582,8 @@
         <w:t xml:space="preserve">pre-registration and bias-corrected pooled reporting should become standard in future I-P meta-analyses.</w:t>
       </w:r>
     </w:p>
-    <w:bookmarkEnd w:id="51"/>
-    <w:bookmarkStart w:id="52" w:name="X0f6e89d87400594fb1abd2d07a881153acd68bb"/>
+    <w:bookmarkEnd w:id="71"/>
+    <w:bookmarkStart w:id="72" w:name="limitations-and-inferential-bounds"/>
     <w:p>
       <w:pPr>
         <w:pStyle w:val="Heading3"/>
@@ -10186,7 +10639,25 @@
         <w:t xml:space="preserve"> </w:t>
       </w:r>
       <w:r>
-        <w:t xml:space="preserve">5, wide CI) does not permit definitive conclusions about the "forced-penalty" hypothesis, a targeted search for SIDS-focused primary studies (as specified in Appendix B) is required before meta-analytic SIDS effects are precise. (2) The c</w:t>
+        <w:t xml:space="preserve">5, wide CI) does not permit definitive conclusions about the</w:t>
+      </w:r>
+      <w:r>
+        <w:t xml:space="preserve"> </w:t>
+      </w:r>
+      <w:r>
+        <w:t xml:space="preserve">“</w:t>
+      </w:r>
+      <w:r>
+        <w:t xml:space="preserve">forced-penalty</w:t>
+      </w:r>
+      <w:r>
+        <w:t xml:space="preserve">”</w:t>
+      </w:r>
+      <w:r>
+        <w:t xml:space="preserve"> </w:t>
+      </w:r>
+      <w:r>
+        <w:t xml:space="preserve">hypothesis, a targeted search for SIDS-focused primary studies (as specified in Appendix B) is required before meta-analytic SIDS effects are precise. (2) The c</w:t>
       </w:r>
       <m:oMath>
         <m:r>
@@ -10273,9 +10744,9 @@
         </w:pict>
       </w:r>
     </w:p>
-    <w:bookmarkEnd w:id="52"/>
-    <w:bookmarkEnd w:id="53"/>
-    <w:bookmarkStart w:id="54" w:name="X6b297cc947e0db5526be369b1f0f4ddc67b2415"/>
+    <w:bookmarkEnd w:id="72"/>
+    <w:bookmarkEnd w:id="73"/>
+    <w:bookmarkStart w:id="74" w:name="conclusion"/>
     <w:p>
       <w:pPr>
         <w:pStyle w:val="Heading2"/>
@@ -10401,7 +10872,7 @@
         <w:t xml:space="preserve"> </w:t>
       </w:r>
       <w:r>
-        <w:t xml:space="preserve">= .002) but collapses to non-significance once the 3-study Frontier cell is removed (</w:t>
+        <w:t xml:space="preserve">=.002) but collapses to non-significance once the 3-study Frontier cell is removed (</w:t>
       </w:r>
       <w:r>
         <w:rPr>
@@ -10427,7 +10898,7 @@
         <w:t xml:space="preserve"> </w:t>
       </w:r>
       <w:r>
-        <w:t xml:space="preserve">= .68). The directional gradient (E1a/E1b) and the cDAI (</w:t>
+        <w:t xml:space="preserve">=.68). The directional gradient (E1a/E1b) and the cDAI (</w:t>
       </w:r>
       <w:r>
         <w:rPr>
@@ -10453,7 +10924,7 @@
         <w:t xml:space="preserve"> </w:t>
       </w:r>
       <w:r>
-        <w:t xml:space="preserve">= .541) and DPL (</w:t>
+        <w:t xml:space="preserve">=.541) and DPL (</w:t>
       </w:r>
       <w:r>
         <w:rPr>
@@ -10479,7 +10950,7 @@
         <w:t xml:space="preserve"> </w:t>
       </w:r>
       <w:r>
-        <w:t xml:space="preserve">= .755) hypotheses are not confirmed at current sample sizes. The most substantive finding is publication bias (H4 confirmed): trim-and-fill imputes</w:t>
+        <w:t xml:space="preserve">=.755) hypotheses are not confirmed at current sample sizes. The most substantive finding is publication bias (H4 confirmed): trim-and-fill imputes</w:t>
       </w:r>
       <w:r>
         <w:t xml:space="preserve"> </w:t>
@@ -10511,7 +10982,7 @@
         <w:t xml:space="preserve"> </w:t>
       </w:r>
       <w:r>
-        <w:t xml:space="preserve">= 0.035 (95% CI [0.023, 0.048]), a ~53% attenuation. The I-P field's published literature appears to over-represent positive findings, and the true average performance return to internationalization may sit closer to</w:t>
+        <w:t xml:space="preserve">= 0.035 (95% CI [0.023, 0.048]), a ~53% attenuation. The I-P field’s published literature appears to over-represent positive findings, and the true average performance return to internationalization may sit closer to</w:t>
       </w:r>
       <w:r>
         <w:t xml:space="preserve"> </w:t>
@@ -10577,7 +11048,7 @@
         <w:t xml:space="preserve"> </w:t>
       </w:r>
       <w:r>
-        <w:t xml:space="preserve">≈ .035 on a</w:t>
+        <w:t xml:space="preserve">≈.035 on a</w:t>
       </w:r>
       <w:r>
         <w:t xml:space="preserve"> </w:t>
@@ -10603,8 +11074,8 @@
         </w:pict>
       </w:r>
     </w:p>
-    <w:bookmarkEnd w:id="54"/>
-    <w:bookmarkStart w:id="55" w:name="acknowledgements"/>
+    <w:bookmarkEnd w:id="74"/>
+    <w:bookmarkStart w:id="75" w:name="acknowledgements"/>
     <w:p>
       <w:pPr>
         <w:pStyle w:val="Heading2"/>
@@ -10618,11 +11089,11 @@
         <w:pStyle w:val="FirstParagraph"/>
       </w:pPr>
       <w:r>
-        <w:t xml:space="preserve">We thank the authors of the 238 primary studies whose effect sizes are aggregated here; without their original data collection this meta-analysis would not be possible. We also acknowledge methodological guidance from the published works of Borenstein et al. (2021) and Vevea &amp; Woods (2005). For primary studies drawing on World Bank Enterprise Surveys, we thank the Enterprise Analysis Unit of the Development Economics Global Indicators Group of the World Bank for the underlying data infrastructure that enabled multi-country effect-size extraction.</w:t>
-      </w:r>
-    </w:p>
-    <w:bookmarkEnd w:id="55"/>
-    <w:bookmarkStart w:id="56" w:name="X799c23334c5944d058eaf15944a1408ff96b683"/>
+        <w:t xml:space="preserve">We thank the authors of the 238 primary studies whose effect sizes are aggregated here; without their original data collection this meta-analysis would not be possible. We also acknowledge methodological guidance from the published works of Borenstein et al. (2021) and Vevea &amp; Woods (2005). For primary studies drawing on World Bank Enterprise Surveys, we thank the Enterprise Analysis Unit of the Development Economics Global Indicators Group of the World Bank for the underlying data infrastructure that enabled multi-country effect-size extraction.</w:t>
+      </w:r>
+    </w:p>
+    <w:bookmarkEnd w:id="75"/>
+    <w:bookmarkStart w:id="76" w:name="X799c23334c5944d058eaf15944a1408ff96b683"/>
     <w:p>
       <w:pPr>
         <w:pStyle w:val="Heading2"/>
@@ -10639,8 +11110,8 @@
         <w:t xml:space="preserve">Generative AI tools were used during manuscript preparation to assist with language editing, consistency checking of statistical notation across six bias-test methods, formatting of the reference list, and assembly of replication-package documentation. All conceptual framing, hypothesis development, meta-analytic model specification, results interpretation, and final wording were authored by the human authors, who take full responsibility for the content of the publication.</w:t>
       </w:r>
     </w:p>
-    <w:bookmarkEnd w:id="56"/>
-    <w:bookmarkStart w:id="57" w:name="funding"/>
+    <w:bookmarkEnd w:id="76"/>
+    <w:bookmarkStart w:id="77" w:name="funding"/>
     <w:p>
       <w:pPr>
         <w:pStyle w:val="Heading2"/>
@@ -10657,8 +11128,8 @@
         <w:t xml:space="preserve">This research received no specific grant from any funding agency in the public, commercial, or not-for-profit sectors.</w:t>
       </w:r>
     </w:p>
-    <w:bookmarkEnd w:id="57"/>
-    <w:bookmarkStart w:id="58" w:name="competing-interests"/>
+    <w:bookmarkEnd w:id="77"/>
+    <w:bookmarkStart w:id="78" w:name="competing-interests"/>
     <w:p>
       <w:pPr>
         <w:pStyle w:val="Heading2"/>
@@ -10675,8 +11146,8 @@
         <w:t xml:space="preserve">The authors declare no conflict of interest.</w:t>
       </w:r>
     </w:p>
-    <w:bookmarkEnd w:id="58"/>
-    <w:bookmarkStart w:id="59" w:name="data-availability"/>
+    <w:bookmarkEnd w:id="78"/>
+    <w:bookmarkStart w:id="79" w:name="data-availability"/>
     <w:p>
       <w:pPr>
         <w:pStyle w:val="Heading2"/>
@@ -10718,8 +11189,8 @@
         </w:pict>
       </w:r>
     </w:p>
-    <w:bookmarkEnd w:id="59"/>
-    <w:bookmarkStart w:id="70" w:name="references"/>
+    <w:bookmarkEnd w:id="79"/>
+    <w:bookmarkStart w:id="80" w:name="references"/>
     <w:p>
       <w:pPr>
         <w:pStyle w:val="Heading2"/>
@@ -11007,19 +11478,8 @@
         <w:t xml:space="preserve">JAMA, 263</w:t>
       </w:r>
       <w:r>
-        <w:t xml:space="preserve">(10), 1385–1389.</w:t>
-      </w:r>
-      <w:r>
-        <w:t xml:space="preserve"> </w:t>
-      </w:r>
-      <w:hyperlink r:id="rId60">
-        <w:r>
-          <w:rPr>
-            <w:rStyle w:val="Hyperlink"/>
-          </w:rPr>
-          <w:t xml:space="preserve">https://doi.org/10.1001/jama.1990.03440100097014</w:t>
-        </w:r>
-      </w:hyperlink>
+        <w:t xml:space="preserve">(10), 1385–1389. https://doi.org/10.1001/jama.1990.03440100097014</w:t>
+      </w:r>
     </w:p>
     <w:p>
       <w:pPr>
@@ -11113,6 +11573,51 @@
         <w:pStyle w:val="BodyText"/>
       </w:pPr>
       <w:r>
+        <w:t xml:space="preserve">Hunter, J. E., &amp; Schmidt, F. L. (2015).</w:t>
+      </w:r>
+      <w:r>
+        <w:t xml:space="preserve"> </w:t>
+      </w:r>
+      <w:r>
+        <w:rPr>
+          <w:iCs/>
+          <w:i/>
+        </w:rPr>
+        <w:t xml:space="preserve">Methods of meta-analysis: Correcting error and bias in research findings</w:t>
+      </w:r>
+      <w:r>
+        <w:t xml:space="preserve"> </w:t>
+      </w:r>
+      <w:r>
+        <w:t xml:space="preserve">(3rd ed.). Sage Publications.</w:t>
+      </w:r>
+    </w:p>
+    <w:p>
+      <w:pPr>
+        <w:pStyle w:val="BodyText"/>
+      </w:pPr>
+      <w:r>
+        <w:t xml:space="preserve">Geyskens, I., Krishnan, R., Steenkamp, J.-B. E. M., &amp; Cunha, P. V. (2009). A review of survey research on inter-organizational outcomes in international business.</w:t>
+      </w:r>
+      <w:r>
+        <w:t xml:space="preserve"> </w:t>
+      </w:r>
+      <w:r>
+        <w:rPr>
+          <w:iCs/>
+          <w:i/>
+        </w:rPr>
+        <w:t xml:space="preserve">Journal of Management, 35</w:t>
+      </w:r>
+      <w:r>
+        <w:t xml:space="preserve">(2), 393–419. https://doi.org/10.1177/0149206308328488</w:t>
+      </w:r>
+    </w:p>
+    <w:p>
+      <w:pPr>
+        <w:pStyle w:val="BodyText"/>
+      </w:pPr>
+      <w:r>
         <w:t xml:space="preserve">Hedges, L. V., &amp; Olkin, I. (1985).</w:t>
       </w:r>
       <w:r>
@@ -11147,19 +11652,8 @@
         <w:t xml:space="preserve">Research Synthesis Methods, 1</w:t>
       </w:r>
       <w:r>
-        <w:t xml:space="preserve">(1), 39–65.</w:t>
-      </w:r>
-      <w:r>
-        <w:t xml:space="preserve"> </w:t>
-      </w:r>
-      <w:hyperlink r:id="rId61">
-        <w:r>
-          <w:rPr>
-            <w:rStyle w:val="Hyperlink"/>
-          </w:rPr>
-          <w:t xml:space="preserve">https://doi.org/10.1002/jrsm.5</w:t>
-        </w:r>
-      </w:hyperlink>
+        <w:t xml:space="preserve">(1), 39–65. https://doi.org/10.1002/jrsm.5</w:t>
+      </w:r>
     </w:p>
     <w:p>
       <w:pPr>
@@ -11179,19 +11673,8 @@
         <w:t xml:space="preserve">Journal of Educational and Behavioral Statistics, 21</w:t>
       </w:r>
       <w:r>
-        <w:t xml:space="preserve">(4), 299–332.</w:t>
-      </w:r>
-      <w:r>
-        <w:t xml:space="preserve"> </w:t>
-      </w:r>
-      <w:hyperlink r:id="rId62">
-        <w:r>
-          <w:rPr>
-            <w:rStyle w:val="Hyperlink"/>
-          </w:rPr>
-          <w:t xml:space="preserve">https://doi.org/10.3102/10769986021004299</w:t>
-        </w:r>
-      </w:hyperlink>
+        <w:t xml:space="preserve">(4), 299–332. https://doi.org/10.3102/10769986021004299</w:t>
+      </w:r>
     </w:p>
     <w:p>
       <w:pPr>
@@ -11445,26 +11928,15 @@
         <w:t xml:space="preserve"> </w:t>
       </w:r>
       <w:r>
-        <w:t xml:space="preserve">(Departmental Paper No. 20/09). International Monetary Fund.</w:t>
-      </w:r>
-      <w:r>
-        <w:t xml:space="preserve"> </w:t>
-      </w:r>
-      <w:hyperlink r:id="rId63">
-        <w:r>
-          <w:rPr>
-            <w:rStyle w:val="Hyperlink"/>
-          </w:rPr>
-          <w:t xml:space="preserve">https://doi.org/10.5089/9781513512242.087</w:t>
-        </w:r>
-      </w:hyperlink>
+        <w:t xml:space="preserve">(Departmental Paper No. 20/09). International Monetary Fund. https://doi.org/10.5089/9781513512242.087</w:t>
+      </w:r>
     </w:p>
     <w:p>
       <w:pPr>
         <w:pStyle w:val="BodyText"/>
       </w:pPr>
       <w:r>
-        <w:t xml:space="preserve">Page, M. J., McKenzie, J. E., Bossuyt, P. M., Boutron, I., Hoffmann, T. C., Mulrow, C. D., Shamseer, L., Tetzlaff, J. M., Akl, E. A., Brennan, S. E., Chou, R., Glanville, J., Grimshaw, J. M., Hróbjartsson, A., Lalu, M. M., Li, T., Loder, E. W., Mayo-Wilson, E., McDonald, S., ... Moher, D. (2021). The PRISMA 2020 statement: An updated guideline for reporting systematic reviews.</w:t>
+        <w:t xml:space="preserve">Page, M. J., McKenzie, J. E., Bossuyt, P. M., Boutron, I., Hoffmann, T. C., Mulrow, C. D., Shamseer, L., Tetzlaff, J. M., Akl, E. A., Brennan, S. E., Chou, R., Glanville, J., Grimshaw, J. M., Hróbjartsson, A., Lalu, M. M., Li, T., Loder, E. W., Mayo-Wilson, E., McDonald, S.,… Moher, D. (2021). The PRISMA 2020 statement: An updated guideline for reporting systematic reviews.</w:t>
       </w:r>
       <w:r>
         <w:t xml:space="preserve"> </w:t>
@@ -11477,19 +11949,8 @@
         <w:t xml:space="preserve">BMJ, 372</w:t>
       </w:r>
       <w:r>
-        <w:t xml:space="preserve">, n71.</w:t>
-      </w:r>
-      <w:r>
-        <w:t xml:space="preserve"> </w:t>
-      </w:r>
-      <w:hyperlink r:id="rId64">
-        <w:r>
-          <w:rPr>
-            <w:rStyle w:val="Hyperlink"/>
-          </w:rPr>
-          <w:t xml:space="preserve">https://doi.org/10.1136/bmj.n71</w:t>
-        </w:r>
-      </w:hyperlink>
+        <w:t xml:space="preserve">, n71. https://doi.org/10.1136/bmj.n71</w:t>
+      </w:r>
     </w:p>
     <w:p>
       <w:pPr>
@@ -11551,19 +12012,8 @@
         <w:t xml:space="preserve">Prevention Science, 23</w:t>
       </w:r>
       <w:r>
-        <w:t xml:space="preserve">(3), 425–438.</w:t>
-      </w:r>
-      <w:r>
-        <w:t xml:space="preserve"> </w:t>
-      </w:r>
-      <w:hyperlink r:id="rId65">
-        <w:r>
-          <w:rPr>
-            <w:rStyle w:val="Hyperlink"/>
-          </w:rPr>
-          <w:t xml:space="preserve">https://doi.org/10.1007/s11121-021-01246-3</w:t>
-        </w:r>
-      </w:hyperlink>
+        <w:t xml:space="preserve">(3), 425–438. https://doi.org/10.1007/s11121-021-01246-3</w:t>
+      </w:r>
     </w:p>
     <w:p>
       <w:pPr>
@@ -11634,7 +12084,7 @@
         <w:t xml:space="preserve"> </w:t>
       </w:r>
       <w:r>
-        <w:t xml:space="preserve">(pp. 231–244). Sage.</w:t>
+        <w:t xml:space="preserve">(pp. 231–244). Sage.</w:t>
       </w:r>
     </w:p>
     <w:p>
@@ -11739,19 +12189,8 @@
         <w:t xml:space="preserve">Statistics in Medicine, 22</w:t>
       </w:r>
       <w:r>
-        <w:t xml:space="preserve">(13), 2113–2126.</w:t>
-      </w:r>
-      <w:r>
-        <w:t xml:space="preserve"> </w:t>
-      </w:r>
-      <w:hyperlink r:id="rId66">
-        <w:r>
-          <w:rPr>
-            <w:rStyle w:val="Hyperlink"/>
-          </w:rPr>
-          <w:t xml:space="preserve">https://doi.org/10.1002/sim.1461</w:t>
-        </w:r>
-      </w:hyperlink>
+        <w:t xml:space="preserve">(13), 2113–2126. https://doi.org/10.1002/sim.1461</w:t>
+      </w:r>
     </w:p>
     <w:p>
       <w:pPr>
@@ -11771,19 +12210,8 @@
         <w:t xml:space="preserve">Psychological Methods, 20</w:t>
       </w:r>
       <w:r>
-        <w:t xml:space="preserve">(3), 375–393.</w:t>
-      </w:r>
-      <w:r>
-        <w:t xml:space="preserve"> </w:t>
-      </w:r>
-      <w:hyperlink r:id="rId67">
-        <w:r>
-          <w:rPr>
-            <w:rStyle w:val="Hyperlink"/>
-          </w:rPr>
-          <w:t xml:space="preserve">https://doi.org/10.1037/met0000011</w:t>
-        </w:r>
-      </w:hyperlink>
+        <w:t xml:space="preserve">(3), 375–393. https://doi.org/10.1037/met0000011</w:t>
+      </w:r>
     </w:p>
     <w:p>
       <w:pPr>
@@ -11845,19 +12273,8 @@
         <w:t xml:space="preserve">Psychometrika, 60</w:t>
       </w:r>
       <w:r>
-        <w:t xml:space="preserve">(3), 419–435.</w:t>
-      </w:r>
-      <w:r>
-        <w:t xml:space="preserve"> </w:t>
-      </w:r>
-      <w:hyperlink r:id="rId68">
-        <w:r>
-          <w:rPr>
-            <w:rStyle w:val="Hyperlink"/>
-          </w:rPr>
-          <w:t xml:space="preserve">https://doi.org/10.1007/BF02294384</w:t>
-        </w:r>
-      </w:hyperlink>
+        <w:t xml:space="preserve">(3), 419–435. https://doi.org/10.1007/BF02294384</w:t>
+      </w:r>
     </w:p>
     <w:p>
       <w:pPr>
@@ -11940,19 +12357,8 @@
         <w:t xml:space="preserve">Worldwide Governance Indicators</w:t>
       </w:r>
       <w:r>
-        <w:t xml:space="preserve">.</w:t>
-      </w:r>
-      <w:r>
-        <w:t xml:space="preserve"> </w:t>
-      </w:r>
-      <w:hyperlink r:id="rId69">
-        <w:r>
-          <w:rPr>
-            <w:rStyle w:val="Hyperlink"/>
-          </w:rPr>
-          <w:t xml:space="preserve">https://info.worldbank.org/governance/wgi/</w:t>
-        </w:r>
-      </w:hyperlink>
+        <w:t xml:space="preserve">. https://info.worldbank.org/governance/wgi/</w:t>
+      </w:r>
     </w:p>
     <w:p>
       <w:pPr>
@@ -12003,8 +12409,8 @@
         </w:pict>
       </w:r>
     </w:p>
-    <w:bookmarkEnd w:id="70"/>
-    <w:bookmarkStart w:id="71" w:name="supplementary-materials-osf"/>
+    <w:bookmarkEnd w:id="80"/>
+    <w:bookmarkStart w:id="81" w:name="supplementary-materials-osf"/>
     <w:p>
       <w:pPr>
         <w:pStyle w:val="Heading2"/>
@@ -12182,18 +12588,7 @@
         <w:t xml:space="preserve">Supp-M</w:t>
       </w:r>
       <w:r>
-        <w:t xml:space="preserve">. All items are deposited on OSF (</w:t>
-      </w:r>
-      <w:hyperlink r:id="rId29">
-        <w:r>
-          <w:rPr>
-            <w:rStyle w:val="Hyperlink"/>
-          </w:rPr>
-          <w:t xml:space="preserve">https://osf.io/z37kn</w:t>
-        </w:r>
-      </w:hyperlink>
-      <w:r>
-        <w:t xml:space="preserve">).</w:t>
+        <w:t xml:space="preserve">. All items are deposited on OSF (https://osf.io/z37kn).</w:t>
       </w:r>
     </w:p>
     <w:p>
@@ -12270,7 +12665,7 @@
           <w:iCs/>
           <w:i/>
         </w:rPr>
-        <w:t xml:space="preserve">11,966 word-equivalents, within MIR's</w:t>
+        <w:t xml:space="preserve">11,966 word-equivalents, within MIR’s</w:t>
       </w:r>
       <w:r>
         <w:rPr>
@@ -12331,32 +12726,12 @@
           <w:iCs/>
           <w:i/>
         </w:rPr>
-        <w:t xml:space="preserve">consistency check), the detailed eligibility criteria, the cDAI and DPL subgroup tables, the full robustness-checks table, the Section 3.2 PRISMA screening narrative, and extended methodological notes are migrated to OSF as Supp-A through Supp-M (</w:t>
-      </w:r>
-      <w:hyperlink r:id="rId29">
-        <w:r>
-          <w:rPr>
-            <w:rStyle w:val="Hyperlink"/>
-            <w:iCs/>
-            <w:i/>
-          </w:rPr>
-          <w:t xml:space="preserve">https://osf.io/z37kn</w:t>
-        </w:r>
-      </w:hyperlink>
-      <w:r>
-        <w:rPr>
-          <w:iCs/>
-          <w:i/>
-        </w:rPr>
-        <w:t xml:space="preserve">). Analyses use the verified baseline corpus (k = 238 studies, K = 288 effect sizes); the formal WoS/Scopus search expansion is ongoing and will be incorporated at revision. Effect-size coding follows the standardized protocol summarized in Section 3.4 and detailed in Supp-B.</w:t>
-      </w:r>
-    </w:p>
-    <w:bookmarkEnd w:id="71"/>
-    <w:bookmarkEnd w:id="72"/>
-    <w:sectPr>
-      <w:pgSz w:h="16838" w:w="11906"/>
-      <w:pgMar w:bottom="1417" w:left="1417" w:right="1417" w:top="1417"/>
-    </w:sectPr>
+        <w:t xml:space="preserve">consistency check), the detailed eligibility criteria, the cDAI and DPL subgroup tables, the full robustness-checks table, the Section 3.2 PRISMA screening narrative, and extended methodological notes are migrated to OSF as Supp-A through Supp-M (https://osf.io/z37kn). Analyses use the verified baseline corpus (k = 238 studies, K = 288 effect sizes); the formal WoS/Scopus search expansion is ongoing and will be incorporated at revision. Effect-size coding follows the standardized protocol summarized in Section 3.4 and detailed in Supp-B.</w:t>
+      </w:r>
+    </w:p>
+    <w:bookmarkEnd w:id="81"/>
+    <w:bookmarkEnd w:id="82"/>
+    <w:sectPr/>
   </w:body>
 </w:document>
 </file>
@@ -12462,123 +12837,8 @@
       </w:pPr>
     </w:lvl>
   </w:abstractNum>
-  <w:abstractNum w:abstractNumId="99411">
-    <w:nsid w:val="A99411"/>
-    <w:multiLevelType w:val="multilevel"/>
-    <w:lvl w:ilvl="0">
-      <w:start w:val="1"/>
-      <w:numFmt w:val="decimal"/>
-      <w:lvlText w:val="%1."/>
-      <w:lvlJc w:val="left"/>
-      <w:pPr>
-        <w:ind w:left="720" w:hanging="480"/>
-      </w:pPr>
-    </w:lvl>
-    <w:lvl w:ilvl="1">
-      <w:start w:val="1"/>
-      <w:numFmt w:val="decimal"/>
-      <w:lvlText w:val="%2."/>
-      <w:lvlJc w:val="left"/>
-      <w:pPr>
-        <w:ind w:left="1440" w:hanging="480"/>
-      </w:pPr>
-    </w:lvl>
-    <w:lvl w:ilvl="2">
-      <w:start w:val="1"/>
-      <w:numFmt w:val="decimal"/>
-      <w:lvlText w:val="%3."/>
-      <w:lvlJc w:val="left"/>
-      <w:pPr>
-        <w:ind w:left="2160" w:hanging="480"/>
-      </w:pPr>
-    </w:lvl>
-    <w:lvl w:ilvl="3">
-      <w:start w:val="1"/>
-      <w:numFmt w:val="decimal"/>
-      <w:lvlText w:val="%4."/>
-      <w:lvlJc w:val="left"/>
-      <w:pPr>
-        <w:ind w:left="2880" w:hanging="480"/>
-      </w:pPr>
-    </w:lvl>
-    <w:lvl w:ilvl="4">
-      <w:start w:val="1"/>
-      <w:numFmt w:val="decimal"/>
-      <w:lvlText w:val="%5."/>
-      <w:lvlJc w:val="left"/>
-      <w:pPr>
-        <w:ind w:left="3600" w:hanging="480"/>
-      </w:pPr>
-    </w:lvl>
-    <w:lvl w:ilvl="5">
-      <w:start w:val="1"/>
-      <w:numFmt w:val="decimal"/>
-      <w:lvlText w:val="%6."/>
-      <w:lvlJc w:val="left"/>
-      <w:pPr>
-        <w:ind w:left="4320" w:hanging="480"/>
-      </w:pPr>
-    </w:lvl>
-    <w:lvl w:ilvl="6">
-      <w:start w:val="1"/>
-      <w:numFmt w:val="decimal"/>
-      <w:lvlText w:val="%7."/>
-      <w:lvlJc w:val="left"/>
-      <w:pPr>
-        <w:ind w:left="5040" w:hanging="480"/>
-      </w:pPr>
-    </w:lvl>
-    <w:lvl w:ilvl="7">
-      <w:start w:val="1"/>
-      <w:numFmt w:val="decimal"/>
-      <w:lvlText w:val="%8."/>
-      <w:lvlJc w:val="left"/>
-      <w:pPr>
-        <w:ind w:left="5760" w:hanging="480"/>
-      </w:pPr>
-    </w:lvl>
-    <w:lvl w:ilvl="8">
-      <w:start w:val="1"/>
-      <w:numFmt w:val="decimal"/>
-      <w:lvlText w:val="%9."/>
-      <w:lvlJc w:val="left"/>
-      <w:pPr>
-        <w:ind w:left="6480" w:hanging="480"/>
-      </w:pPr>
-    </w:lvl>
-  </w:abstractNum>
   <w:num w:numId="1000">
     <w:abstractNumId w:val="990"/>
-  </w:num>
-  <w:num w:numId="1001">
-    <w:abstractNumId w:val="99411"/>
-    <w:lvlOverride w:ilvl="0">
-      <w:startOverride w:val="1"/>
-    </w:lvlOverride>
-    <w:lvlOverride w:ilvl="1">
-      <w:startOverride w:val="1"/>
-    </w:lvlOverride>
-    <w:lvlOverride w:ilvl="2">
-      <w:startOverride w:val="1"/>
-    </w:lvlOverride>
-    <w:lvlOverride w:ilvl="3">
-      <w:startOverride w:val="1"/>
-    </w:lvlOverride>
-    <w:lvlOverride w:ilvl="4">
-      <w:startOverride w:val="1"/>
-    </w:lvlOverride>
-    <w:lvlOverride w:ilvl="5">
-      <w:startOverride w:val="1"/>
-    </w:lvlOverride>
-    <w:lvlOverride w:ilvl="6">
-      <w:startOverride w:val="1"/>
-    </w:lvlOverride>
-    <w:lvlOverride w:ilvl="7">
-      <w:startOverride w:val="1"/>
-    </w:lvlOverride>
-    <w:lvlOverride w:ilvl="8">
-      <w:startOverride w:val="1"/>
-    </w:lvlOverride>
   </w:num>
 </w:numbering>
 </file>
@@ -12604,59 +12864,29 @@
   <w:style w:default="1" w:styleId="Normal" w:type="paragraph">
     <w:name w:val="Normal"/>
     <w:qFormat/>
-    <w:pPr>
-      <w:spacing w:line="276" w:lineRule="auto"/>
-      <w:jc w:val="both"/>
-    </w:pPr>
-    <w:rPr>
-      <w:rFonts w:ascii="Times New Roman" w:eastAsia="Times New Roman" w:hAnsi="Times New Roman"/>
-      <w:color w:val="000000"/>
-      <w:sz w:val="24"/>
-    </w:rPr>
   </w:style>
   <w:style w:styleId="BodyText" w:type="paragraph">
     <w:name w:val="Body Text"/>
     <w:basedOn w:val="Normal"/>
     <w:link w:val="BodyTextChar"/>
     <w:pPr>
-      <w:spacing w:after="180" w:before="180" w:line="276" w:lineRule="auto"/>
-      <w:jc w:val="both"/>
+      <w:spacing w:after="180" w:before="180"/>
     </w:pPr>
     <w:qFormat/>
-    <w:rPr>
-      <w:rFonts w:ascii="Times New Roman" w:eastAsia="Times New Roman" w:hAnsi="Times New Roman"/>
-      <w:color w:val="000000"/>
-      <w:sz w:val="24"/>
-    </w:rPr>
   </w:style>
   <w:style w:customStyle="1" w:styleId="FirstParagraph" w:type="paragraph">
     <w:name w:val="First Paragraph"/>
     <w:basedOn w:val="BodyText"/>
     <w:next w:val="BodyText"/>
     <w:qFormat/>
-    <w:pPr>
-      <w:spacing w:line="276" w:lineRule="auto"/>
-      <w:jc w:val="both"/>
-    </w:pPr>
-    <w:rPr>
-      <w:rFonts w:ascii="Times New Roman" w:eastAsia="Times New Roman" w:hAnsi="Times New Roman"/>
-      <w:color w:val="000000"/>
-      <w:sz w:val="24"/>
-    </w:rPr>
   </w:style>
   <w:style w:customStyle="1" w:styleId="Compact" w:type="paragraph">
     <w:name w:val="Compact"/>
     <w:basedOn w:val="BodyText"/>
     <w:qFormat/>
     <w:pPr>
-      <w:spacing w:after="36" w:before="36" w:line="276" w:lineRule="auto"/>
-      <w:jc w:val="both"/>
+      <w:spacing w:after="36" w:before="36"/>
     </w:pPr>
-    <w:rPr>
-      <w:rFonts w:ascii="Times New Roman" w:eastAsia="Times New Roman" w:hAnsi="Times New Roman"/>
-      <w:color w:val="000000"/>
-      <w:sz w:val="24"/>
-    </w:rPr>
   </w:style>
   <w:style w:styleId="Title" w:type="paragraph">
     <w:name w:val="Title"/>
@@ -12666,15 +12896,15 @@
     <w:pPr>
       <w:keepNext/>
       <w:keepLines/>
-      <w:spacing w:after="240" w:before="480" w:line="276" w:lineRule="auto"/>
-      <w:jc w:val="both"/>
+      <w:spacing w:after="240" w:before="480"/>
+      <w:jc w:val="center"/>
     </w:pPr>
     <w:rPr>
-      <w:rFonts w:ascii="Times New Roman" w:asciiTheme="majorHAnsi" w:cstheme="majorBidi" w:eastAsia="Times New Roman" w:eastAsiaTheme="majorEastAsia" w:hAnsi="Times New Roman" w:hAnsiTheme="majorHAnsi"/>
+      <w:rFonts w:asciiTheme="majorHAnsi" w:cstheme="majorBidi" w:eastAsiaTheme="majorEastAsia" w:hAnsiTheme="majorHAnsi"/>
       <w:b/>
       <w:bCs/>
-      <w:color w:val="000000"/>
-      <w:sz w:val="24"/>
+      <w:color w:themeColor="accent1" w:themeShade="B5" w:val="345A8A"/>
+      <w:sz w:val="36"/>
       <w:szCs w:val="36"/>
     </w:rPr>
   </w:style>
@@ -12686,13 +12916,11 @@
     <w:pPr>
       <w:keepNext/>
       <w:keepLines/>
-      <w:spacing w:after="240" w:before="240" w:line="276" w:lineRule="auto"/>
-      <w:jc w:val="both"/>
+      <w:spacing w:after="240" w:before="240"/>
+      <w:jc w:val="center"/>
     </w:pPr>
     <w:rPr>
-      <w:rFonts w:ascii="Times New Roman" w:eastAsia="Times New Roman" w:hAnsi="Times New Roman"/>
-      <w:color w:val="000000"/>
-      <w:sz w:val="24"/>
+      <w:sz w:val="30"/>
       <w:szCs w:val="30"/>
     </w:rPr>
   </w:style>
@@ -12703,14 +12931,8 @@
     <w:pPr>
       <w:keepNext/>
       <w:keepLines/>
-      <w:spacing w:line="276" w:lineRule="auto"/>
-      <w:jc w:val="both"/>
+      <w:jc w:val="center"/>
     </w:pPr>
-    <w:rPr>
-      <w:rFonts w:ascii="Times New Roman" w:eastAsia="Times New Roman" w:hAnsi="Times New Roman"/>
-      <w:color w:val="000000"/>
-      <w:sz w:val="24"/>
-    </w:rPr>
   </w:style>
   <w:style w:styleId="Date" w:type="paragraph">
     <w:name w:val="Date"/>
@@ -12719,14 +12941,8 @@
     <w:pPr>
       <w:keepNext/>
       <w:keepLines/>
-      <w:spacing w:line="276" w:lineRule="auto"/>
-      <w:jc w:val="both"/>
+      <w:jc w:val="center"/>
     </w:pPr>
-    <w:rPr>
-      <w:rFonts w:ascii="Times New Roman" w:eastAsia="Times New Roman" w:hAnsi="Times New Roman"/>
-      <w:color w:val="000000"/>
-      <w:sz w:val="24"/>
-    </w:rPr>
   </w:style>
   <w:style w:customStyle="1" w:styleId="AbstractTitle" w:type="paragraph">
     <w:name w:val="Abstract Title"/>
@@ -12736,15 +12952,15 @@
     <w:pPr>
       <w:keepNext/>
       <w:keepLines/>
-      <w:jc w:val="both"/>
-      <w:spacing w:after="0" w:before="300" w:line="276" w:lineRule="auto"/>
+      <w:jc w:val="center"/>
+      <w:spacing w:after="0" w:before="300"/>
     </w:pPr>
     <w:rPr>
-      <w:color w:val="000000"/>
-      <w:sz w:val="24"/>
+      <w:sz w:val="20"/>
       <w:szCs w:val="20"/>
-      <w:rFonts w:ascii="Times New Roman" w:eastAsia="Times New Roman" w:hAnsi="Times New Roman"/>
       <w:b/>
+      <w:color w:val="345A8A"/>
+      &gt;
     </w:rPr>
   </w:style>
   <w:style w:customStyle="1" w:styleId="Abstract" w:type="paragraph">
@@ -12755,13 +12971,10 @@
     <w:pPr>
       <w:keepNext/>
       <w:keepLines/>
-      <w:spacing w:after="300" w:before="100" w:line="276" w:lineRule="auto"/>
-      <w:jc w:val="both"/>
+      <w:spacing w:after="300" w:before="100"/>
     </w:pPr>
     <w:rPr>
-      <w:rFonts w:ascii="Times New Roman" w:eastAsia="Times New Roman" w:hAnsi="Times New Roman"/>
-      <w:color w:val="000000"/>
-      <w:sz w:val="24"/>
+      <w:sz w:val="20"/>
       <w:szCs w:val="20"/>
     </w:rPr>
   </w:style>
@@ -12770,15 +12983,8 @@
     <w:basedOn w:val="Normal"/>
     <w:next w:val="Bibliography"/>
     <w:qFormat/>
-    <w:pPr>
-      <w:spacing w:line="276" w:lineRule="auto"/>
-      <w:jc w:val="both"/>
-    </w:pPr>
-    <w:rPr>
-      <w:rFonts w:ascii="Times New Roman" w:eastAsia="Times New Roman" w:hAnsi="Times New Roman"/>
-      <w:color w:val="000000"/>
-      <w:sz w:val="24"/>
-    </w:rPr>
+    <w:pPr/>
+    <w:rPr/>
   </w:style>
   <w:style w:styleId="Heading1" w:type="paragraph">
     <w:name w:val="Heading 1"/>
@@ -12789,16 +12995,15 @@
     <w:pPr>
       <w:keepNext/>
       <w:keepLines/>
-      <w:spacing w:after="0" w:before="480" w:line="276" w:lineRule="auto"/>
-      <w:jc w:val="both"/>
+      <w:spacing w:after="0" w:before="480"/>
       <w:outlineLvl w:val="0"/>
     </w:pPr>
     <w:rPr>
-      <w:rFonts w:ascii="Times New Roman" w:asciiTheme="majorHAnsi" w:cstheme="majorBidi" w:eastAsia="Times New Roman" w:eastAsiaTheme="majorEastAsia" w:hAnsi="Times New Roman" w:hAnsiTheme="majorHAnsi"/>
+      <w:rFonts w:asciiTheme="majorHAnsi" w:cstheme="majorBidi" w:eastAsiaTheme="majorEastAsia" w:hAnsiTheme="majorHAnsi"/>
       <w:b/>
       <w:bCs/>
-      <w:color w:val="000000"/>
-      <w:sz w:val="24"/>
+      <w:color w:themeColor="accent1" w:val="4F81BD"/>
+      <w:sz w:val="32"/>
       <w:szCs w:val="32"/>
     </w:rPr>
   </w:style>
@@ -12812,16 +13017,15 @@
     <w:pPr>
       <w:keepNext/>
       <w:keepLines/>
-      <w:spacing w:after="0" w:before="200" w:line="276" w:lineRule="auto"/>
-      <w:jc w:val="both"/>
+      <w:spacing w:after="0" w:before="200"/>
       <w:outlineLvl w:val="1"/>
     </w:pPr>
     <w:rPr>
-      <w:rFonts w:ascii="Times New Roman" w:asciiTheme="majorHAnsi" w:cstheme="majorBidi" w:eastAsia="Times New Roman" w:eastAsiaTheme="majorEastAsia" w:hAnsi="Times New Roman" w:hAnsiTheme="majorHAnsi"/>
+      <w:rFonts w:asciiTheme="majorHAnsi" w:cstheme="majorBidi" w:eastAsiaTheme="majorEastAsia" w:hAnsiTheme="majorHAnsi"/>
       <w:b/>
       <w:bCs/>
-      <w:color w:val="000000"/>
-      <w:sz w:val="24"/>
+      <w:color w:themeColor="accent1" w:val="4F81BD"/>
+      <w:sz w:val="28"/>
       <w:szCs w:val="28"/>
     </w:rPr>
   </w:style>
@@ -12835,15 +13039,14 @@
     <w:pPr>
       <w:keepNext/>
       <w:keepLines/>
-      <w:spacing w:after="0" w:before="200" w:line="276" w:lineRule="auto"/>
-      <w:jc w:val="both"/>
+      <w:spacing w:after="0" w:before="200"/>
       <w:outlineLvl w:val="2"/>
     </w:pPr>
     <w:rPr>
-      <w:rFonts w:ascii="Times New Roman" w:asciiTheme="majorHAnsi" w:cstheme="majorBidi" w:eastAsia="Times New Roman" w:eastAsiaTheme="majorEastAsia" w:hAnsi="Times New Roman" w:hAnsiTheme="majorHAnsi"/>
+      <w:rFonts w:asciiTheme="majorHAnsi" w:cstheme="majorBidi" w:eastAsiaTheme="majorEastAsia" w:hAnsiTheme="majorHAnsi"/>
       <w:b/>
       <w:bCs/>
-      <w:color w:val="000000"/>
+      <w:color w:themeColor="accent1" w:val="4F81BD"/>
       <w:sz w:val="24"/>
       <w:szCs w:val="24"/>
     </w:rPr>
@@ -12858,15 +13061,14 @@
     <w:pPr>
       <w:keepNext/>
       <w:keepLines/>
-      <w:spacing w:after="0" w:before="200" w:line="276" w:lineRule="auto"/>
-      <w:jc w:val="both"/>
+      <w:spacing w:after="0" w:before="200"/>
       <w:outlineLvl w:val="3"/>
     </w:pPr>
     <w:rPr>
-      <w:rFonts w:ascii="Times New Roman" w:asciiTheme="majorHAnsi" w:cstheme="majorBidi" w:eastAsia="Times New Roman" w:eastAsiaTheme="majorEastAsia" w:hAnsi="Times New Roman" w:hAnsiTheme="majorHAnsi"/>
+      <w:rFonts w:asciiTheme="majorHAnsi" w:cstheme="majorBidi" w:eastAsiaTheme="majorEastAsia" w:hAnsiTheme="majorHAnsi"/>
       <w:i/>
       <w:bCs/>
-      <w:color w:val="000000"/>
+      <w:color w:themeColor="accent1" w:val="4F81BD"/>
       <w:sz w:val="24"/>
       <w:szCs w:val="24"/>
     </w:rPr>
@@ -12881,14 +13083,13 @@
     <w:pPr>
       <w:keepNext/>
       <w:keepLines/>
-      <w:spacing w:after="0" w:before="200" w:line="276" w:lineRule="auto"/>
-      <w:jc w:val="both"/>
+      <w:spacing w:after="0" w:before="200"/>
       <w:outlineLvl w:val="4"/>
     </w:pPr>
     <w:rPr>
-      <w:rFonts w:ascii="Times New Roman" w:asciiTheme="majorHAnsi" w:cstheme="majorBidi" w:eastAsia="Times New Roman" w:eastAsiaTheme="majorEastAsia" w:hAnsi="Times New Roman" w:hAnsiTheme="majorHAnsi"/>
+      <w:rFonts w:asciiTheme="majorHAnsi" w:cstheme="majorBidi" w:eastAsiaTheme="majorEastAsia" w:hAnsiTheme="majorHAnsi"/>
       <w:iCs/>
-      <w:color w:val="000000"/>
+      <w:color w:themeColor="accent1" w:val="4F81BD"/>
       <w:sz w:val="24"/>
       <w:szCs w:val="24"/>
     </w:rPr>
@@ -12903,13 +13104,12 @@
     <w:pPr>
       <w:keepNext/>
       <w:keepLines/>
-      <w:spacing w:after="0" w:before="200" w:line="276" w:lineRule="auto"/>
-      <w:jc w:val="both"/>
+      <w:spacing w:after="0" w:before="200"/>
       <w:outlineLvl w:val="5"/>
     </w:pPr>
     <w:rPr>
-      <w:rFonts w:ascii="Times New Roman" w:asciiTheme="majorHAnsi" w:cstheme="majorBidi" w:eastAsia="Times New Roman" w:eastAsiaTheme="majorEastAsia" w:hAnsi="Times New Roman" w:hAnsiTheme="majorHAnsi"/>
-      <w:color w:val="000000"/>
+      <w:rFonts w:asciiTheme="majorHAnsi" w:cstheme="majorBidi" w:eastAsiaTheme="majorEastAsia" w:hAnsiTheme="majorHAnsi"/>
+      <w:color w:themeColor="accent1" w:val="4F81BD"/>
       <w:sz w:val="24"/>
       <w:szCs w:val="24"/>
     </w:rPr>
@@ -12924,13 +13124,12 @@
     <w:pPr>
       <w:keepNext/>
       <w:keepLines/>
-      <w:spacing w:after="0" w:before="200" w:line="276" w:lineRule="auto"/>
-      <w:jc w:val="both"/>
+      <w:spacing w:after="0" w:before="200"/>
       <w:outlineLvl w:val="6"/>
     </w:pPr>
     <w:rPr>
-      <w:rFonts w:ascii="Times New Roman" w:asciiTheme="majorHAnsi" w:cstheme="majorBidi" w:eastAsia="Times New Roman" w:eastAsiaTheme="majorEastAsia" w:hAnsi="Times New Roman" w:hAnsiTheme="majorHAnsi"/>
-      <w:color w:val="000000"/>
+      <w:rFonts w:asciiTheme="majorHAnsi" w:cstheme="majorBidi" w:eastAsiaTheme="majorEastAsia" w:hAnsiTheme="majorHAnsi"/>
+      <w:color w:themeColor="accent1" w:val="4F81BD"/>
       <w:sz w:val="24"/>
       <w:szCs w:val="24"/>
     </w:rPr>
@@ -12945,13 +13144,12 @@
     <w:pPr>
       <w:keepNext/>
       <w:keepLines/>
-      <w:spacing w:after="0" w:before="200" w:line="276" w:lineRule="auto"/>
-      <w:jc w:val="both"/>
+      <w:spacing w:after="0" w:before="200"/>
       <w:outlineLvl w:val="7"/>
     </w:pPr>
     <w:rPr>
-      <w:rFonts w:ascii="Times New Roman" w:asciiTheme="majorHAnsi" w:cstheme="majorBidi" w:eastAsia="Times New Roman" w:eastAsiaTheme="majorEastAsia" w:hAnsi="Times New Roman" w:hAnsiTheme="majorHAnsi"/>
-      <w:color w:val="000000"/>
+      <w:rFonts w:asciiTheme="majorHAnsi" w:cstheme="majorBidi" w:eastAsiaTheme="majorEastAsia" w:hAnsiTheme="majorHAnsi"/>
+      <w:color w:themeColor="accent1" w:val="4F81BD"/>
       <w:sz w:val="24"/>
       <w:szCs w:val="24"/>
     </w:rPr>
@@ -12966,13 +13164,12 @@
     <w:pPr>
       <w:keepNext/>
       <w:keepLines/>
-      <w:spacing w:after="0" w:before="200" w:line="276" w:lineRule="auto"/>
-      <w:jc w:val="both"/>
+      <w:spacing w:after="0" w:before="200"/>
       <w:outlineLvl w:val="8"/>
     </w:pPr>
     <w:rPr>
-      <w:rFonts w:ascii="Times New Roman" w:asciiTheme="majorHAnsi" w:cstheme="majorBidi" w:eastAsia="Times New Roman" w:eastAsiaTheme="majorEastAsia" w:hAnsi="Times New Roman" w:hAnsiTheme="majorHAnsi"/>
-      <w:color w:val="000000"/>
+      <w:rFonts w:asciiTheme="majorHAnsi" w:cstheme="majorBidi" w:eastAsiaTheme="majorEastAsia" w:hAnsiTheme="majorHAnsi"/>
+      <w:color w:themeColor="accent1" w:val="4F81BD"/>
       <w:sz w:val="24"/>
       <w:szCs w:val="24"/>
     </w:rPr>
@@ -12985,15 +13182,9 @@
     <w:unhideWhenUsed/>
     <w:qFormat/>
     <w:pPr>
-      <w:spacing w:after="100" w:before="100" w:line="276" w:lineRule="auto"/>
+      <w:spacing w:after="100" w:before="100"/>
       <w:ind w:firstLine="0" w:left="480" w:right="480"/>
-      <w:jc w:val="both"/>
     </w:pPr>
-    <w:rPr>
-      <w:rFonts w:ascii="Times New Roman" w:eastAsia="Times New Roman" w:hAnsi="Times New Roman"/>
-      <w:color w:val="000000"/>
-      <w:sz w:val="24"/>
-    </w:rPr>
   </w:style>
   <w:style w:styleId="FootnoteText" w:type="paragraph">
     <w:name w:val="Footnote Text"/>
@@ -13002,25 +13193,11 @@
     <w:uiPriority w:val="9"/>
     <w:unhideWhenUsed/>
     <w:qFormat/>
-    <w:pPr>
-      <w:spacing w:line="276" w:lineRule="auto"/>
-      <w:jc w:val="both"/>
-    </w:pPr>
-    <w:rPr>
-      <w:rFonts w:ascii="Times New Roman" w:eastAsia="Times New Roman" w:hAnsi="Times New Roman"/>
-      <w:color w:val="000000"/>
-      <w:sz w:val="24"/>
-    </w:rPr>
   </w:style>
   <w:style w:default="1" w:styleId="DefaultParagraphFont" w:type="character">
     <w:name w:val="Default Paragraph Font"/>
     <w:semiHidden/>
     <w:unhideWhenUsed/>
-    <w:rPr>
-      <w:rFonts w:ascii="Times New Roman" w:eastAsia="Times New Roman" w:hAnsi="Times New Roman"/>
-      <w:color w:val="000000"/>
-      <w:sz w:val="24"/>
-    </w:rPr>
   </w:style>
   <w:style w:default="1" w:styleId="Table" w:type="table">
     <w:name w:val="Table"/>
@@ -13028,15 +13205,6 @@
     <w:semiHidden/>
     <w:unhideWhenUsed/>
     <w:qFormat/>
-    <w:pPr>
-      <w:spacing w:line="276" w:lineRule="auto"/>
-      <w:jc w:val="both"/>
-    </w:pPr>
-    <w:rPr>
-      <w:rFonts w:ascii="Times New Roman" w:eastAsia="Times New Roman" w:hAnsi="Times New Roman"/>
-      <w:color w:val="000000"/>
-      <w:sz w:val="24"/>
-    </w:rPr>
     <w:tblPr>
       <w:tblInd w:type="dxa" w:w="0"/>
       <w:tblCellMar>
@@ -13069,42 +13237,25 @@
     <w:pPr>
       <w:keepNext/>
       <w:keepLines/>
-      <w:spacing w:after="0" w:line="276" w:lineRule="auto"/>
-      <w:jc w:val="both"/>
+      <w:spacing w:after="0"/>
     </w:pPr>
     <w:rPr>
-      <w:rFonts w:ascii="Times New Roman" w:eastAsia="Times New Roman" w:hAnsi="Times New Roman"/>
       <w:b/>
-      <w:color w:val="000000"/>
-      <w:sz w:val="24"/>
     </w:rPr>
   </w:style>
   <w:style w:customStyle="1" w:styleId="Definition" w:type="paragraph">
     <w:name w:val="Definition"/>
     <w:basedOn w:val="Normal"/>
-    <w:pPr>
-      <w:spacing w:line="276" w:lineRule="auto"/>
-      <w:jc w:val="both"/>
-    </w:pPr>
-    <w:rPr>
-      <w:rFonts w:ascii="Times New Roman" w:eastAsia="Times New Roman" w:hAnsi="Times New Roman"/>
-      <w:color w:val="000000"/>
-      <w:sz w:val="24"/>
-    </w:rPr>
   </w:style>
   <w:style w:styleId="Caption" w:type="paragraph">
     <w:name w:val="Caption"/>
     <w:basedOn w:val="Normal"/>
     <w:link w:val="BodyTextChar"/>
     <w:pPr>
-      <w:spacing w:after="120" w:before="0" w:line="276" w:lineRule="auto"/>
-      <w:jc w:val="both"/>
+      <w:spacing w:after="120" w:before="0"/>
     </w:pPr>
     <w:rPr>
-      <w:rFonts w:ascii="Times New Roman" w:eastAsia="Times New Roman" w:hAnsi="Times New Roman"/>
       <w:i/>
-      <w:color w:val="000000"/>
-      <w:sz w:val="24"/>
     </w:rPr>
   </w:style>
   <w:style w:customStyle="1" w:styleId="TableCaption" w:type="paragraph">
@@ -13112,90 +13263,44 @@
     <w:basedOn w:val="Caption"/>
     <w:pPr>
       <w:keepNext/>
-      <w:spacing w:line="276" w:lineRule="auto"/>
-      <w:jc w:val="both"/>
     </w:pPr>
-    <w:rPr>
-      <w:rFonts w:ascii="Times New Roman" w:eastAsia="Times New Roman" w:hAnsi="Times New Roman"/>
-      <w:color w:val="000000"/>
-      <w:sz w:val="24"/>
-    </w:rPr>
   </w:style>
   <w:style w:customStyle="1" w:styleId="ImageCaption" w:type="paragraph">
     <w:name w:val="Image Caption"/>
     <w:basedOn w:val="Caption"/>
-    <w:pPr>
-      <w:spacing w:line="276" w:lineRule="auto"/>
-      <w:jc w:val="both"/>
-    </w:pPr>
-    <w:rPr>
-      <w:rFonts w:ascii="Times New Roman" w:eastAsia="Times New Roman" w:hAnsi="Times New Roman"/>
-      <w:color w:val="000000"/>
-      <w:sz w:val="24"/>
-    </w:rPr>
   </w:style>
   <w:style w:customStyle="1" w:styleId="Figure" w:type="paragraph">
     <w:name w:val="Figure"/>
     <w:basedOn w:val="Normal"/>
-    <w:pPr>
-      <w:spacing w:line="276" w:lineRule="auto"/>
-      <w:jc w:val="both"/>
-    </w:pPr>
-    <w:rPr>
-      <w:rFonts w:ascii="Times New Roman" w:eastAsia="Times New Roman" w:hAnsi="Times New Roman"/>
-      <w:color w:val="000000"/>
-      <w:sz w:val="24"/>
-    </w:rPr>
   </w:style>
   <w:style w:customStyle="1" w:styleId="CaptionedFigure" w:type="paragraph">
     <w:name w:val="Captioned Figure"/>
     <w:basedOn w:val="Figure"/>
     <w:pPr>
       <w:keepNext/>
-      <w:spacing w:line="276" w:lineRule="auto"/>
-      <w:jc w:val="both"/>
     </w:pPr>
-    <w:rPr>
-      <w:rFonts w:ascii="Times New Roman" w:eastAsia="Times New Roman" w:hAnsi="Times New Roman"/>
-      <w:color w:val="000000"/>
-      <w:sz w:val="24"/>
-    </w:rPr>
   </w:style>
   <w:style w:customStyle="1" w:styleId="BodyTextChar" w:type="character">
     <w:name w:val="Body Text Char"/>
     <w:basedOn w:val="DefaultParagraphFont"/>
     <w:link w:val="BodyText"/>
-    <w:rPr>
-      <w:rFonts w:ascii="Times New Roman" w:eastAsia="Times New Roman" w:hAnsi="Times New Roman"/>
-      <w:color w:val="000000"/>
-      <w:sz w:val="24"/>
-    </w:rPr>
   </w:style>
   <w:style w:customStyle="1" w:styleId="VerbatimChar" w:type="character">
     <w:name w:val="Verbatim Char"/>
     <w:basedOn w:val="BodyTextChar"/>
     <w:rPr>
-      <w:rFonts w:ascii="Times New Roman" w:eastAsia="Times New Roman" w:hAnsi="Times New Roman"/>
-      <w:color w:val="000000"/>
-      <w:sz w:val="24"/>
+      <w:rFonts w:ascii="Consolas" w:hAnsi="Consolas"/>
+      <w:sz w:val="22"/>
     </w:rPr>
   </w:style>
   <w:style w:customStyle="1" w:styleId="SectionNumber" w:type="character">
     <w:name w:val="Section Number"/>
     <w:basedOn w:val="BodyTextChar"/>
-    <w:rPr>
-      <w:rFonts w:ascii="Times New Roman" w:eastAsia="Times New Roman" w:hAnsi="Times New Roman"/>
-      <w:color w:val="000000"/>
-      <w:sz w:val="24"/>
-    </w:rPr>
   </w:style>
   <w:style w:styleId="FootnoteReference" w:type="character">
     <w:name w:val="Footnote Reference"/>
     <w:basedOn w:val="BodyTextChar"/>
     <w:rPr>
-      <w:rFonts w:ascii="Times New Roman" w:eastAsia="Times New Roman" w:hAnsi="Times New Roman"/>
-      <w:color w:val="000000"/>
-      <w:sz w:val="24"/>
       <w:vertAlign w:val="superscript"/>
     </w:rPr>
   </w:style>
@@ -13203,9 +13308,7 @@
     <w:name w:val="Hyperlink"/>
     <w:basedOn w:val="BodyTextChar"/>
     <w:rPr>
-      <w:rFonts w:ascii="Times New Roman" w:eastAsia="Times New Roman" w:hAnsi="Times New Roman"/>
-      <w:color w:val="000000"/>
-      <w:sz w:val="24"/>
+      <w:color w:themeColor="accent1" w:val="4F81BD"/>
     </w:rPr>
   </w:style>
   <w:style w:styleId="TOCHeading" w:type="paragraph">
@@ -13216,16 +13319,14 @@
     <w:unhideWhenUsed/>
     <w:qFormat/>
     <w:pPr>
-      <w:spacing w:before="240" w:line="276" w:lineRule="auto"/>
-      <w:jc w:val="both"/>
+      <w:spacing w:before="240" w:line="259" w:lineRule="auto"/>
       <w:outlineLvl w:val="9"/>
     </w:pPr>
     <w:rPr>
-      <w:rFonts w:ascii="Times New Roman" w:asciiTheme="majorHAnsi" w:cstheme="majorBidi" w:eastAsia="Times New Roman" w:eastAsiaTheme="majorEastAsia" w:hAnsi="Times New Roman" w:hAnsiTheme="majorHAnsi"/>
+      <w:rFonts w:asciiTheme="majorHAnsi" w:cstheme="majorBidi" w:eastAsiaTheme="majorEastAsia" w:hAnsiTheme="majorHAnsi"/>
       <w:b w:val="0"/>
       <w:bCs w:val="0"/>
-      <w:color w:val="000000"/>
-      <w:sz w:val="24"/>
+      <w:color w:themeColor="accent1" w:themeShade="BF" w:val="365F91"/>
     </w:rPr>
   </w:style>
   <w:style w:type="paragraph" w:customStyle="1" w:styleId="SourceCode">

--- a/dist/SUBMISSION_FINAL/P6_Meta_MIR/01_manuscript_blinded.docx
+++ b/dist/SUBMISSION_FINAL/P6_Meta_MIR/01_manuscript_blinded.docx
@@ -12365,20 +12365,20 @@
         <w:pStyle w:val="BodyText"/>
       </w:pPr>
       <w:r>
-        <w:t xml:space="preserve">Wu, J., Wang, C., Hong, J., Piperopoulos, P., &amp; Zhuo, S. (2022). Internationalization and innovation performance of emerging market enterprises: The role of host-country institutional development.</w:t>
-      </w:r>
-      <w:r>
-        <w:t xml:space="preserve"> </w:t>
-      </w:r>
-      <w:r>
-        <w:rPr>
-          <w:iCs/>
-          <w:i/>
-        </w:rPr>
-        <w:t xml:space="preserve">Journal of World Business, 52</w:t>
-      </w:r>
-      <w:r>
-        <w:t xml:space="preserve">(2), 192–203.</w:t>
+        <w:t xml:space="preserve">Wu, J., Wood, G., &amp; Khan, Z. (2022). Internationalization and firm performance: Evidence from a meta-analysis.</w:t>
+      </w:r>
+      <w:r>
+        <w:t xml:space="preserve"> </w:t>
+      </w:r>
+      <w:r>
+        <w:rPr>
+          <w:iCs/>
+          <w:i/>
+        </w:rPr>
+        <w:t xml:space="preserve">International Business Review, 31</w:t>
+      </w:r>
+      <w:r>
+        <w:t xml:space="preserve">(2), 101920. https://doi.org/10.1016/j.ibusrev.2021.101920</w:t>
       </w:r>
     </w:p>
     <w:p>
